--- a/docs/manuals/金桥融通WMS货主管理员操作手册.docx
+++ b/docs/manuals/金桥融通WMS货主管理员操作手册.docx
@@ -13,7 +13,7 @@
         <w:rPr/>
         <w:drawing>
           <wp:inline distT="0" distB="0" distL="0" distR="0">
-            <wp:extent cx="9753600" cy="9753600"/>
+            <wp:extent cx="838200" cy="838200"/>
             <wp:effectExtent l="0" t="0" r="0" b="0"/>
             <wp:docPr id="1" name="Image1" descr="" title="金桥融通"/>
             <wp:cNvGraphicFramePr>
@@ -37,7 +37,7 @@
                   <pic:spPr bwMode="auto">
                     <a:xfrm>
                       <a:off x="0" y="0"/>
-                      <a:ext cx="9753600" cy="9753600"/>
+                      <a:ext cx="838200" cy="838200"/>
                     </a:xfrm>
                     <a:prstGeom prst="rect">
                       <a:avLst/>
@@ -117,7 +117,7 @@
       </w:r>
       <w:r>
         <w:rPr/>
-        <w:t>V2.0</w:t>
+        <w:t>V2.1</w:t>
       </w:r>
     </w:p>
     <w:p>
@@ -134,7 +134,7 @@
       </w:r>
       <w:r>
         <w:rPr/>
-        <w:t xml:space="preserve">2026-08-04 </w:t>
+        <w:t xml:space="preserve">2026-09-07 </w:t>
       </w:r>
       <w:r>
         <w:rPr/>
@@ -190,6 +190,7 @@
     <w:p>
       <w:pPr>
         <w:pStyle w:val="Heading1"/>
+        <w:pageBreakBefore w:val="1"/>
         <w:bidi w:val="0"/>
         <w:jc w:val="start"/>
         <w:rPr/>
@@ -294,7 +295,33 @@
         <w:jc w:val="start"/>
         <w:rPr/>
       </w:pPr>
-      <w:hyperlink w:anchor="section-4-账号和数据范围">
+      <w:hyperlink w:anchor="section-4-登录失效与切换账号">
+        <w:r>
+          <w:rPr>
+            <w:rStyle w:val="Hyperlink"/>
+          </w:rPr>
+          <w:t>登录失效与切换账号</w:t>
+        </w:r>
+      </w:hyperlink>
+    </w:p>
+    <w:p>
+      <w:pPr>
+        <w:pStyle w:val="BodyText"/>
+        <w:numPr>
+          <w:ilvl w:val="0"/>
+          <w:numId w:val="1"/>
+        </w:numPr>
+        <w:tabs>
+          <w:tab w:val="clear" w:pos="1134"/>
+          <w:tab w:val="left" w:pos="709" w:leader="none"/>
+        </w:tabs>
+        <w:bidi w:val="0"/>
+        <w:spacing w:before="0" w:after="0"/>
+        <w:ind w:hanging="283" w:start="709"/>
+        <w:jc w:val="start"/>
+        <w:rPr/>
+      </w:pPr>
+      <w:hyperlink w:anchor="section-5-账号和数据范围">
         <w:r>
           <w:rPr>
             <w:rStyle w:val="Hyperlink"/>
@@ -320,7 +347,7 @@
         <w:jc w:val="start"/>
         <w:rPr/>
       </w:pPr>
-      <w:hyperlink w:anchor="section-5-通用操作原则">
+      <w:hyperlink w:anchor="section-6-通用操作原则">
         <w:r>
           <w:rPr>
             <w:rStyle w:val="Hyperlink"/>
@@ -346,7 +373,7 @@
         <w:jc w:val="start"/>
         <w:rPr/>
       </w:pPr>
-      <w:hyperlink w:anchor="section-6-修改密码与退出">
+      <w:hyperlink w:anchor="section-7-修改密码与退出">
         <w:r>
           <w:rPr>
             <w:rStyle w:val="Hyperlink"/>
@@ -372,7 +399,7 @@
         <w:jc w:val="start"/>
         <w:rPr/>
       </w:pPr>
-      <w:hyperlink w:anchor="section-7-角色职责与权限">
+      <w:hyperlink w:anchor="section-8-角色职责与权限">
         <w:r>
           <w:rPr>
             <w:rStyle w:val="Hyperlink"/>
@@ -398,7 +425,7 @@
         <w:jc w:val="start"/>
         <w:rPr/>
       </w:pPr>
-      <w:hyperlink w:anchor="section-8-每日审核顺序">
+      <w:hyperlink w:anchor="section-9-每日审核顺序">
         <w:r>
           <w:rPr>
             <w:rStyle w:val="Hyperlink"/>
@@ -424,7 +451,7 @@
         <w:jc w:val="start"/>
         <w:rPr/>
       </w:pPr>
-      <w:hyperlink w:anchor="section-9-订单审核通过">
+      <w:hyperlink w:anchor="section-10-订单审核通过">
         <w:r>
           <w:rPr>
             <w:rStyle w:val="Hyperlink"/>
@@ -450,7 +477,7 @@
         <w:jc w:val="start"/>
         <w:rPr/>
       </w:pPr>
-      <w:hyperlink w:anchor="section-10-退回修改">
+      <w:hyperlink w:anchor="section-11-退回修改">
         <w:r>
           <w:rPr>
             <w:rStyle w:val="Hyperlink"/>
@@ -476,7 +503,7 @@
         <w:jc w:val="start"/>
         <w:rPr/>
       </w:pPr>
-      <w:hyperlink w:anchor="section-11-取消订单">
+      <w:hyperlink w:anchor="section-12-取消订单">
         <w:r>
           <w:rPr>
             <w:rStyle w:val="Hyperlink"/>
@@ -502,7 +529,7 @@
         <w:jc w:val="start"/>
         <w:rPr/>
       </w:pPr>
-      <w:hyperlink w:anchor="section-12-库存与履约报表">
+      <w:hyperlink w:anchor="section-13-库存与履约报表">
         <w:r>
           <w:rPr>
             <w:rStyle w:val="Hyperlink"/>
@@ -528,7 +555,7 @@
         <w:jc w:val="start"/>
         <w:rPr/>
       </w:pPr>
-      <w:hyperlink w:anchor="section-13-计费与账单核对">
+      <w:hyperlink w:anchor="section-14-计费与账单核对">
         <w:r>
           <w:rPr>
             <w:rStyle w:val="Hyperlink"/>
@@ -554,7 +581,7 @@
         <w:jc w:val="start"/>
         <w:rPr/>
       </w:pPr>
-      <w:hyperlink w:anchor="section-14-月结确认清单">
+      <w:hyperlink w:anchor="section-15-月结确认清单">
         <w:r>
           <w:rPr>
             <w:rStyle w:val="Hyperlink"/>
@@ -580,7 +607,7 @@
         <w:jc w:val="start"/>
         <w:rPr/>
       </w:pPr>
-      <w:hyperlink w:anchor="section-15-常见状态与控制点">
+      <w:hyperlink w:anchor="section-16-常见状态与控制点">
         <w:r>
           <w:rPr>
             <w:rStyle w:val="Hyperlink"/>
@@ -606,7 +633,7 @@
         <w:jc w:val="start"/>
         <w:rPr/>
       </w:pPr>
-      <w:hyperlink w:anchor="section-16-异常处理与问题上报">
+      <w:hyperlink w:anchor="section-17-异常处理与问题上报">
         <w:r>
           <w:rPr>
             <w:rStyle w:val="Hyperlink"/>
@@ -632,7 +659,7 @@
         <w:jc w:val="start"/>
         <w:rPr/>
       </w:pPr>
-      <w:hyperlink w:anchor="section-17-无法登录或菜单缺失">
+      <w:hyperlink w:anchor="section-18-无法登录或菜单缺失">
         <w:r>
           <w:rPr>
             <w:rStyle w:val="Hyperlink"/>
@@ -658,7 +685,7 @@
         <w:jc w:val="start"/>
         <w:rPr/>
       </w:pPr>
-      <w:hyperlink w:anchor="section-18-数据为空或范围不正确">
+      <w:hyperlink w:anchor="section-19-数据为空或范围不正确">
         <w:r>
           <w:rPr>
             <w:rStyle w:val="Hyperlink"/>
@@ -684,7 +711,7 @@
         <w:jc w:val="start"/>
         <w:rPr/>
       </w:pPr>
-      <w:hyperlink w:anchor="section-19-网络超时或重复提交提示">
+      <w:hyperlink w:anchor="section-20-网络超时或重复提交提示">
         <w:r>
           <w:rPr>
             <w:rStyle w:val="Hyperlink"/>
@@ -710,7 +737,59 @@
         <w:jc w:val="start"/>
         <w:rPr/>
       </w:pPr>
-      <w:hyperlink w:anchor="section-20-库存-任务或账单不一致">
+      <w:hyperlink w:anchor="section-21-打印失败或打印页过期">
+        <w:r>
+          <w:rPr>
+            <w:rStyle w:val="Hyperlink"/>
+          </w:rPr>
+          <w:t>打印失败或打印页过期</w:t>
+        </w:r>
+      </w:hyperlink>
+    </w:p>
+    <w:p>
+      <w:pPr>
+        <w:pStyle w:val="BodyText"/>
+        <w:numPr>
+          <w:ilvl w:val="0"/>
+          <w:numId w:val="1"/>
+        </w:numPr>
+        <w:tabs>
+          <w:tab w:val="clear" w:pos="1134"/>
+          <w:tab w:val="left" w:pos="709" w:leader="none"/>
+        </w:tabs>
+        <w:bidi w:val="0"/>
+        <w:spacing w:before="0" w:after="0"/>
+        <w:ind w:hanging="283" w:start="709"/>
+        <w:jc w:val="start"/>
+        <w:rPr/>
+      </w:pPr>
+      <w:hyperlink w:anchor="section-22-移库-补货过账失败">
+        <w:r>
+          <w:rPr>
+            <w:rStyle w:val="Hyperlink"/>
+          </w:rPr>
+          <w:t>移库、补货过账失败</w:t>
+        </w:r>
+      </w:hyperlink>
+    </w:p>
+    <w:p>
+      <w:pPr>
+        <w:pStyle w:val="BodyText"/>
+        <w:numPr>
+          <w:ilvl w:val="0"/>
+          <w:numId w:val="1"/>
+        </w:numPr>
+        <w:tabs>
+          <w:tab w:val="clear" w:pos="1134"/>
+          <w:tab w:val="left" w:pos="709" w:leader="none"/>
+        </w:tabs>
+        <w:bidi w:val="0"/>
+        <w:spacing w:before="0" w:after="0"/>
+        <w:ind w:hanging="283" w:start="709"/>
+        <w:jc w:val="start"/>
+        <w:rPr/>
+      </w:pPr>
+      <w:hyperlink w:anchor="section-23-库存-任务或账单不一致">
         <w:r>
           <w:rPr>
             <w:rStyle w:val="Hyperlink"/>
@@ -736,7 +815,7 @@
         <w:jc w:val="start"/>
         <w:rPr/>
       </w:pPr>
-      <w:hyperlink w:anchor="section-21-问题上报模板">
+      <w:hyperlink w:anchor="section-24-问题上报模板">
         <w:r>
           <w:rPr>
             <w:rStyle w:val="Hyperlink"/>
@@ -762,7 +841,7 @@
         <w:jc w:val="start"/>
         <w:rPr/>
       </w:pPr>
-      <w:hyperlink w:anchor="section-22-日常自检与培训验收">
+      <w:hyperlink w:anchor="section-25-日常自检与培训验收">
         <w:r>
           <w:rPr>
             <w:rStyle w:val="Hyperlink"/>
@@ -788,7 +867,7 @@
         <w:jc w:val="start"/>
         <w:rPr/>
       </w:pPr>
-      <w:hyperlink w:anchor="section-23-专项手册与边界">
+      <w:hyperlink w:anchor="section-26-专项手册与边界">
         <w:r>
           <w:rPr>
             <w:rStyle w:val="Hyperlink"/>
@@ -813,7 +892,7 @@
         <w:jc w:val="start"/>
         <w:rPr/>
       </w:pPr>
-      <w:hyperlink w:anchor="section-24-文档修订记录">
+      <w:hyperlink w:anchor="section-27-文档修订记录">
         <w:r>
           <w:rPr>
             <w:rStyle w:val="Hyperlink"/>
@@ -825,6 +904,7 @@
     <w:p>
       <w:pPr>
         <w:pStyle w:val="BodyText"/>
+        <w:pageBreakBefore w:val="1"/>
         <w:bidi w:val="0"/>
         <w:jc w:val="start"/>
         <w:rPr/>
@@ -853,7 +933,7 @@
       </w:r>
       <w:r>
         <w:rPr/>
-        <w:t>V2.0</w:t>
+        <w:t>V2.1</w:t>
       </w:r>
     </w:p>
     <w:p>
@@ -875,7 +955,7 @@
       </w:r>
       <w:r>
         <w:rPr/>
-        <w:t xml:space="preserve">2026-08-04 </w:t>
+        <w:t xml:space="preserve">2026-09-07 </w:t>
       </w:r>
       <w:r>
         <w:rPr/>
@@ -1003,20 +1083,20 @@
     </w:p>
     <w:tbl>
       <w:tblPr>
-        <w:tblW w:w="3767" w:type="dxa"/>
+        <w:tblW w:w="10050" w:type="dxa"/>
         <w:jc w:val="start"/>
         <w:tblInd w:w="0" w:type="dxa"/>
         <w:tblLayout w:type="fixed"/>
         <w:tblCellMar>
-          <w:top w:w="28" w:type="dxa"/>
-          <w:start w:w="28" w:type="dxa"/>
-          <w:bottom w:w="28" w:type="dxa"/>
-          <w:end w:w="28" w:type="dxa"/>
+          <w:top w:w="80" w:type="dxa"/>
+          <w:start w:w="80" w:type="dxa"/>
+          <w:bottom w:w="80" w:type="dxa"/>
+          <w:end w:w="80" w:type="dxa"/>
         </w:tblCellMar>
       </w:tblPr>
       <w:tblGrid>
-        <w:gridCol w:w="1096"/>
-        <w:gridCol w:w="2671"/>
+        <w:gridCol w:w="3032"/>
+        <w:gridCol w:w="7017"/>
       </w:tblGrid>
       <w:tr>
         <w:trPr>
@@ -1024,42 +1104,58 @@
         </w:trPr>
         <w:tc>
           <w:tcPr>
-            <w:tcW w:w="1096" w:type="dxa"/>
-            <w:tcBorders/>
-            <w:vAlign w:val="center"/>
+            <w:tcW w:w="3032" w:type="dxa"/>
+            <w:tcBorders>
+              <w:top w:val="single" w:sz="2" w:space="0" w:color="BDC9DA"/>
+              <w:start w:val="single" w:sz="2" w:space="0" w:color="BDC9DA"/>
+              <w:bottom w:val="single" w:sz="2" w:space="0" w:color="BDC9DA"/>
+              <w:end w:val="single" w:sz="2" w:space="0" w:color="BDC9DA"/>
+            </w:tcBorders>
+            <w:shd w:fill="EAF1FD" w:val="clear"/>
           </w:tcPr>
           <w:p>
             <w:pPr>
               <w:pStyle w:val="TableHeading"/>
-              <w:suppressLineNumbers/>
               <w:bidi w:val="0"/>
               <w:spacing w:before="0" w:after="283"/>
-              <w:jc w:val="center"/>
-              <w:rPr/>
+              <w:ind w:hanging="0" w:start="0" w:end="0"/>
+              <w:rPr>
+                <w:sz w:val="18"/>
+              </w:rPr>
             </w:pPr>
             <w:r>
-              <w:rPr/>
+              <w:rPr>
+                <w:sz w:val="18"/>
+              </w:rPr>
               <w:t>项目</w:t>
             </w:r>
           </w:p>
         </w:tc>
         <w:tc>
           <w:tcPr>
-            <w:tcW w:w="2671" w:type="dxa"/>
-            <w:tcBorders/>
-            <w:vAlign w:val="center"/>
+            <w:tcW w:w="7017" w:type="dxa"/>
+            <w:tcBorders>
+              <w:top w:val="single" w:sz="2" w:space="0" w:color="BDC9DA"/>
+              <w:start w:val="single" w:sz="2" w:space="0" w:color="BDC9DA"/>
+              <w:bottom w:val="single" w:sz="2" w:space="0" w:color="BDC9DA"/>
+              <w:end w:val="single" w:sz="2" w:space="0" w:color="BDC9DA"/>
+            </w:tcBorders>
+            <w:shd w:fill="EAF1FD" w:val="clear"/>
           </w:tcPr>
           <w:p>
             <w:pPr>
               <w:pStyle w:val="TableHeading"/>
-              <w:suppressLineNumbers/>
               <w:bidi w:val="0"/>
               <w:spacing w:before="0" w:after="283"/>
-              <w:jc w:val="center"/>
-              <w:rPr/>
+              <w:ind w:hanging="0" w:start="0" w:end="0"/>
+              <w:rPr>
+                <w:sz w:val="18"/>
+              </w:rPr>
             </w:pPr>
             <w:r>
-              <w:rPr/>
+              <w:rPr>
+                <w:sz w:val="18"/>
+              </w:rPr>
               <w:t>本角色要求</w:t>
             </w:r>
           </w:p>
@@ -1069,40 +1165,58 @@
         <w:trPr/>
         <w:tc>
           <w:tcPr>
-            <w:tcW w:w="1096" w:type="dxa"/>
-            <w:tcBorders/>
-            <w:vAlign w:val="center"/>
+            <w:tcW w:w="3032" w:type="dxa"/>
+            <w:tcBorders>
+              <w:top w:val="single" w:sz="2" w:space="0" w:color="BDC9DA"/>
+              <w:start w:val="single" w:sz="2" w:space="0" w:color="BDC9DA"/>
+              <w:bottom w:val="single" w:sz="2" w:space="0" w:color="BDC9DA"/>
+              <w:end w:val="single" w:sz="2" w:space="0" w:color="BDC9DA"/>
+            </w:tcBorders>
           </w:tcPr>
           <w:p>
             <w:pPr>
               <w:pStyle w:val="TableContents"/>
               <w:bidi w:val="0"/>
               <w:spacing w:before="0" w:after="283"/>
+              <w:ind w:hanging="0" w:start="0" w:end="0"/>
               <w:jc w:val="start"/>
-              <w:rPr/>
+              <w:rPr>
+                <w:sz w:val="18"/>
+              </w:rPr>
             </w:pPr>
             <w:r>
-              <w:rPr/>
+              <w:rPr>
+                <w:sz w:val="18"/>
+              </w:rPr>
               <w:t>角色</w:t>
             </w:r>
           </w:p>
         </w:tc>
         <w:tc>
           <w:tcPr>
-            <w:tcW w:w="2671" w:type="dxa"/>
-            <w:tcBorders/>
-            <w:vAlign w:val="center"/>
+            <w:tcW w:w="7017" w:type="dxa"/>
+            <w:tcBorders>
+              <w:top w:val="single" w:sz="2" w:space="0" w:color="BDC9DA"/>
+              <w:start w:val="single" w:sz="2" w:space="0" w:color="BDC9DA"/>
+              <w:bottom w:val="single" w:sz="2" w:space="0" w:color="BDC9DA"/>
+              <w:end w:val="single" w:sz="2" w:space="0" w:color="BDC9DA"/>
+            </w:tcBorders>
           </w:tcPr>
           <w:p>
             <w:pPr>
               <w:pStyle w:val="TableContents"/>
               <w:bidi w:val="0"/>
               <w:spacing w:before="0" w:after="283"/>
+              <w:ind w:hanging="0" w:start="0" w:end="0"/>
               <w:jc w:val="start"/>
-              <w:rPr/>
+              <w:rPr>
+                <w:sz w:val="18"/>
+              </w:rPr>
             </w:pPr>
             <w:r>
-              <w:rPr/>
+              <w:rPr>
+                <w:sz w:val="18"/>
+              </w:rPr>
               <w:t>货主管理员</w:t>
             </w:r>
           </w:p>
@@ -1112,47 +1226,63 @@
         <w:trPr/>
         <w:tc>
           <w:tcPr>
-            <w:tcW w:w="1096" w:type="dxa"/>
-            <w:tcBorders/>
-            <w:vAlign w:val="center"/>
+            <w:tcW w:w="3032" w:type="dxa"/>
+            <w:tcBorders>
+              <w:top w:val="single" w:sz="2" w:space="0" w:color="BDC9DA"/>
+              <w:start w:val="single" w:sz="2" w:space="0" w:color="BDC9DA"/>
+              <w:bottom w:val="single" w:sz="2" w:space="0" w:color="BDC9DA"/>
+              <w:end w:val="single" w:sz="2" w:space="0" w:color="BDC9DA"/>
+            </w:tcBorders>
           </w:tcPr>
           <w:p>
             <w:pPr>
               <w:pStyle w:val="TableContents"/>
               <w:bidi w:val="0"/>
               <w:spacing w:before="0" w:after="283"/>
+              <w:ind w:hanging="0" w:start="0" w:end="0"/>
               <w:jc w:val="start"/>
-              <w:rPr/>
+              <w:rPr>
+                <w:sz w:val="18"/>
+              </w:rPr>
             </w:pPr>
             <w:r>
-              <w:rPr/>
+              <w:rPr>
+                <w:sz w:val="18"/>
+              </w:rPr>
               <w:t>正式权限组</w:t>
             </w:r>
           </w:p>
         </w:tc>
         <w:tc>
           <w:tcPr>
-            <w:tcW w:w="2671" w:type="dxa"/>
-            <w:tcBorders/>
-            <w:vAlign w:val="center"/>
+            <w:tcW w:w="7017" w:type="dxa"/>
+            <w:tcBorders>
+              <w:top w:val="single" w:sz="2" w:space="0" w:color="BDC9DA"/>
+              <w:start w:val="single" w:sz="2" w:space="0" w:color="BDC9DA"/>
+              <w:bottom w:val="single" w:sz="2" w:space="0" w:color="BDC9DA"/>
+              <w:end w:val="single" w:sz="2" w:space="0" w:color="BDC9DA"/>
+            </w:tcBorders>
           </w:tcPr>
           <w:p>
             <w:pPr>
               <w:pStyle w:val="TableContents"/>
               <w:bidi w:val="0"/>
               <w:spacing w:before="0" w:after="283"/>
+              <w:ind w:hanging="0" w:start="0" w:end="0"/>
               <w:jc w:val="start"/>
               <w:rPr/>
             </w:pPr>
             <w:r>
               <w:rPr>
                 <w:rStyle w:val="SourceText"/>
+                <w:sz w:val="18"/>
               </w:rPr>
               <w:t>WMS::</w:t>
             </w:r>
             <w:r>
               <w:rPr>
                 <w:rStyle w:val="SourceText"/>
+                <w:sz w:val="18"/>
               </w:rPr>
               <w:t>货主管理员</w:t>
             </w:r>
@@ -1163,48 +1293,68 @@
         <w:trPr/>
         <w:tc>
           <w:tcPr>
-            <w:tcW w:w="1096" w:type="dxa"/>
-            <w:tcBorders/>
-            <w:vAlign w:val="center"/>
+            <w:tcW w:w="3032" w:type="dxa"/>
+            <w:tcBorders>
+              <w:top w:val="single" w:sz="2" w:space="0" w:color="BDC9DA"/>
+              <w:start w:val="single" w:sz="2" w:space="0" w:color="BDC9DA"/>
+              <w:bottom w:val="single" w:sz="2" w:space="0" w:color="BDC9DA"/>
+              <w:end w:val="single" w:sz="2" w:space="0" w:color="BDC9DA"/>
+            </w:tcBorders>
           </w:tcPr>
           <w:p>
             <w:pPr>
               <w:pStyle w:val="TableContents"/>
               <w:bidi w:val="0"/>
               <w:spacing w:before="0" w:after="283"/>
+              <w:ind w:hanging="0" w:start="0" w:end="0"/>
               <w:jc w:val="start"/>
-              <w:rPr/>
+              <w:rPr>
+                <w:sz w:val="18"/>
+              </w:rPr>
             </w:pPr>
             <w:r>
-              <w:rPr/>
+              <w:rPr>
+                <w:sz w:val="18"/>
+              </w:rPr>
               <w:t>主要入口</w:t>
             </w:r>
           </w:p>
         </w:tc>
         <w:tc>
           <w:tcPr>
-            <w:tcW w:w="2671" w:type="dxa"/>
-            <w:tcBorders/>
-            <w:vAlign w:val="center"/>
+            <w:tcW w:w="7017" w:type="dxa"/>
+            <w:tcBorders>
+              <w:top w:val="single" w:sz="2" w:space="0" w:color="BDC9DA"/>
+              <w:start w:val="single" w:sz="2" w:space="0" w:color="BDC9DA"/>
+              <w:bottom w:val="single" w:sz="2" w:space="0" w:color="BDC9DA"/>
+              <w:end w:val="single" w:sz="2" w:space="0" w:color="BDC9DA"/>
+            </w:tcBorders>
           </w:tcPr>
           <w:p>
             <w:pPr>
               <w:pStyle w:val="TableContents"/>
               <w:bidi w:val="0"/>
               <w:spacing w:before="0" w:after="283"/>
+              <w:ind w:hanging="0" w:start="0" w:end="0"/>
               <w:jc w:val="start"/>
               <w:rPr/>
             </w:pPr>
             <w:r>
-              <w:rPr/>
+              <w:rPr>
+                <w:sz w:val="18"/>
+              </w:rPr>
               <w:t>货主业务端（</w:t>
             </w:r>
             <w:r>
-              <w:rPr/>
+              <w:rPr>
+                <w:sz w:val="18"/>
+              </w:rPr>
               <w:t>wmsownersale</w:t>
             </w:r>
             <w:r>
-              <w:rPr/>
+              <w:rPr>
+                <w:sz w:val="18"/>
+              </w:rPr>
               <w:t>）</w:t>
             </w:r>
           </w:p>
@@ -1214,9 +1364,42 @@
         <w:trPr/>
         <w:tc>
           <w:tcPr>
-            <w:tcW w:w="1096" w:type="dxa"/>
-            <w:tcBorders/>
-            <w:vAlign w:val="center"/>
+            <w:tcW w:w="3032" w:type="dxa"/>
+            <w:tcBorders>
+              <w:top w:val="single" w:sz="2" w:space="0" w:color="BDC9DA"/>
+              <w:start w:val="single" w:sz="2" w:space="0" w:color="BDC9DA"/>
+              <w:bottom w:val="single" w:sz="2" w:space="0" w:color="BDC9DA"/>
+              <w:end w:val="single" w:sz="2" w:space="0" w:color="BDC9DA"/>
+            </w:tcBorders>
+          </w:tcPr>
+          <w:p>
+            <w:pPr>
+              <w:pStyle w:val="TableContents"/>
+              <w:bidi w:val="0"/>
+              <w:spacing w:before="0" w:after="283"/>
+              <w:ind w:hanging="0" w:start="0" w:end="0"/>
+              <w:jc w:val="start"/>
+              <w:rPr>
+                <w:sz w:val="18"/>
+              </w:rPr>
+            </w:pPr>
+            <w:r>
+              <w:rPr>
+                <w:sz w:val="18"/>
+              </w:rPr>
+              <w:t>数据范围</w:t>
+            </w:r>
+          </w:p>
+        </w:tc>
+        <w:tc>
+          <w:tcPr>
+            <w:tcW w:w="7017" w:type="dxa"/>
+            <w:tcBorders>
+              <w:top w:val="single" w:sz="2" w:space="0" w:color="BDC9DA"/>
+              <w:start w:val="single" w:sz="2" w:space="0" w:color="BDC9DA"/>
+              <w:bottom w:val="single" w:sz="2" w:space="0" w:color="BDC9DA"/>
+              <w:end w:val="single" w:sz="2" w:space="0" w:color="BDC9DA"/>
+            </w:tcBorders>
           </w:tcPr>
           <w:p>
             <w:pPr>
@@ -1224,30 +1407,14 @@
               <w:bidi w:val="0"/>
               <w:spacing w:before="0" w:after="283"/>
               <w:jc w:val="start"/>
-              <w:rPr/>
+              <w:rPr>
+                <w:sz w:val="18"/>
+              </w:rPr>
             </w:pPr>
             <w:r>
-              <w:rPr/>
-              <w:t>数据范围</w:t>
-            </w:r>
-          </w:p>
-        </w:tc>
-        <w:tc>
-          <w:tcPr>
-            <w:tcW w:w="2671" w:type="dxa"/>
-            <w:tcBorders/>
-            <w:vAlign w:val="center"/>
-          </w:tcPr>
-          <w:p>
-            <w:pPr>
-              <w:pStyle w:val="TableContents"/>
-              <w:bidi w:val="0"/>
-              <w:spacing w:before="0" w:after="283"/>
-              <w:jc w:val="start"/>
-              <w:rPr/>
-            </w:pPr>
-            <w:r>
-              <w:rPr/>
+              <w:rPr>
+                <w:sz w:val="18"/>
+              </w:rPr>
               <w:t>一个明确的货主范围</w:t>
             </w:r>
           </w:p>
@@ -1429,10 +1596,134 @@
         <w:jc w:val="start"/>
         <w:rPr/>
       </w:pPr>
-      <w:bookmarkStart w:id="3" w:name="section-4-账号和数据范围"/>
+      <w:bookmarkStart w:id="3" w:name="section-4-登录失效与切换账号"/>
       <w:bookmarkEnd w:id="3"/>
       <w:r>
         <w:rPr/>
+        <w:t>登录失效与切换账号</w:t>
+      </w:r>
+    </w:p>
+    <w:p>
+      <w:pPr>
+        <w:pStyle w:val="BodyText"/>
+        <w:numPr>
+          <w:ilvl w:val="0"/>
+          <w:numId w:val="3"/>
+        </w:numPr>
+        <w:tabs>
+          <w:tab w:val="clear" w:pos="1134"/>
+          <w:tab w:val="left" w:pos="709" w:leader="none"/>
+        </w:tabs>
+        <w:bidi w:val="0"/>
+        <w:spacing w:before="0" w:after="0"/>
+        <w:ind w:hanging="283" w:start="709"/>
+        <w:jc w:val="start"/>
+        <w:rPr/>
+      </w:pPr>
+      <w:r>
+        <w:rPr/>
+        <w:t xml:space="preserve">使用管理员提供的正式入口；客户端的服务地址由部署配置决定，不在登录页自行改接其他服务器。 </w:t>
+      </w:r>
+    </w:p>
+    <w:p>
+      <w:pPr>
+        <w:pStyle w:val="BodyText"/>
+        <w:numPr>
+          <w:ilvl w:val="0"/>
+          <w:numId w:val="3"/>
+        </w:numPr>
+        <w:tabs>
+          <w:tab w:val="clear" w:pos="1134"/>
+          <w:tab w:val="left" w:pos="709" w:leader="none"/>
+        </w:tabs>
+        <w:bidi w:val="0"/>
+        <w:spacing w:before="0" w:after="0"/>
+        <w:ind w:hanging="283" w:start="709"/>
+        <w:jc w:val="start"/>
+        <w:rPr/>
+      </w:pPr>
+      <w:r>
+        <w:rPr/>
+        <w:t xml:space="preserve">使用过程中客户端会尝试续期登录。临时断网或服务器繁忙时先检查网络，恢复后重新查询当前单据；不能把网络故障当成业务未提交。 </w:t>
+      </w:r>
+    </w:p>
+    <w:p>
+      <w:pPr>
+        <w:pStyle w:val="BodyText"/>
+        <w:numPr>
+          <w:ilvl w:val="0"/>
+          <w:numId w:val="3"/>
+        </w:numPr>
+        <w:tabs>
+          <w:tab w:val="clear" w:pos="1134"/>
+          <w:tab w:val="left" w:pos="709" w:leader="none"/>
+        </w:tabs>
+        <w:bidi w:val="0"/>
+        <w:spacing w:before="0" w:after="0"/>
+        <w:ind w:hanging="283" w:start="709"/>
+        <w:jc w:val="start"/>
+        <w:rPr/>
+      </w:pPr>
+      <w:r>
+        <w:rPr/>
+        <w:t xml:space="preserve">明确提示登录失效并返回登录页时，重新登录本人账号，再核对角色、仓库或货主范围。 </w:t>
+      </w:r>
+    </w:p>
+    <w:p>
+      <w:pPr>
+        <w:pStyle w:val="BodyText"/>
+        <w:numPr>
+          <w:ilvl w:val="0"/>
+          <w:numId w:val="3"/>
+        </w:numPr>
+        <w:tabs>
+          <w:tab w:val="clear" w:pos="1134"/>
+          <w:tab w:val="left" w:pos="709" w:leader="none"/>
+        </w:tabs>
+        <w:bidi w:val="0"/>
+        <w:spacing w:before="0" w:after="0"/>
+        <w:ind w:hanging="283" w:start="709"/>
+        <w:jc w:val="start"/>
+        <w:rPr/>
+      </w:pPr>
+      <w:r>
+        <w:rPr/>
+        <w:t xml:space="preserve">看到“登录账号已变化”或“登录状态已变化”时停止当前操作，刷新页面并重新选择业务对象。旧账号的页面结果不能作为新账号继续操作的依据。 </w:t>
+      </w:r>
+    </w:p>
+    <w:p>
+      <w:pPr>
+        <w:pStyle w:val="BodyText"/>
+        <w:numPr>
+          <w:ilvl w:val="0"/>
+          <w:numId w:val="3"/>
+        </w:numPr>
+        <w:tabs>
+          <w:tab w:val="clear" w:pos="1134"/>
+          <w:tab w:val="left" w:pos="709" w:leader="none"/>
+        </w:tabs>
+        <w:bidi w:val="0"/>
+        <w:ind w:hanging="283" w:start="709"/>
+        <w:jc w:val="start"/>
+        <w:rPr/>
+      </w:pPr>
+      <w:r>
+        <w:rPr/>
+        <w:t xml:space="preserve">连续登录过频时按提示等待，不连续点击；仍不能登录则联系管理员检查账号。 </w:t>
+      </w:r>
+    </w:p>
+    <w:p>
+      <w:pPr>
+        <w:pStyle w:val="Heading3"/>
+        <w:bidi w:val="0"/>
+        <w:ind w:hanging="0" w:start="0" w:end="0"/>
+        <w:jc w:val="start"/>
+        <w:rPr/>
+      </w:pPr>
+      <w:bookmarkStart w:id="4" w:name="section-5-账号和数据范围"/>
+      <w:bookmarkEnd w:id="4"/>
+      <w:r>
+        <w:rPr/>
         <w:t>账号和数据范围</w:t>
       </w:r>
     </w:p>
@@ -1441,7 +1732,7 @@
         <w:pStyle w:val="BodyText"/>
         <w:numPr>
           <w:ilvl w:val="0"/>
-          <w:numId w:val="3"/>
+          <w:numId w:val="4"/>
         </w:numPr>
         <w:tabs>
           <w:tab w:val="clear" w:pos="1134"/>
@@ -1471,7 +1762,7 @@
         <w:pStyle w:val="BodyText"/>
         <w:numPr>
           <w:ilvl w:val="0"/>
-          <w:numId w:val="3"/>
+          <w:numId w:val="4"/>
         </w:numPr>
         <w:tabs>
           <w:tab w:val="clear" w:pos="1134"/>
@@ -1493,7 +1784,7 @@
         <w:pStyle w:val="BodyText"/>
         <w:numPr>
           <w:ilvl w:val="0"/>
-          <w:numId w:val="3"/>
+          <w:numId w:val="4"/>
         </w:numPr>
         <w:tabs>
           <w:tab w:val="clear" w:pos="1134"/>
@@ -1523,7 +1814,7 @@
         <w:pStyle w:val="BodyText"/>
         <w:numPr>
           <w:ilvl w:val="0"/>
-          <w:numId w:val="3"/>
+          <w:numId w:val="4"/>
         </w:numPr>
         <w:tabs>
           <w:tab w:val="clear" w:pos="1134"/>
@@ -1545,7 +1836,7 @@
         <w:pStyle w:val="BodyText"/>
         <w:numPr>
           <w:ilvl w:val="0"/>
-          <w:numId w:val="3"/>
+          <w:numId w:val="4"/>
         </w:numPr>
         <w:tabs>
           <w:tab w:val="clear" w:pos="1134"/>
@@ -1569,8 +1860,8 @@
         <w:jc w:val="start"/>
         <w:rPr/>
       </w:pPr>
-      <w:bookmarkStart w:id="4" w:name="section-5-通用操作原则"/>
-      <w:bookmarkEnd w:id="4"/>
+      <w:bookmarkStart w:id="5" w:name="section-6-通用操作原则"/>
+      <w:bookmarkEnd w:id="5"/>
       <w:r>
         <w:rPr/>
         <w:t>通用操作原则</w:t>
@@ -1581,7 +1872,7 @@
         <w:pStyle w:val="BodyText"/>
         <w:numPr>
           <w:ilvl w:val="0"/>
-          <w:numId w:val="4"/>
+          <w:numId w:val="5"/>
         </w:numPr>
         <w:tabs>
           <w:tab w:val="clear" w:pos="1134"/>
@@ -1603,7 +1894,7 @@
         <w:pStyle w:val="BodyText"/>
         <w:numPr>
           <w:ilvl w:val="0"/>
-          <w:numId w:val="4"/>
+          <w:numId w:val="5"/>
         </w:numPr>
         <w:tabs>
           <w:tab w:val="clear" w:pos="1134"/>
@@ -1625,7 +1916,7 @@
         <w:pStyle w:val="BodyText"/>
         <w:numPr>
           <w:ilvl w:val="0"/>
-          <w:numId w:val="4"/>
+          <w:numId w:val="5"/>
         </w:numPr>
         <w:tabs>
           <w:tab w:val="clear" w:pos="1134"/>
@@ -1647,7 +1938,7 @@
         <w:pStyle w:val="BodyText"/>
         <w:numPr>
           <w:ilvl w:val="0"/>
-          <w:numId w:val="4"/>
+          <w:numId w:val="5"/>
         </w:numPr>
         <w:tabs>
           <w:tab w:val="clear" w:pos="1134"/>
@@ -1669,7 +1960,7 @@
         <w:pStyle w:val="BodyText"/>
         <w:numPr>
           <w:ilvl w:val="0"/>
-          <w:numId w:val="4"/>
+          <w:numId w:val="5"/>
         </w:numPr>
         <w:tabs>
           <w:tab w:val="clear" w:pos="1134"/>
@@ -1691,7 +1982,7 @@
         <w:pStyle w:val="BodyText"/>
         <w:numPr>
           <w:ilvl w:val="0"/>
-          <w:numId w:val="4"/>
+          <w:numId w:val="5"/>
         </w:numPr>
         <w:tabs>
           <w:tab w:val="clear" w:pos="1134"/>
@@ -1715,8 +2006,8 @@
         <w:jc w:val="start"/>
         <w:rPr/>
       </w:pPr>
-      <w:bookmarkStart w:id="5" w:name="section-6-修改密码与退出"/>
-      <w:bookmarkEnd w:id="5"/>
+      <w:bookmarkStart w:id="6" w:name="section-7-修改密码与退出"/>
+      <w:bookmarkEnd w:id="6"/>
       <w:r>
         <w:rPr/>
         <w:t>修改密码与退出</w:t>
@@ -1727,7 +2018,7 @@
         <w:pStyle w:val="BodyText"/>
         <w:numPr>
           <w:ilvl w:val="0"/>
-          <w:numId w:val="5"/>
+          <w:numId w:val="6"/>
         </w:numPr>
         <w:tabs>
           <w:tab w:val="clear" w:pos="1134"/>
@@ -1749,7 +2040,7 @@
         <w:pStyle w:val="BodyText"/>
         <w:numPr>
           <w:ilvl w:val="0"/>
-          <w:numId w:val="5"/>
+          <w:numId w:val="6"/>
         </w:numPr>
         <w:tabs>
           <w:tab w:val="clear" w:pos="1134"/>
@@ -1771,13 +2062,14 @@
         <w:pStyle w:val="BodyText"/>
         <w:numPr>
           <w:ilvl w:val="0"/>
-          <w:numId w:val="5"/>
-        </w:numPr>
-        <w:tabs>
-          <w:tab w:val="clear" w:pos="1134"/>
-          <w:tab w:val="left" w:pos="709" w:leader="none"/>
-        </w:tabs>
-        <w:bidi w:val="0"/>
+          <w:numId w:val="6"/>
+        </w:numPr>
+        <w:tabs>
+          <w:tab w:val="clear" w:pos="1134"/>
+          <w:tab w:val="left" w:pos="709" w:leader="none"/>
+        </w:tabs>
+        <w:bidi w:val="0"/>
+        <w:spacing w:before="0" w:after="0"/>
         <w:ind w:hanging="283" w:start="709"/>
         <w:jc w:val="start"/>
         <w:rPr/>
@@ -1789,6 +2081,27 @@
     </w:p>
     <w:p>
       <w:pPr>
+        <w:pStyle w:val="BodyText"/>
+        <w:numPr>
+          <w:ilvl w:val="0"/>
+          <w:numId w:val="6"/>
+        </w:numPr>
+        <w:tabs>
+          <w:tab w:val="clear" w:pos="1134"/>
+          <w:tab w:val="left" w:pos="709" w:leader="none"/>
+        </w:tabs>
+        <w:bidi w:val="0"/>
+        <w:ind w:hanging="283" w:start="709"/>
+        <w:jc w:val="start"/>
+        <w:rPr/>
+      </w:pPr>
+      <w:r>
+        <w:rPr/>
+        <w:t xml:space="preserve">切换账号前先记录尚未确认的单号、任务号及收付款结果；下一位人员使用自己的账号重新打开业务页面，不接着提交上一账号遗留的内容。 </w:t>
+      </w:r>
+    </w:p>
+    <w:p>
+      <w:pPr>
         <w:pStyle w:val="HorizontalLine"/>
         <w:bidi w:val="0"/>
         <w:jc w:val="start"/>
@@ -1806,8 +2119,8 @@
         <w:jc w:val="start"/>
         <w:rPr/>
       </w:pPr>
-      <w:bookmarkStart w:id="6" w:name="section-7-角色职责与权限"/>
-      <w:bookmarkEnd w:id="6"/>
+      <w:bookmarkStart w:id="7" w:name="section-8-角色职责与权限"/>
+      <w:bookmarkEnd w:id="7"/>
       <w:r>
         <w:rPr/>
         <w:t>角色职责与权限</w:t>
@@ -1861,8 +2174,8 @@
         <w:jc w:val="start"/>
         <w:rPr/>
       </w:pPr>
-      <w:bookmarkStart w:id="7" w:name="section-8-每日审核顺序"/>
-      <w:bookmarkEnd w:id="7"/>
+      <w:bookmarkStart w:id="8" w:name="section-9-每日审核顺序"/>
+      <w:bookmarkEnd w:id="8"/>
       <w:r>
         <w:rPr/>
         <w:t>每日审核顺序</w:t>
@@ -1873,7 +2186,7 @@
         <w:pStyle w:val="BodyText"/>
         <w:numPr>
           <w:ilvl w:val="0"/>
-          <w:numId w:val="6"/>
+          <w:numId w:val="7"/>
         </w:numPr>
         <w:tabs>
           <w:tab w:val="clear" w:pos="1134"/>
@@ -1895,7 +2208,7 @@
         <w:pStyle w:val="BodyText"/>
         <w:numPr>
           <w:ilvl w:val="0"/>
-          <w:numId w:val="6"/>
+          <w:numId w:val="7"/>
         </w:numPr>
         <w:tabs>
           <w:tab w:val="clear" w:pos="1134"/>
@@ -1917,7 +2230,7 @@
         <w:pStyle w:val="BodyText"/>
         <w:numPr>
           <w:ilvl w:val="0"/>
-          <w:numId w:val="6"/>
+          <w:numId w:val="7"/>
         </w:numPr>
         <w:tabs>
           <w:tab w:val="clear" w:pos="1134"/>
@@ -1939,7 +2252,7 @@
         <w:pStyle w:val="BodyText"/>
         <w:numPr>
           <w:ilvl w:val="0"/>
-          <w:numId w:val="6"/>
+          <w:numId w:val="7"/>
         </w:numPr>
         <w:tabs>
           <w:tab w:val="clear" w:pos="1134"/>
@@ -1961,7 +2274,7 @@
         <w:pStyle w:val="BodyText"/>
         <w:numPr>
           <w:ilvl w:val="0"/>
-          <w:numId w:val="6"/>
+          <w:numId w:val="7"/>
         </w:numPr>
         <w:tabs>
           <w:tab w:val="clear" w:pos="1134"/>
@@ -1985,8 +2298,8 @@
         <w:jc w:val="start"/>
         <w:rPr/>
       </w:pPr>
-      <w:bookmarkStart w:id="8" w:name="section-9-订单审核通过"/>
-      <w:bookmarkEnd w:id="8"/>
+      <w:bookmarkStart w:id="9" w:name="section-10-订单审核通过"/>
+      <w:bookmarkEnd w:id="9"/>
       <w:r>
         <w:rPr/>
         <w:t>订单审核通过</w:t>
@@ -1997,7 +2310,7 @@
         <w:pStyle w:val="BodyText"/>
         <w:numPr>
           <w:ilvl w:val="0"/>
-          <w:numId w:val="7"/>
+          <w:numId w:val="8"/>
         </w:numPr>
         <w:tabs>
           <w:tab w:val="clear" w:pos="1134"/>
@@ -2019,7 +2332,7 @@
         <w:pStyle w:val="BodyText"/>
         <w:numPr>
           <w:ilvl w:val="0"/>
-          <w:numId w:val="7"/>
+          <w:numId w:val="8"/>
         </w:numPr>
         <w:tabs>
           <w:tab w:val="clear" w:pos="1134"/>
@@ -2041,7 +2354,7 @@
         <w:pStyle w:val="BodyText"/>
         <w:numPr>
           <w:ilvl w:val="0"/>
-          <w:numId w:val="7"/>
+          <w:numId w:val="8"/>
         </w:numPr>
         <w:tabs>
           <w:tab w:val="clear" w:pos="1134"/>
@@ -2063,7 +2376,7 @@
         <w:pStyle w:val="BodyText"/>
         <w:numPr>
           <w:ilvl w:val="0"/>
-          <w:numId w:val="7"/>
+          <w:numId w:val="8"/>
         </w:numPr>
         <w:tabs>
           <w:tab w:val="clear" w:pos="1134"/>
@@ -2085,7 +2398,7 @@
         <w:pStyle w:val="BodyText"/>
         <w:numPr>
           <w:ilvl w:val="0"/>
-          <w:numId w:val="7"/>
+          <w:numId w:val="8"/>
         </w:numPr>
         <w:tabs>
           <w:tab w:val="clear" w:pos="1134"/>
@@ -2107,7 +2420,7 @@
         <w:pStyle w:val="BodyText"/>
         <w:numPr>
           <w:ilvl w:val="0"/>
-          <w:numId w:val="7"/>
+          <w:numId w:val="8"/>
         </w:numPr>
         <w:tabs>
           <w:tab w:val="clear" w:pos="1134"/>
@@ -2151,7 +2464,7 @@
         <w:pStyle w:val="BodyText"/>
         <w:numPr>
           <w:ilvl w:val="0"/>
-          <w:numId w:val="7"/>
+          <w:numId w:val="8"/>
         </w:numPr>
         <w:tabs>
           <w:tab w:val="clear" w:pos="1134"/>
@@ -2187,8 +2500,8 @@
         <w:jc w:val="start"/>
         <w:rPr/>
       </w:pPr>
-      <w:bookmarkStart w:id="9" w:name="section-10-退回修改"/>
-      <w:bookmarkEnd w:id="9"/>
+      <w:bookmarkStart w:id="10" w:name="section-11-退回修改"/>
+      <w:bookmarkEnd w:id="10"/>
       <w:r>
         <w:rPr/>
         <w:t>退回修改</w:t>
@@ -2199,7 +2512,7 @@
         <w:pStyle w:val="BodyText"/>
         <w:numPr>
           <w:ilvl w:val="0"/>
-          <w:numId w:val="8"/>
+          <w:numId w:val="9"/>
         </w:numPr>
         <w:tabs>
           <w:tab w:val="clear" w:pos="1134"/>
@@ -2221,7 +2534,7 @@
         <w:pStyle w:val="BodyText"/>
         <w:numPr>
           <w:ilvl w:val="0"/>
-          <w:numId w:val="8"/>
+          <w:numId w:val="9"/>
         </w:numPr>
         <w:tabs>
           <w:tab w:val="clear" w:pos="1134"/>
@@ -2251,7 +2564,7 @@
         <w:pStyle w:val="BodyText"/>
         <w:numPr>
           <w:ilvl w:val="0"/>
-          <w:numId w:val="8"/>
+          <w:numId w:val="9"/>
         </w:numPr>
         <w:tabs>
           <w:tab w:val="clear" w:pos="1134"/>
@@ -2273,7 +2586,7 @@
         <w:pStyle w:val="BodyText"/>
         <w:numPr>
           <w:ilvl w:val="0"/>
-          <w:numId w:val="8"/>
+          <w:numId w:val="9"/>
         </w:numPr>
         <w:tabs>
           <w:tab w:val="clear" w:pos="1134"/>
@@ -2295,7 +2608,7 @@
         <w:pStyle w:val="BodyText"/>
         <w:numPr>
           <w:ilvl w:val="0"/>
-          <w:numId w:val="8"/>
+          <w:numId w:val="9"/>
         </w:numPr>
         <w:tabs>
           <w:tab w:val="clear" w:pos="1134"/>
@@ -2319,8 +2632,8 @@
         <w:jc w:val="start"/>
         <w:rPr/>
       </w:pPr>
-      <w:bookmarkStart w:id="10" w:name="section-11-取消订单"/>
-      <w:bookmarkEnd w:id="10"/>
+      <w:bookmarkStart w:id="11" w:name="section-12-取消订单"/>
+      <w:bookmarkEnd w:id="11"/>
       <w:r>
         <w:rPr/>
         <w:t>取消订单</w:t>
@@ -2331,7 +2644,7 @@
         <w:pStyle w:val="BodyText"/>
         <w:numPr>
           <w:ilvl w:val="0"/>
-          <w:numId w:val="9"/>
+          <w:numId w:val="10"/>
         </w:numPr>
         <w:tabs>
           <w:tab w:val="clear" w:pos="1134"/>
@@ -2353,7 +2666,7 @@
         <w:pStyle w:val="BodyText"/>
         <w:numPr>
           <w:ilvl w:val="0"/>
-          <w:numId w:val="9"/>
+          <w:numId w:val="10"/>
         </w:numPr>
         <w:tabs>
           <w:tab w:val="clear" w:pos="1134"/>
@@ -2375,7 +2688,7 @@
         <w:pStyle w:val="BodyText"/>
         <w:numPr>
           <w:ilvl w:val="0"/>
-          <w:numId w:val="9"/>
+          <w:numId w:val="10"/>
         </w:numPr>
         <w:tabs>
           <w:tab w:val="clear" w:pos="1134"/>
@@ -2397,7 +2710,7 @@
         <w:pStyle w:val="BodyText"/>
         <w:numPr>
           <w:ilvl w:val="0"/>
-          <w:numId w:val="9"/>
+          <w:numId w:val="10"/>
         </w:numPr>
         <w:tabs>
           <w:tab w:val="clear" w:pos="1134"/>
@@ -2419,7 +2732,7 @@
         <w:pStyle w:val="BodyText"/>
         <w:numPr>
           <w:ilvl w:val="0"/>
-          <w:numId w:val="9"/>
+          <w:numId w:val="10"/>
         </w:numPr>
         <w:tabs>
           <w:tab w:val="clear" w:pos="1134"/>
@@ -2443,8 +2756,8 @@
         <w:jc w:val="start"/>
         <w:rPr/>
       </w:pPr>
-      <w:bookmarkStart w:id="11" w:name="section-12-库存与履约报表"/>
-      <w:bookmarkEnd w:id="11"/>
+      <w:bookmarkStart w:id="12" w:name="section-13-库存与履约报表"/>
+      <w:bookmarkEnd w:id="12"/>
       <w:r>
         <w:rPr/>
         <w:t>库存与履约报表</w:t>
@@ -2455,7 +2768,7 @@
         <w:pStyle w:val="BodyText"/>
         <w:numPr>
           <w:ilvl w:val="0"/>
-          <w:numId w:val="10"/>
+          <w:numId w:val="11"/>
         </w:numPr>
         <w:tabs>
           <w:tab w:val="clear" w:pos="1134"/>
@@ -2481,7 +2794,7 @@
         <w:pStyle w:val="BodyText"/>
         <w:numPr>
           <w:ilvl w:val="0"/>
-          <w:numId w:val="10"/>
+          <w:numId w:val="11"/>
         </w:numPr>
         <w:tabs>
           <w:tab w:val="clear" w:pos="1134"/>
@@ -2531,7 +2844,7 @@
         <w:pStyle w:val="BodyText"/>
         <w:numPr>
           <w:ilvl w:val="0"/>
-          <w:numId w:val="10"/>
+          <w:numId w:val="11"/>
         </w:numPr>
         <w:tabs>
           <w:tab w:val="clear" w:pos="1134"/>
@@ -2557,7 +2870,7 @@
         <w:pStyle w:val="BodyText"/>
         <w:numPr>
           <w:ilvl w:val="0"/>
-          <w:numId w:val="10"/>
+          <w:numId w:val="11"/>
         </w:numPr>
         <w:tabs>
           <w:tab w:val="clear" w:pos="1134"/>
@@ -2581,8 +2894,8 @@
         <w:jc w:val="start"/>
         <w:rPr/>
       </w:pPr>
-      <w:bookmarkStart w:id="12" w:name="section-13-计费与账单核对"/>
-      <w:bookmarkEnd w:id="12"/>
+      <w:bookmarkStart w:id="13" w:name="section-14-计费与账单核对"/>
+      <w:bookmarkEnd w:id="13"/>
       <w:r>
         <w:rPr/>
         <w:t>计费与账单核对</w:t>
@@ -2593,108 +2906,150 @@
         <w:pStyle w:val="BodyText"/>
         <w:numPr>
           <w:ilvl w:val="0"/>
-          <w:numId w:val="11"/>
-        </w:numPr>
-        <w:tabs>
-          <w:tab w:val="clear" w:pos="1134"/>
-          <w:tab w:val="left" w:pos="709" w:leader="none"/>
-        </w:tabs>
-        <w:bidi w:val="0"/>
-        <w:spacing w:before="0" w:after="0"/>
-        <w:ind w:hanging="283" w:start="709"/>
-        <w:jc w:val="start"/>
-        <w:rPr/>
-      </w:pPr>
-      <w:r>
-        <w:rPr/>
-        <w:t xml:space="preserve">进入“计费总览”，选择账期并确认货主范围。 </w:t>
-      </w:r>
-    </w:p>
-    <w:p>
-      <w:pPr>
-        <w:pStyle w:val="BodyText"/>
-        <w:numPr>
-          <w:ilvl w:val="0"/>
-          <w:numId w:val="11"/>
-        </w:numPr>
-        <w:tabs>
-          <w:tab w:val="clear" w:pos="1134"/>
-          <w:tab w:val="left" w:pos="709" w:leader="none"/>
-        </w:tabs>
-        <w:bidi w:val="0"/>
-        <w:spacing w:before="0" w:after="0"/>
-        <w:ind w:hanging="283" w:start="709"/>
-        <w:jc w:val="start"/>
-        <w:rPr/>
-      </w:pPr>
-      <w:r>
-        <w:rPr/>
-        <w:t xml:space="preserve">查看收费类型汇总、状态汇总、每日趋势和最近应计。 </w:t>
-      </w:r>
-    </w:p>
-    <w:p>
-      <w:pPr>
-        <w:pStyle w:val="BodyText"/>
-        <w:numPr>
-          <w:ilvl w:val="0"/>
-          <w:numId w:val="11"/>
-        </w:numPr>
-        <w:tabs>
-          <w:tab w:val="clear" w:pos="1134"/>
-          <w:tab w:val="left" w:pos="709" w:leader="none"/>
-        </w:tabs>
-        <w:bidi w:val="0"/>
-        <w:spacing w:before="0" w:after="0"/>
-        <w:ind w:hanging="283" w:start="709"/>
-        <w:jc w:val="start"/>
-        <w:rPr/>
-      </w:pPr>
-      <w:r>
-        <w:rPr/>
-        <w:t xml:space="preserve">打开账单详情，核对账单期间、服务日期、费用类型、数量、单价、不含税金额、税额和价税合计。 </w:t>
-      </w:r>
-    </w:p>
-    <w:p>
-      <w:pPr>
-        <w:pStyle w:val="BodyText"/>
-        <w:numPr>
-          <w:ilvl w:val="0"/>
-          <w:numId w:val="11"/>
-        </w:numPr>
-        <w:tabs>
-          <w:tab w:val="clear" w:pos="1134"/>
-          <w:tab w:val="left" w:pos="709" w:leader="none"/>
-        </w:tabs>
-        <w:bidi w:val="0"/>
-        <w:spacing w:before="0" w:after="0"/>
-        <w:ind w:hanging="283" w:start="709"/>
-        <w:jc w:val="start"/>
-        <w:rPr/>
-      </w:pPr>
-      <w:r>
-        <w:rPr/>
-        <w:t xml:space="preserve">将关键费用行追溯到入出库、库存或其他计费来源。 </w:t>
-      </w:r>
-    </w:p>
-    <w:p>
-      <w:pPr>
-        <w:pStyle w:val="BodyText"/>
-        <w:numPr>
-          <w:ilvl w:val="0"/>
-          <w:numId w:val="11"/>
-        </w:numPr>
-        <w:tabs>
-          <w:tab w:val="clear" w:pos="1134"/>
-          <w:tab w:val="left" w:pos="709" w:leader="none"/>
-        </w:tabs>
-        <w:bidi w:val="0"/>
-        <w:ind w:hanging="283" w:start="709"/>
-        <w:jc w:val="start"/>
-        <w:rPr/>
-      </w:pPr>
-      <w:r>
-        <w:rPr/>
-        <w:t xml:space="preserve">差异上报必须包含货主、仓库、账期、收费类型、金额和业务单号；不得直接要求修改账单总额。 </w:t>
+          <w:numId w:val="12"/>
+        </w:numPr>
+        <w:tabs>
+          <w:tab w:val="clear" w:pos="1134"/>
+          <w:tab w:val="left" w:pos="709" w:leader="none"/>
+        </w:tabs>
+        <w:bidi w:val="0"/>
+        <w:spacing w:before="0" w:after="0"/>
+        <w:ind w:hanging="283" w:start="709"/>
+        <w:jc w:val="start"/>
+        <w:rPr/>
+      </w:pPr>
+      <w:r>
+        <w:rPr/>
+        <w:t xml:space="preserve">进入“计费总览”，选择账期并确认货主范围，查看总额、收费构成、状态和每日趋势。 </w:t>
+      </w:r>
+    </w:p>
+    <w:p>
+      <w:pPr>
+        <w:pStyle w:val="BodyText"/>
+        <w:numPr>
+          <w:ilvl w:val="0"/>
+          <w:numId w:val="12"/>
+        </w:numPr>
+        <w:tabs>
+          <w:tab w:val="clear" w:pos="1134"/>
+          <w:tab w:val="left" w:pos="709" w:leader="none"/>
+        </w:tabs>
+        <w:bidi w:val="0"/>
+        <w:spacing w:before="0" w:after="0"/>
+        <w:ind w:hanging="283" w:start="709"/>
+        <w:jc w:val="start"/>
+        <w:rPr/>
+      </w:pPr>
+      <w:r>
+        <w:rPr/>
+        <w:t xml:space="preserve">在“当前账单”点击“查看账单详情”。账期尚未生成账单时，按钮不可用；保留账期信息交财务确认，不能把未出账当成没有费用。 </w:t>
+      </w:r>
+    </w:p>
+    <w:p>
+      <w:pPr>
+        <w:pStyle w:val="BodyText"/>
+        <w:numPr>
+          <w:ilvl w:val="0"/>
+          <w:numId w:val="12"/>
+        </w:numPr>
+        <w:tabs>
+          <w:tab w:val="clear" w:pos="1134"/>
+          <w:tab w:val="left" w:pos="709" w:leader="none"/>
+        </w:tabs>
+        <w:bidi w:val="0"/>
+        <w:spacing w:before="0" w:after="0"/>
+        <w:ind w:hanging="283" w:start="709"/>
+        <w:jc w:val="start"/>
+        <w:rPr/>
+      </w:pPr>
+      <w:r>
+        <w:rPr/>
+        <w:t xml:space="preserve">核对账单期间、状态、不含税金额、税额和价税合计，再按服务日期、费用类型和关键词筛选明细。 </w:t>
+      </w:r>
+    </w:p>
+    <w:p>
+      <w:pPr>
+        <w:pStyle w:val="BodyText"/>
+        <w:numPr>
+          <w:ilvl w:val="0"/>
+          <w:numId w:val="12"/>
+        </w:numPr>
+        <w:tabs>
+          <w:tab w:val="clear" w:pos="1134"/>
+          <w:tab w:val="left" w:pos="709" w:leader="none"/>
+        </w:tabs>
+        <w:bidi w:val="0"/>
+        <w:spacing w:before="0" w:after="0"/>
+        <w:ind w:hanging="283" w:start="709"/>
+        <w:jc w:val="start"/>
+        <w:rPr/>
+      </w:pPr>
+      <w:r>
+        <w:rPr/>
+        <w:t xml:space="preserve">区分页面顶部整张账单金额与“当前筛选结果”金额；局部筛选为空或小计变化不会改变账单总额。 </w:t>
+      </w:r>
+    </w:p>
+    <w:p>
+      <w:pPr>
+        <w:pStyle w:val="BodyText"/>
+        <w:numPr>
+          <w:ilvl w:val="0"/>
+          <w:numId w:val="12"/>
+        </w:numPr>
+        <w:tabs>
+          <w:tab w:val="clear" w:pos="1134"/>
+          <w:tab w:val="left" w:pos="709" w:leader="none"/>
+        </w:tabs>
+        <w:bidi w:val="0"/>
+        <w:spacing w:before="0" w:after="0"/>
+        <w:ind w:hanging="283" w:start="709"/>
+        <w:jc w:val="start"/>
+        <w:rPr/>
+      </w:pPr>
+      <w:r>
+        <w:rPr/>
+        <w:t xml:space="preserve">逐行核对服务日期、费用类型、数量、单价、金额和说明。货主端账单行用于展示核对，不提供老板端的收费记录下钻或后台规则编辑；需要进一步追溯时把账单号和费用行信息交财务。 </w:t>
+      </w:r>
+    </w:p>
+    <w:p>
+      <w:pPr>
+        <w:pStyle w:val="BodyText"/>
+        <w:numPr>
+          <w:ilvl w:val="0"/>
+          <w:numId w:val="12"/>
+        </w:numPr>
+        <w:tabs>
+          <w:tab w:val="clear" w:pos="1134"/>
+          <w:tab w:val="left" w:pos="709" w:leader="none"/>
+        </w:tabs>
+        <w:bidi w:val="0"/>
+        <w:ind w:hanging="283" w:start="709"/>
+        <w:jc w:val="start"/>
+        <w:rPr/>
+      </w:pPr>
+      <w:r>
+        <w:rPr/>
+        <w:t xml:space="preserve">差异上报必须包含货主、仓库、账期、收费类型、金额、筛选条件和业务单号；不得直接要求修改账单总额。 </w:t>
+      </w:r>
+    </w:p>
+    <w:p>
+      <w:pPr>
+        <w:pStyle w:val="BodyText"/>
+        <w:bidi w:val="0"/>
+        <w:jc w:val="start"/>
+        <w:rPr/>
+      </w:pPr>
+      <w:r>
+        <w:rPr/>
+        <w:t xml:space="preserve">本岗位核对仓储服务账单，不通过该页面办理 </w:t>
+      </w:r>
+      <w:r>
+        <w:rPr/>
+        <w:t xml:space="preserve">POS </w:t>
+      </w:r>
+      <w:r>
+        <w:rPr/>
+        <w:t>客户还款、退款或交班。登录切换或临时网络失败后先刷新账期和账单，核对范围再继续。</w:t>
       </w:r>
     </w:p>
     <w:p>
@@ -2705,8 +3060,8 @@
         <w:jc w:val="start"/>
         <w:rPr/>
       </w:pPr>
-      <w:bookmarkStart w:id="13" w:name="section-14-月结确认清单"/>
-      <w:bookmarkEnd w:id="13"/>
+      <w:bookmarkStart w:id="14" w:name="section-15-月结确认清单"/>
+      <w:bookmarkEnd w:id="14"/>
       <w:r>
         <w:rPr/>
         <w:t>月结确认清单</w:t>
@@ -2717,7 +3072,7 @@
         <w:pStyle w:val="BodyText"/>
         <w:numPr>
           <w:ilvl w:val="0"/>
-          <w:numId w:val="12"/>
+          <w:numId w:val="13"/>
         </w:numPr>
         <w:tabs>
           <w:tab w:val="clear" w:pos="1134"/>
@@ -2739,7 +3094,7 @@
         <w:pStyle w:val="BodyText"/>
         <w:numPr>
           <w:ilvl w:val="0"/>
-          <w:numId w:val="12"/>
+          <w:numId w:val="13"/>
         </w:numPr>
         <w:tabs>
           <w:tab w:val="clear" w:pos="1134"/>
@@ -2761,7 +3116,7 @@
         <w:pStyle w:val="BodyText"/>
         <w:numPr>
           <w:ilvl w:val="0"/>
-          <w:numId w:val="12"/>
+          <w:numId w:val="13"/>
         </w:numPr>
         <w:tabs>
           <w:tab w:val="clear" w:pos="1134"/>
@@ -2783,7 +3138,7 @@
         <w:pStyle w:val="BodyText"/>
         <w:numPr>
           <w:ilvl w:val="0"/>
-          <w:numId w:val="12"/>
+          <w:numId w:val="13"/>
         </w:numPr>
         <w:tabs>
           <w:tab w:val="clear" w:pos="1134"/>
@@ -2805,7 +3160,7 @@
         <w:pStyle w:val="BodyText"/>
         <w:numPr>
           <w:ilvl w:val="0"/>
-          <w:numId w:val="12"/>
+          <w:numId w:val="13"/>
         </w:numPr>
         <w:tabs>
           <w:tab w:val="clear" w:pos="1134"/>
@@ -2827,7 +3182,7 @@
         <w:pStyle w:val="BodyText"/>
         <w:numPr>
           <w:ilvl w:val="0"/>
-          <w:numId w:val="12"/>
+          <w:numId w:val="13"/>
         </w:numPr>
         <w:tabs>
           <w:tab w:val="clear" w:pos="1134"/>
@@ -2849,7 +3204,7 @@
         <w:pStyle w:val="BodyText"/>
         <w:numPr>
           <w:ilvl w:val="0"/>
-          <w:numId w:val="12"/>
+          <w:numId w:val="13"/>
         </w:numPr>
         <w:tabs>
           <w:tab w:val="clear" w:pos="1134"/>
@@ -2873,8 +3228,8 @@
         <w:jc w:val="start"/>
         <w:rPr/>
       </w:pPr>
-      <w:bookmarkStart w:id="14" w:name="section-15-常见状态与控制点"/>
-      <w:bookmarkEnd w:id="14"/>
+      <w:bookmarkStart w:id="15" w:name="section-16-常见状态与控制点"/>
+      <w:bookmarkEnd w:id="15"/>
       <w:r>
         <w:rPr/>
         <w:t>常见状态与控制点</w:t>
@@ -2882,21 +3237,21 @@
     </w:p>
     <w:tbl>
       <w:tblPr>
-        <w:tblW w:w="10923" w:type="dxa"/>
+        <w:tblW w:w="10050" w:type="dxa"/>
         <w:jc w:val="start"/>
         <w:tblInd w:w="0" w:type="dxa"/>
         <w:tblLayout w:type="fixed"/>
         <w:tblCellMar>
-          <w:top w:w="28" w:type="dxa"/>
-          <w:start w:w="28" w:type="dxa"/>
-          <w:bottom w:w="28" w:type="dxa"/>
-          <w:end w:w="28" w:type="dxa"/>
+          <w:top w:w="80" w:type="dxa"/>
+          <w:start w:w="80" w:type="dxa"/>
+          <w:bottom w:w="80" w:type="dxa"/>
+          <w:end w:w="80" w:type="dxa"/>
         </w:tblCellMar>
       </w:tblPr>
       <w:tblGrid>
-        <w:gridCol w:w="3061"/>
-        <w:gridCol w:w="3031"/>
-        <w:gridCol w:w="4831"/>
+        <w:gridCol w:w="2827"/>
+        <w:gridCol w:w="2749"/>
+        <w:gridCol w:w="4474"/>
       </w:tblGrid>
       <w:tr>
         <w:trPr>
@@ -2904,63 +3259,87 @@
         </w:trPr>
         <w:tc>
           <w:tcPr>
-            <w:tcW w:w="3061" w:type="dxa"/>
-            <w:tcBorders/>
-            <w:vAlign w:val="center"/>
+            <w:tcW w:w="2827" w:type="dxa"/>
+            <w:tcBorders>
+              <w:top w:val="single" w:sz="2" w:space="0" w:color="BDC9DA"/>
+              <w:start w:val="single" w:sz="2" w:space="0" w:color="BDC9DA"/>
+              <w:bottom w:val="single" w:sz="2" w:space="0" w:color="BDC9DA"/>
+              <w:end w:val="single" w:sz="2" w:space="0" w:color="BDC9DA"/>
+            </w:tcBorders>
+            <w:shd w:fill="EAF1FD" w:val="clear"/>
           </w:tcPr>
           <w:p>
             <w:pPr>
               <w:pStyle w:val="TableHeading"/>
-              <w:suppressLineNumbers/>
               <w:bidi w:val="0"/>
               <w:spacing w:before="0" w:after="283"/>
-              <w:jc w:val="center"/>
-              <w:rPr/>
+              <w:ind w:hanging="0" w:start="0" w:end="0"/>
+              <w:rPr>
+                <w:sz w:val="18"/>
+              </w:rPr>
             </w:pPr>
             <w:r>
-              <w:rPr/>
+              <w:rPr>
+                <w:sz w:val="18"/>
+              </w:rPr>
               <w:t>状态</w:t>
             </w:r>
           </w:p>
         </w:tc>
         <w:tc>
           <w:tcPr>
-            <w:tcW w:w="3031" w:type="dxa"/>
-            <w:tcBorders/>
-            <w:vAlign w:val="center"/>
+            <w:tcW w:w="2749" w:type="dxa"/>
+            <w:tcBorders>
+              <w:top w:val="single" w:sz="2" w:space="0" w:color="BDC9DA"/>
+              <w:start w:val="single" w:sz="2" w:space="0" w:color="BDC9DA"/>
+              <w:bottom w:val="single" w:sz="2" w:space="0" w:color="BDC9DA"/>
+              <w:end w:val="single" w:sz="2" w:space="0" w:color="BDC9DA"/>
+            </w:tcBorders>
+            <w:shd w:fill="EAF1FD" w:val="clear"/>
           </w:tcPr>
           <w:p>
             <w:pPr>
               <w:pStyle w:val="TableHeading"/>
-              <w:suppressLineNumbers/>
               <w:bidi w:val="0"/>
               <w:spacing w:before="0" w:after="283"/>
-              <w:jc w:val="center"/>
-              <w:rPr/>
+              <w:ind w:hanging="0" w:start="0" w:end="0"/>
+              <w:rPr>
+                <w:sz w:val="18"/>
+              </w:rPr>
             </w:pPr>
             <w:r>
-              <w:rPr/>
+              <w:rPr>
+                <w:sz w:val="18"/>
+              </w:rPr>
               <w:t>含义</w:t>
             </w:r>
           </w:p>
         </w:tc>
         <w:tc>
           <w:tcPr>
-            <w:tcW w:w="4831" w:type="dxa"/>
-            <w:tcBorders/>
-            <w:vAlign w:val="center"/>
+            <w:tcW w:w="4474" w:type="dxa"/>
+            <w:tcBorders>
+              <w:top w:val="single" w:sz="2" w:space="0" w:color="BDC9DA"/>
+              <w:start w:val="single" w:sz="2" w:space="0" w:color="BDC9DA"/>
+              <w:bottom w:val="single" w:sz="2" w:space="0" w:color="BDC9DA"/>
+              <w:end w:val="single" w:sz="2" w:space="0" w:color="BDC9DA"/>
+            </w:tcBorders>
+            <w:shd w:fill="EAF1FD" w:val="clear"/>
           </w:tcPr>
           <w:p>
             <w:pPr>
               <w:pStyle w:val="TableHeading"/>
-              <w:suppressLineNumbers/>
               <w:bidi w:val="0"/>
               <w:spacing w:before="0" w:after="283"/>
-              <w:jc w:val="center"/>
-              <w:rPr/>
+              <w:ind w:hanging="0" w:start="0" w:end="0"/>
+              <w:rPr>
+                <w:sz w:val="18"/>
+              </w:rPr>
             </w:pPr>
             <w:r>
-              <w:rPr/>
+              <w:rPr>
+                <w:sz w:val="18"/>
+              </w:rPr>
               <w:t>操作要求</w:t>
             </w:r>
           </w:p>
@@ -2970,64 +3349,91 @@
         <w:trPr/>
         <w:tc>
           <w:tcPr>
-            <w:tcW w:w="3061" w:type="dxa"/>
-            <w:tcBorders/>
-            <w:vAlign w:val="center"/>
+            <w:tcW w:w="2827" w:type="dxa"/>
+            <w:tcBorders>
+              <w:top w:val="single" w:sz="2" w:space="0" w:color="BDC9DA"/>
+              <w:start w:val="single" w:sz="2" w:space="0" w:color="BDC9DA"/>
+              <w:bottom w:val="single" w:sz="2" w:space="0" w:color="BDC9DA"/>
+              <w:end w:val="single" w:sz="2" w:space="0" w:color="BDC9DA"/>
+            </w:tcBorders>
           </w:tcPr>
           <w:p>
             <w:pPr>
               <w:pStyle w:val="TableContents"/>
               <w:bidi w:val="0"/>
               <w:spacing w:before="0" w:after="283"/>
+              <w:ind w:hanging="0" w:start="0" w:end="0"/>
               <w:jc w:val="start"/>
               <w:rPr/>
             </w:pPr>
             <w:r>
-              <w:rPr/>
+              <w:rPr>
+                <w:sz w:val="18"/>
+              </w:rPr>
               <w:t xml:space="preserve">草稿 </w:t>
             </w:r>
             <w:r>
-              <w:rPr/>
+              <w:rPr>
+                <w:sz w:val="18"/>
+              </w:rPr>
               <w:t>/ DRAFT</w:t>
             </w:r>
           </w:p>
         </w:tc>
         <w:tc>
           <w:tcPr>
-            <w:tcW w:w="3031" w:type="dxa"/>
-            <w:tcBorders/>
-            <w:vAlign w:val="center"/>
+            <w:tcW w:w="2749" w:type="dxa"/>
+            <w:tcBorders>
+              <w:top w:val="single" w:sz="2" w:space="0" w:color="BDC9DA"/>
+              <w:start w:val="single" w:sz="2" w:space="0" w:color="BDC9DA"/>
+              <w:bottom w:val="single" w:sz="2" w:space="0" w:color="BDC9DA"/>
+              <w:end w:val="single" w:sz="2" w:space="0" w:color="BDC9DA"/>
+            </w:tcBorders>
           </w:tcPr>
           <w:p>
             <w:pPr>
               <w:pStyle w:val="TableContents"/>
               <w:bidi w:val="0"/>
               <w:spacing w:before="0" w:after="283"/>
+              <w:ind w:hanging="0" w:start="0" w:end="0"/>
               <w:jc w:val="start"/>
-              <w:rPr/>
+              <w:rPr>
+                <w:sz w:val="18"/>
+              </w:rPr>
             </w:pPr>
             <w:r>
-              <w:rPr/>
+              <w:rPr>
+                <w:sz w:val="18"/>
+              </w:rPr>
               <w:t>单据尚未正式提交</w:t>
             </w:r>
           </w:p>
         </w:tc>
         <w:tc>
           <w:tcPr>
-            <w:tcW w:w="4831" w:type="dxa"/>
-            <w:tcBorders/>
-            <w:vAlign w:val="center"/>
+            <w:tcW w:w="4474" w:type="dxa"/>
+            <w:tcBorders>
+              <w:top w:val="single" w:sz="2" w:space="0" w:color="BDC9DA"/>
+              <w:start w:val="single" w:sz="2" w:space="0" w:color="BDC9DA"/>
+              <w:bottom w:val="single" w:sz="2" w:space="0" w:color="BDC9DA"/>
+              <w:end w:val="single" w:sz="2" w:space="0" w:color="BDC9DA"/>
+            </w:tcBorders>
           </w:tcPr>
           <w:p>
             <w:pPr>
               <w:pStyle w:val="TableContents"/>
               <w:bidi w:val="0"/>
               <w:spacing w:before="0" w:after="283"/>
+              <w:ind w:hanging="0" w:start="0" w:end="0"/>
               <w:jc w:val="start"/>
-              <w:rPr/>
+              <w:rPr>
+                <w:sz w:val="18"/>
+              </w:rPr>
             </w:pPr>
             <w:r>
-              <w:rPr/>
+              <w:rPr>
+                <w:sz w:val="18"/>
+              </w:rPr>
               <w:t>原创建人可在权限允许时修改、提交或删除未生效内容</w:t>
             </w:r>
           </w:p>
@@ -3037,64 +3443,91 @@
         <w:trPr/>
         <w:tc>
           <w:tcPr>
-            <w:tcW w:w="3061" w:type="dxa"/>
-            <w:tcBorders/>
-            <w:vAlign w:val="center"/>
+            <w:tcW w:w="2827" w:type="dxa"/>
+            <w:tcBorders>
+              <w:top w:val="single" w:sz="2" w:space="0" w:color="BDC9DA"/>
+              <w:start w:val="single" w:sz="2" w:space="0" w:color="BDC9DA"/>
+              <w:bottom w:val="single" w:sz="2" w:space="0" w:color="BDC9DA"/>
+              <w:end w:val="single" w:sz="2" w:space="0" w:color="BDC9DA"/>
+            </w:tcBorders>
           </w:tcPr>
           <w:p>
             <w:pPr>
               <w:pStyle w:val="TableContents"/>
               <w:bidi w:val="0"/>
               <w:spacing w:before="0" w:after="283"/>
+              <w:ind w:hanging="0" w:start="0" w:end="0"/>
               <w:jc w:val="start"/>
               <w:rPr/>
             </w:pPr>
             <w:r>
-              <w:rPr/>
+              <w:rPr>
+                <w:sz w:val="18"/>
+              </w:rPr>
               <w:t xml:space="preserve">待货主审核 </w:t>
             </w:r>
             <w:r>
-              <w:rPr/>
+              <w:rPr>
+                <w:sz w:val="18"/>
+              </w:rPr>
               <w:t>/ OWNER_PENDING</w:t>
             </w:r>
           </w:p>
         </w:tc>
         <w:tc>
           <w:tcPr>
-            <w:tcW w:w="3031" w:type="dxa"/>
-            <w:tcBorders/>
-            <w:vAlign w:val="center"/>
+            <w:tcW w:w="2749" w:type="dxa"/>
+            <w:tcBorders>
+              <w:top w:val="single" w:sz="2" w:space="0" w:color="BDC9DA"/>
+              <w:start w:val="single" w:sz="2" w:space="0" w:color="BDC9DA"/>
+              <w:bottom w:val="single" w:sz="2" w:space="0" w:color="BDC9DA"/>
+              <w:end w:val="single" w:sz="2" w:space="0" w:color="BDC9DA"/>
+            </w:tcBorders>
           </w:tcPr>
           <w:p>
             <w:pPr>
               <w:pStyle w:val="TableContents"/>
               <w:bidi w:val="0"/>
               <w:spacing w:before="0" w:after="283"/>
+              <w:ind w:hanging="0" w:start="0" w:end="0"/>
               <w:jc w:val="start"/>
-              <w:rPr/>
+              <w:rPr>
+                <w:sz w:val="18"/>
+              </w:rPr>
             </w:pPr>
             <w:r>
-              <w:rPr/>
+              <w:rPr>
+                <w:sz w:val="18"/>
+              </w:rPr>
               <w:t>业务员已经提交</w:t>
             </w:r>
           </w:p>
         </w:tc>
         <w:tc>
           <w:tcPr>
-            <w:tcW w:w="4831" w:type="dxa"/>
-            <w:tcBorders/>
-            <w:vAlign w:val="center"/>
+            <w:tcW w:w="4474" w:type="dxa"/>
+            <w:tcBorders>
+              <w:top w:val="single" w:sz="2" w:space="0" w:color="BDC9DA"/>
+              <w:start w:val="single" w:sz="2" w:space="0" w:color="BDC9DA"/>
+              <w:bottom w:val="single" w:sz="2" w:space="0" w:color="BDC9DA"/>
+              <w:end w:val="single" w:sz="2" w:space="0" w:color="BDC9DA"/>
+            </w:tcBorders>
           </w:tcPr>
           <w:p>
             <w:pPr>
               <w:pStyle w:val="TableContents"/>
               <w:bidi w:val="0"/>
               <w:spacing w:before="0" w:after="283"/>
+              <w:ind w:hanging="0" w:start="0" w:end="0"/>
               <w:jc w:val="start"/>
-              <w:rPr/>
+              <w:rPr>
+                <w:sz w:val="18"/>
+              </w:rPr>
             </w:pPr>
             <w:r>
-              <w:rPr/>
+              <w:rPr>
+                <w:sz w:val="18"/>
+              </w:rPr>
               <w:t>等待货主管理员通过、退回或取消</w:t>
             </w:r>
           </w:p>
@@ -3104,64 +3537,91 @@
         <w:trPr/>
         <w:tc>
           <w:tcPr>
-            <w:tcW w:w="3061" w:type="dxa"/>
-            <w:tcBorders/>
-            <w:vAlign w:val="center"/>
+            <w:tcW w:w="2827" w:type="dxa"/>
+            <w:tcBorders>
+              <w:top w:val="single" w:sz="2" w:space="0" w:color="BDC9DA"/>
+              <w:start w:val="single" w:sz="2" w:space="0" w:color="BDC9DA"/>
+              <w:bottom w:val="single" w:sz="2" w:space="0" w:color="BDC9DA"/>
+              <w:end w:val="single" w:sz="2" w:space="0" w:color="BDC9DA"/>
+            </w:tcBorders>
           </w:tcPr>
           <w:p>
             <w:pPr>
               <w:pStyle w:val="TableContents"/>
               <w:bidi w:val="0"/>
               <w:spacing w:before="0" w:after="283"/>
+              <w:ind w:hanging="0" w:start="0" w:end="0"/>
               <w:jc w:val="start"/>
               <w:rPr/>
             </w:pPr>
             <w:r>
-              <w:rPr/>
+              <w:rPr>
+                <w:sz w:val="18"/>
+              </w:rPr>
               <w:t xml:space="preserve">货主已通过 </w:t>
             </w:r>
             <w:r>
-              <w:rPr/>
+              <w:rPr>
+                <w:sz w:val="18"/>
+              </w:rPr>
               <w:t>/ OWNER_APPROVED</w:t>
             </w:r>
           </w:p>
         </w:tc>
         <w:tc>
           <w:tcPr>
-            <w:tcW w:w="3031" w:type="dxa"/>
-            <w:tcBorders/>
-            <w:vAlign w:val="center"/>
+            <w:tcW w:w="2749" w:type="dxa"/>
+            <w:tcBorders>
+              <w:top w:val="single" w:sz="2" w:space="0" w:color="BDC9DA"/>
+              <w:start w:val="single" w:sz="2" w:space="0" w:color="BDC9DA"/>
+              <w:bottom w:val="single" w:sz="2" w:space="0" w:color="BDC9DA"/>
+              <w:end w:val="single" w:sz="2" w:space="0" w:color="BDC9DA"/>
+            </w:tcBorders>
           </w:tcPr>
           <w:p>
             <w:pPr>
               <w:pStyle w:val="TableContents"/>
               <w:bidi w:val="0"/>
               <w:spacing w:before="0" w:after="283"/>
+              <w:ind w:hanging="0" w:start="0" w:end="0"/>
               <w:jc w:val="start"/>
-              <w:rPr/>
+              <w:rPr>
+                <w:sz w:val="18"/>
+              </w:rPr>
             </w:pPr>
             <w:r>
-              <w:rPr/>
+              <w:rPr>
+                <w:sz w:val="18"/>
+              </w:rPr>
               <w:t>商业条件已确认，库存可能已冻结</w:t>
             </w:r>
           </w:p>
         </w:tc>
         <w:tc>
           <w:tcPr>
-            <w:tcW w:w="4831" w:type="dxa"/>
-            <w:tcBorders/>
-            <w:vAlign w:val="center"/>
+            <w:tcW w:w="4474" w:type="dxa"/>
+            <w:tcBorders>
+              <w:top w:val="single" w:sz="2" w:space="0" w:color="BDC9DA"/>
+              <w:start w:val="single" w:sz="2" w:space="0" w:color="BDC9DA"/>
+              <w:bottom w:val="single" w:sz="2" w:space="0" w:color="BDC9DA"/>
+              <w:end w:val="single" w:sz="2" w:space="0" w:color="BDC9DA"/>
+            </w:tcBorders>
           </w:tcPr>
           <w:p>
             <w:pPr>
               <w:pStyle w:val="TableContents"/>
               <w:bidi w:val="0"/>
               <w:spacing w:before="0" w:after="283"/>
+              <w:ind w:hanging="0" w:start="0" w:end="0"/>
               <w:jc w:val="start"/>
-              <w:rPr/>
+              <w:rPr>
+                <w:sz w:val="18"/>
+              </w:rPr>
             </w:pPr>
             <w:r>
-              <w:rPr/>
+              <w:rPr>
+                <w:sz w:val="18"/>
+              </w:rPr>
               <w:t>等待仓库管理员确认并发布任务</w:t>
             </w:r>
           </w:p>
@@ -3171,64 +3631,91 @@
         <w:trPr/>
         <w:tc>
           <w:tcPr>
-            <w:tcW w:w="3061" w:type="dxa"/>
-            <w:tcBorders/>
-            <w:vAlign w:val="center"/>
+            <w:tcW w:w="2827" w:type="dxa"/>
+            <w:tcBorders>
+              <w:top w:val="single" w:sz="2" w:space="0" w:color="BDC9DA"/>
+              <w:start w:val="single" w:sz="2" w:space="0" w:color="BDC9DA"/>
+              <w:bottom w:val="single" w:sz="2" w:space="0" w:color="BDC9DA"/>
+              <w:end w:val="single" w:sz="2" w:space="0" w:color="BDC9DA"/>
+            </w:tcBorders>
           </w:tcPr>
           <w:p>
             <w:pPr>
               <w:pStyle w:val="TableContents"/>
               <w:bidi w:val="0"/>
               <w:spacing w:before="0" w:after="283"/>
+              <w:ind w:hanging="0" w:start="0" w:end="0"/>
               <w:jc w:val="start"/>
               <w:rPr/>
             </w:pPr>
             <w:r>
-              <w:rPr/>
+              <w:rPr>
+                <w:sz w:val="18"/>
+              </w:rPr>
               <w:t xml:space="preserve">待仓库确认 </w:t>
             </w:r>
             <w:r>
-              <w:rPr/>
+              <w:rPr>
+                <w:sz w:val="18"/>
+              </w:rPr>
               <w:t>/ WHS_PENDING</w:t>
             </w:r>
           </w:p>
         </w:tc>
         <w:tc>
           <w:tcPr>
-            <w:tcW w:w="3031" w:type="dxa"/>
-            <w:tcBorders/>
-            <w:vAlign w:val="center"/>
+            <w:tcW w:w="2749" w:type="dxa"/>
+            <w:tcBorders>
+              <w:top w:val="single" w:sz="2" w:space="0" w:color="BDC9DA"/>
+              <w:start w:val="single" w:sz="2" w:space="0" w:color="BDC9DA"/>
+              <w:bottom w:val="single" w:sz="2" w:space="0" w:color="BDC9DA"/>
+              <w:end w:val="single" w:sz="2" w:space="0" w:color="BDC9DA"/>
+            </w:tcBorders>
           </w:tcPr>
           <w:p>
             <w:pPr>
               <w:pStyle w:val="TableContents"/>
               <w:bidi w:val="0"/>
               <w:spacing w:before="0" w:after="283"/>
+              <w:ind w:hanging="0" w:start="0" w:end="0"/>
               <w:jc w:val="start"/>
-              <w:rPr/>
+              <w:rPr>
+                <w:sz w:val="18"/>
+              </w:rPr>
             </w:pPr>
             <w:r>
-              <w:rPr/>
+              <w:rPr>
+                <w:sz w:val="18"/>
+              </w:rPr>
               <w:t>等待仓库接单</w:t>
             </w:r>
           </w:p>
         </w:tc>
         <w:tc>
           <w:tcPr>
-            <w:tcW w:w="4831" w:type="dxa"/>
-            <w:tcBorders/>
-            <w:vAlign w:val="center"/>
+            <w:tcW w:w="4474" w:type="dxa"/>
+            <w:tcBorders>
+              <w:top w:val="single" w:sz="2" w:space="0" w:color="BDC9DA"/>
+              <w:start w:val="single" w:sz="2" w:space="0" w:color="BDC9DA"/>
+              <w:bottom w:val="single" w:sz="2" w:space="0" w:color="BDC9DA"/>
+              <w:end w:val="single" w:sz="2" w:space="0" w:color="BDC9DA"/>
+            </w:tcBorders>
           </w:tcPr>
           <w:p>
             <w:pPr>
               <w:pStyle w:val="TableContents"/>
               <w:bidi w:val="0"/>
               <w:spacing w:before="0" w:after="283"/>
+              <w:ind w:hanging="0" w:start="0" w:end="0"/>
               <w:jc w:val="start"/>
-              <w:rPr/>
+              <w:rPr>
+                <w:sz w:val="18"/>
+              </w:rPr>
             </w:pPr>
             <w:r>
-              <w:rPr/>
+              <w:rPr>
+                <w:sz w:val="18"/>
+              </w:rPr>
               <w:t>仓库管理员检查仓库、库存和履约条件</w:t>
             </w:r>
           </w:p>
@@ -3238,64 +3725,91 @@
         <w:trPr/>
         <w:tc>
           <w:tcPr>
-            <w:tcW w:w="3061" w:type="dxa"/>
-            <w:tcBorders/>
-            <w:vAlign w:val="center"/>
+            <w:tcW w:w="2827" w:type="dxa"/>
+            <w:tcBorders>
+              <w:top w:val="single" w:sz="2" w:space="0" w:color="BDC9DA"/>
+              <w:start w:val="single" w:sz="2" w:space="0" w:color="BDC9DA"/>
+              <w:bottom w:val="single" w:sz="2" w:space="0" w:color="BDC9DA"/>
+              <w:end w:val="single" w:sz="2" w:space="0" w:color="BDC9DA"/>
+            </w:tcBorders>
           </w:tcPr>
           <w:p>
             <w:pPr>
               <w:pStyle w:val="TableContents"/>
               <w:bidi w:val="0"/>
               <w:spacing w:before="0" w:after="283"/>
+              <w:ind w:hanging="0" w:start="0" w:end="0"/>
               <w:jc w:val="start"/>
               <w:rPr/>
             </w:pPr>
             <w:r>
-              <w:rPr/>
+              <w:rPr>
+                <w:sz w:val="18"/>
+              </w:rPr>
               <w:t xml:space="preserve">仓库已确认 </w:t>
             </w:r>
             <w:r>
-              <w:rPr/>
+              <w:rPr>
+                <w:sz w:val="18"/>
+              </w:rPr>
               <w:t>/ WHS_APPROVED</w:t>
             </w:r>
           </w:p>
         </w:tc>
         <w:tc>
           <w:tcPr>
-            <w:tcW w:w="3031" w:type="dxa"/>
-            <w:tcBorders/>
-            <w:vAlign w:val="center"/>
+            <w:tcW w:w="2749" w:type="dxa"/>
+            <w:tcBorders>
+              <w:top w:val="single" w:sz="2" w:space="0" w:color="BDC9DA"/>
+              <w:start w:val="single" w:sz="2" w:space="0" w:color="BDC9DA"/>
+              <w:bottom w:val="single" w:sz="2" w:space="0" w:color="BDC9DA"/>
+              <w:end w:val="single" w:sz="2" w:space="0" w:color="BDC9DA"/>
+            </w:tcBorders>
           </w:tcPr>
           <w:p>
             <w:pPr>
               <w:pStyle w:val="TableContents"/>
               <w:bidi w:val="0"/>
               <w:spacing w:before="0" w:after="283"/>
+              <w:ind w:hanging="0" w:start="0" w:end="0"/>
               <w:jc w:val="start"/>
-              <w:rPr/>
+              <w:rPr>
+                <w:sz w:val="18"/>
+              </w:rPr>
             </w:pPr>
             <w:r>
-              <w:rPr/>
+              <w:rPr>
+                <w:sz w:val="18"/>
+              </w:rPr>
               <w:t>已进入仓库履约</w:t>
             </w:r>
           </w:p>
         </w:tc>
         <w:tc>
           <w:tcPr>
-            <w:tcW w:w="4831" w:type="dxa"/>
-            <w:tcBorders/>
-            <w:vAlign w:val="center"/>
+            <w:tcW w:w="4474" w:type="dxa"/>
+            <w:tcBorders>
+              <w:top w:val="single" w:sz="2" w:space="0" w:color="BDC9DA"/>
+              <w:start w:val="single" w:sz="2" w:space="0" w:color="BDC9DA"/>
+              <w:bottom w:val="single" w:sz="2" w:space="0" w:color="BDC9DA"/>
+              <w:end w:val="single" w:sz="2" w:space="0" w:color="BDC9DA"/>
+            </w:tcBorders>
           </w:tcPr>
           <w:p>
             <w:pPr>
               <w:pStyle w:val="TableContents"/>
               <w:bidi w:val="0"/>
               <w:spacing w:before="0" w:after="283"/>
+              <w:ind w:hanging="0" w:start="0" w:end="0"/>
               <w:jc w:val="start"/>
-              <w:rPr/>
+              <w:rPr>
+                <w:sz w:val="18"/>
+              </w:rPr>
             </w:pPr>
             <w:r>
-              <w:rPr/>
+              <w:rPr>
+                <w:sz w:val="18"/>
+              </w:rPr>
               <w:t>不得随意修改原订单</w:t>
             </w:r>
           </w:p>
@@ -3305,64 +3819,91 @@
         <w:trPr/>
         <w:tc>
           <w:tcPr>
-            <w:tcW w:w="3061" w:type="dxa"/>
-            <w:tcBorders/>
-            <w:vAlign w:val="center"/>
+            <w:tcW w:w="2827" w:type="dxa"/>
+            <w:tcBorders>
+              <w:top w:val="single" w:sz="2" w:space="0" w:color="BDC9DA"/>
+              <w:start w:val="single" w:sz="2" w:space="0" w:color="BDC9DA"/>
+              <w:bottom w:val="single" w:sz="2" w:space="0" w:color="BDC9DA"/>
+              <w:end w:val="single" w:sz="2" w:space="0" w:color="BDC9DA"/>
+            </w:tcBorders>
           </w:tcPr>
           <w:p>
             <w:pPr>
               <w:pStyle w:val="TableContents"/>
               <w:bidi w:val="0"/>
               <w:spacing w:before="0" w:after="283"/>
+              <w:ind w:hanging="0" w:start="0" w:end="0"/>
               <w:jc w:val="start"/>
               <w:rPr/>
             </w:pPr>
             <w:r>
-              <w:rPr/>
+              <w:rPr>
+                <w:sz w:val="18"/>
+              </w:rPr>
               <w:t xml:space="preserve">保留 </w:t>
             </w:r>
             <w:r>
-              <w:rPr/>
+              <w:rPr>
+                <w:sz w:val="18"/>
+              </w:rPr>
               <w:t>/ RESERVED</w:t>
             </w:r>
           </w:p>
         </w:tc>
         <w:tc>
           <w:tcPr>
-            <w:tcW w:w="3031" w:type="dxa"/>
-            <w:tcBorders/>
-            <w:vAlign w:val="center"/>
+            <w:tcW w:w="2749" w:type="dxa"/>
+            <w:tcBorders>
+              <w:top w:val="single" w:sz="2" w:space="0" w:color="BDC9DA"/>
+              <w:start w:val="single" w:sz="2" w:space="0" w:color="BDC9DA"/>
+              <w:bottom w:val="single" w:sz="2" w:space="0" w:color="BDC9DA"/>
+              <w:end w:val="single" w:sz="2" w:space="0" w:color="BDC9DA"/>
+            </w:tcBorders>
           </w:tcPr>
           <w:p>
             <w:pPr>
               <w:pStyle w:val="TableContents"/>
               <w:bidi w:val="0"/>
               <w:spacing w:before="0" w:after="283"/>
+              <w:ind w:hanging="0" w:start="0" w:end="0"/>
               <w:jc w:val="start"/>
-              <w:rPr/>
+              <w:rPr>
+                <w:sz w:val="18"/>
+              </w:rPr>
             </w:pPr>
             <w:r>
-              <w:rPr/>
+              <w:rPr>
+                <w:sz w:val="18"/>
+              </w:rPr>
               <w:t>任务已因货主审核创建但尚未发布</w:t>
             </w:r>
           </w:p>
         </w:tc>
         <w:tc>
           <w:tcPr>
-            <w:tcW w:w="4831" w:type="dxa"/>
-            <w:tcBorders/>
-            <w:vAlign w:val="center"/>
+            <w:tcW w:w="4474" w:type="dxa"/>
+            <w:tcBorders>
+              <w:top w:val="single" w:sz="2" w:space="0" w:color="BDC9DA"/>
+              <w:start w:val="single" w:sz="2" w:space="0" w:color="BDC9DA"/>
+              <w:bottom w:val="single" w:sz="2" w:space="0" w:color="BDC9DA"/>
+              <w:end w:val="single" w:sz="2" w:space="0" w:color="BDC9DA"/>
+            </w:tcBorders>
           </w:tcPr>
           <w:p>
             <w:pPr>
               <w:pStyle w:val="TableContents"/>
               <w:bidi w:val="0"/>
               <w:spacing w:before="0" w:after="283"/>
+              <w:ind w:hanging="0" w:start="0" w:end="0"/>
               <w:jc w:val="start"/>
-              <w:rPr/>
+              <w:rPr>
+                <w:sz w:val="18"/>
+              </w:rPr>
             </w:pPr>
             <w:r>
-              <w:rPr/>
+              <w:rPr>
+                <w:sz w:val="18"/>
+              </w:rPr>
               <w:t>仓库确认前不得现场执行</w:t>
             </w:r>
           </w:p>
@@ -3372,64 +3913,91 @@
         <w:trPr/>
         <w:tc>
           <w:tcPr>
-            <w:tcW w:w="3061" w:type="dxa"/>
-            <w:tcBorders/>
-            <w:vAlign w:val="center"/>
+            <w:tcW w:w="2827" w:type="dxa"/>
+            <w:tcBorders>
+              <w:top w:val="single" w:sz="2" w:space="0" w:color="BDC9DA"/>
+              <w:start w:val="single" w:sz="2" w:space="0" w:color="BDC9DA"/>
+              <w:bottom w:val="single" w:sz="2" w:space="0" w:color="BDC9DA"/>
+              <w:end w:val="single" w:sz="2" w:space="0" w:color="BDC9DA"/>
+            </w:tcBorders>
           </w:tcPr>
           <w:p>
             <w:pPr>
               <w:pStyle w:val="TableContents"/>
               <w:bidi w:val="0"/>
               <w:spacing w:before="0" w:after="283"/>
+              <w:ind w:hanging="0" w:start="0" w:end="0"/>
               <w:jc w:val="start"/>
               <w:rPr/>
             </w:pPr>
             <w:r>
-              <w:rPr/>
+              <w:rPr>
+                <w:sz w:val="18"/>
+              </w:rPr>
               <w:t xml:space="preserve">待发布 </w:t>
             </w:r>
             <w:r>
-              <w:rPr/>
+              <w:rPr>
+                <w:sz w:val="18"/>
+              </w:rPr>
               <w:t>/ READY</w:t>
             </w:r>
           </w:p>
         </w:tc>
         <w:tc>
           <w:tcPr>
-            <w:tcW w:w="3031" w:type="dxa"/>
-            <w:tcBorders/>
-            <w:vAlign w:val="center"/>
+            <w:tcW w:w="2749" w:type="dxa"/>
+            <w:tcBorders>
+              <w:top w:val="single" w:sz="2" w:space="0" w:color="BDC9DA"/>
+              <w:start w:val="single" w:sz="2" w:space="0" w:color="BDC9DA"/>
+              <w:bottom w:val="single" w:sz="2" w:space="0" w:color="BDC9DA"/>
+              <w:end w:val="single" w:sz="2" w:space="0" w:color="BDC9DA"/>
+            </w:tcBorders>
           </w:tcPr>
           <w:p>
             <w:pPr>
               <w:pStyle w:val="TableContents"/>
               <w:bidi w:val="0"/>
               <w:spacing w:before="0" w:after="283"/>
+              <w:ind w:hanging="0" w:start="0" w:end="0"/>
               <w:jc w:val="start"/>
-              <w:rPr/>
+              <w:rPr>
+                <w:sz w:val="18"/>
+              </w:rPr>
             </w:pPr>
             <w:r>
-              <w:rPr/>
+              <w:rPr>
+                <w:sz w:val="18"/>
+              </w:rPr>
               <w:t>任务具备发布条件</w:t>
             </w:r>
           </w:p>
         </w:tc>
         <w:tc>
           <w:tcPr>
-            <w:tcW w:w="4831" w:type="dxa"/>
-            <w:tcBorders/>
-            <w:vAlign w:val="center"/>
+            <w:tcW w:w="4474" w:type="dxa"/>
+            <w:tcBorders>
+              <w:top w:val="single" w:sz="2" w:space="0" w:color="BDC9DA"/>
+              <w:start w:val="single" w:sz="2" w:space="0" w:color="BDC9DA"/>
+              <w:bottom w:val="single" w:sz="2" w:space="0" w:color="BDC9DA"/>
+              <w:end w:val="single" w:sz="2" w:space="0" w:color="BDC9DA"/>
+            </w:tcBorders>
           </w:tcPr>
           <w:p>
             <w:pPr>
               <w:pStyle w:val="TableContents"/>
               <w:bidi w:val="0"/>
               <w:spacing w:before="0" w:after="283"/>
+              <w:ind w:hanging="0" w:start="0" w:end="0"/>
               <w:jc w:val="start"/>
-              <w:rPr/>
+              <w:rPr>
+                <w:sz w:val="18"/>
+              </w:rPr>
             </w:pPr>
             <w:r>
-              <w:rPr/>
+              <w:rPr>
+                <w:sz w:val="18"/>
+              </w:rPr>
               <w:t>由仓库管理员发布</w:t>
             </w:r>
           </w:p>
@@ -3439,64 +4007,91 @@
         <w:trPr/>
         <w:tc>
           <w:tcPr>
-            <w:tcW w:w="3061" w:type="dxa"/>
-            <w:tcBorders/>
-            <w:vAlign w:val="center"/>
+            <w:tcW w:w="2827" w:type="dxa"/>
+            <w:tcBorders>
+              <w:top w:val="single" w:sz="2" w:space="0" w:color="BDC9DA"/>
+              <w:start w:val="single" w:sz="2" w:space="0" w:color="BDC9DA"/>
+              <w:bottom w:val="single" w:sz="2" w:space="0" w:color="BDC9DA"/>
+              <w:end w:val="single" w:sz="2" w:space="0" w:color="BDC9DA"/>
+            </w:tcBorders>
           </w:tcPr>
           <w:p>
             <w:pPr>
               <w:pStyle w:val="TableContents"/>
               <w:bidi w:val="0"/>
               <w:spacing w:before="0" w:after="283"/>
+              <w:ind w:hanging="0" w:start="0" w:end="0"/>
               <w:jc w:val="start"/>
               <w:rPr/>
             </w:pPr>
             <w:r>
-              <w:rPr/>
+              <w:rPr>
+                <w:sz w:val="18"/>
+              </w:rPr>
               <w:t xml:space="preserve">已发布 </w:t>
             </w:r>
             <w:r>
-              <w:rPr/>
+              <w:rPr>
+                <w:sz w:val="18"/>
+              </w:rPr>
               <w:t>/ RELEASED</w:t>
             </w:r>
           </w:p>
         </w:tc>
         <w:tc>
           <w:tcPr>
-            <w:tcW w:w="3031" w:type="dxa"/>
-            <w:tcBorders/>
-            <w:vAlign w:val="center"/>
+            <w:tcW w:w="2749" w:type="dxa"/>
+            <w:tcBorders>
+              <w:top w:val="single" w:sz="2" w:space="0" w:color="BDC9DA"/>
+              <w:start w:val="single" w:sz="2" w:space="0" w:color="BDC9DA"/>
+              <w:bottom w:val="single" w:sz="2" w:space="0" w:color="BDC9DA"/>
+              <w:end w:val="single" w:sz="2" w:space="0" w:color="BDC9DA"/>
+            </w:tcBorders>
           </w:tcPr>
           <w:p>
             <w:pPr>
               <w:pStyle w:val="TableContents"/>
               <w:bidi w:val="0"/>
               <w:spacing w:before="0" w:after="283"/>
+              <w:ind w:hanging="0" w:start="0" w:end="0"/>
               <w:jc w:val="start"/>
-              <w:rPr/>
+              <w:rPr>
+                <w:sz w:val="18"/>
+              </w:rPr>
             </w:pPr>
             <w:r>
-              <w:rPr/>
+              <w:rPr>
+                <w:sz w:val="18"/>
+              </w:rPr>
               <w:t>操作员可以领取或执行</w:t>
             </w:r>
           </w:p>
         </w:tc>
         <w:tc>
           <w:tcPr>
-            <w:tcW w:w="4831" w:type="dxa"/>
-            <w:tcBorders/>
-            <w:vAlign w:val="center"/>
+            <w:tcW w:w="4474" w:type="dxa"/>
+            <w:tcBorders>
+              <w:top w:val="single" w:sz="2" w:space="0" w:color="BDC9DA"/>
+              <w:start w:val="single" w:sz="2" w:space="0" w:color="BDC9DA"/>
+              <w:bottom w:val="single" w:sz="2" w:space="0" w:color="BDC9DA"/>
+              <w:end w:val="single" w:sz="2" w:space="0" w:color="BDC9DA"/>
+            </w:tcBorders>
           </w:tcPr>
           <w:p>
             <w:pPr>
               <w:pStyle w:val="TableContents"/>
               <w:bidi w:val="0"/>
               <w:spacing w:before="0" w:after="283"/>
+              <w:ind w:hanging="0" w:start="0" w:end="0"/>
               <w:jc w:val="start"/>
-              <w:rPr/>
+              <w:rPr>
+                <w:sz w:val="18"/>
+              </w:rPr>
             </w:pPr>
             <w:r>
-              <w:rPr/>
+              <w:rPr>
+                <w:sz w:val="18"/>
+              </w:rPr>
               <w:t>按任务逐行扫描作业</w:t>
             </w:r>
           </w:p>
@@ -3506,64 +4101,91 @@
         <w:trPr/>
         <w:tc>
           <w:tcPr>
-            <w:tcW w:w="3061" w:type="dxa"/>
-            <w:tcBorders/>
-            <w:vAlign w:val="center"/>
+            <w:tcW w:w="2827" w:type="dxa"/>
+            <w:tcBorders>
+              <w:top w:val="single" w:sz="2" w:space="0" w:color="BDC9DA"/>
+              <w:start w:val="single" w:sz="2" w:space="0" w:color="BDC9DA"/>
+              <w:bottom w:val="single" w:sz="2" w:space="0" w:color="BDC9DA"/>
+              <w:end w:val="single" w:sz="2" w:space="0" w:color="BDC9DA"/>
+            </w:tcBorders>
           </w:tcPr>
           <w:p>
             <w:pPr>
               <w:pStyle w:val="TableContents"/>
               <w:bidi w:val="0"/>
               <w:spacing w:before="0" w:after="283"/>
+              <w:ind w:hanging="0" w:start="0" w:end="0"/>
               <w:jc w:val="start"/>
               <w:rPr/>
             </w:pPr>
             <w:r>
-              <w:rPr/>
+              <w:rPr>
+                <w:sz w:val="18"/>
+              </w:rPr>
               <w:t xml:space="preserve">执行中 </w:t>
             </w:r>
             <w:r>
-              <w:rPr/>
+              <w:rPr>
+                <w:sz w:val="18"/>
+              </w:rPr>
               <w:t>/ IN_PROGRESS</w:t>
             </w:r>
           </w:p>
         </w:tc>
         <w:tc>
           <w:tcPr>
-            <w:tcW w:w="3031" w:type="dxa"/>
-            <w:tcBorders/>
-            <w:vAlign w:val="center"/>
+            <w:tcW w:w="2749" w:type="dxa"/>
+            <w:tcBorders>
+              <w:top w:val="single" w:sz="2" w:space="0" w:color="BDC9DA"/>
+              <w:start w:val="single" w:sz="2" w:space="0" w:color="BDC9DA"/>
+              <w:bottom w:val="single" w:sz="2" w:space="0" w:color="BDC9DA"/>
+              <w:end w:val="single" w:sz="2" w:space="0" w:color="BDC9DA"/>
+            </w:tcBorders>
           </w:tcPr>
           <w:p>
             <w:pPr>
               <w:pStyle w:val="TableContents"/>
               <w:bidi w:val="0"/>
               <w:spacing w:before="0" w:after="283"/>
+              <w:ind w:hanging="0" w:start="0" w:end="0"/>
               <w:jc w:val="start"/>
-              <w:rPr/>
+              <w:rPr>
+                <w:sz w:val="18"/>
+              </w:rPr>
             </w:pPr>
             <w:r>
-              <w:rPr/>
+              <w:rPr>
+                <w:sz w:val="18"/>
+              </w:rPr>
               <w:t>已发生现场作业记录</w:t>
             </w:r>
           </w:p>
         </w:tc>
         <w:tc>
           <w:tcPr>
-            <w:tcW w:w="4831" w:type="dxa"/>
-            <w:tcBorders/>
-            <w:vAlign w:val="center"/>
+            <w:tcW w:w="4474" w:type="dxa"/>
+            <w:tcBorders>
+              <w:top w:val="single" w:sz="2" w:space="0" w:color="BDC9DA"/>
+              <w:start w:val="single" w:sz="2" w:space="0" w:color="BDC9DA"/>
+              <w:bottom w:val="single" w:sz="2" w:space="0" w:color="BDC9DA"/>
+              <w:end w:val="single" w:sz="2" w:space="0" w:color="BDC9DA"/>
+            </w:tcBorders>
           </w:tcPr>
           <w:p>
             <w:pPr>
               <w:pStyle w:val="TableContents"/>
               <w:bidi w:val="0"/>
               <w:spacing w:before="0" w:after="283"/>
+              <w:ind w:hanging="0" w:start="0" w:end="0"/>
               <w:jc w:val="start"/>
-              <w:rPr/>
+              <w:rPr>
+                <w:sz w:val="18"/>
+              </w:rPr>
             </w:pPr>
             <w:r>
-              <w:rPr/>
+              <w:rPr>
+                <w:sz w:val="18"/>
+              </w:rPr>
               <w:t>继续完成剩余任务行，不得另建重复任务</w:t>
             </w:r>
           </w:p>
@@ -3573,64 +4195,91 @@
         <w:trPr/>
         <w:tc>
           <w:tcPr>
-            <w:tcW w:w="3061" w:type="dxa"/>
-            <w:tcBorders/>
-            <w:vAlign w:val="center"/>
+            <w:tcW w:w="2827" w:type="dxa"/>
+            <w:tcBorders>
+              <w:top w:val="single" w:sz="2" w:space="0" w:color="BDC9DA"/>
+              <w:start w:val="single" w:sz="2" w:space="0" w:color="BDC9DA"/>
+              <w:bottom w:val="single" w:sz="2" w:space="0" w:color="BDC9DA"/>
+              <w:end w:val="single" w:sz="2" w:space="0" w:color="BDC9DA"/>
+            </w:tcBorders>
           </w:tcPr>
           <w:p>
             <w:pPr>
               <w:pStyle w:val="TableContents"/>
               <w:bidi w:val="0"/>
               <w:spacing w:before="0" w:after="283"/>
+              <w:ind w:hanging="0" w:start="0" w:end="0"/>
               <w:jc w:val="start"/>
               <w:rPr/>
             </w:pPr>
             <w:r>
-              <w:rPr/>
+              <w:rPr>
+                <w:sz w:val="18"/>
+              </w:rPr>
               <w:t xml:space="preserve">已完成 </w:t>
             </w:r>
             <w:r>
-              <w:rPr/>
+              <w:rPr>
+                <w:sz w:val="18"/>
+              </w:rPr>
               <w:t>/ COMPLETED</w:t>
             </w:r>
           </w:p>
         </w:tc>
         <w:tc>
           <w:tcPr>
-            <w:tcW w:w="3031" w:type="dxa"/>
-            <w:tcBorders/>
-            <w:vAlign w:val="center"/>
+            <w:tcW w:w="2749" w:type="dxa"/>
+            <w:tcBorders>
+              <w:top w:val="single" w:sz="2" w:space="0" w:color="BDC9DA"/>
+              <w:start w:val="single" w:sz="2" w:space="0" w:color="BDC9DA"/>
+              <w:bottom w:val="single" w:sz="2" w:space="0" w:color="BDC9DA"/>
+              <w:end w:val="single" w:sz="2" w:space="0" w:color="BDC9DA"/>
+            </w:tcBorders>
           </w:tcPr>
           <w:p>
             <w:pPr>
               <w:pStyle w:val="TableContents"/>
               <w:bidi w:val="0"/>
               <w:spacing w:before="0" w:after="283"/>
+              <w:ind w:hanging="0" w:start="0" w:end="0"/>
               <w:jc w:val="start"/>
-              <w:rPr/>
+              <w:rPr>
+                <w:sz w:val="18"/>
+              </w:rPr>
             </w:pPr>
             <w:r>
-              <w:rPr/>
+              <w:rPr>
+                <w:sz w:val="18"/>
+              </w:rPr>
               <w:t>作业数量已经完成</w:t>
             </w:r>
           </w:p>
         </w:tc>
         <w:tc>
           <w:tcPr>
-            <w:tcW w:w="4831" w:type="dxa"/>
-            <w:tcBorders/>
-            <w:vAlign w:val="center"/>
+            <w:tcW w:w="4474" w:type="dxa"/>
+            <w:tcBorders>
+              <w:top w:val="single" w:sz="2" w:space="0" w:color="BDC9DA"/>
+              <w:start w:val="single" w:sz="2" w:space="0" w:color="BDC9DA"/>
+              <w:bottom w:val="single" w:sz="2" w:space="0" w:color="BDC9DA"/>
+              <w:end w:val="single" w:sz="2" w:space="0" w:color="BDC9DA"/>
+            </w:tcBorders>
           </w:tcPr>
           <w:p>
             <w:pPr>
               <w:pStyle w:val="TableContents"/>
               <w:bidi w:val="0"/>
               <w:spacing w:before="0" w:after="283"/>
+              <w:ind w:hanging="0" w:start="0" w:end="0"/>
               <w:jc w:val="start"/>
-              <w:rPr/>
+              <w:rPr>
+                <w:sz w:val="18"/>
+              </w:rPr>
             </w:pPr>
             <w:r>
-              <w:rPr/>
+              <w:rPr>
+                <w:sz w:val="18"/>
+              </w:rPr>
               <w:t>等待复核、审核或过账</w:t>
             </w:r>
           </w:p>
@@ -3640,64 +4289,91 @@
         <w:trPr/>
         <w:tc>
           <w:tcPr>
-            <w:tcW w:w="3061" w:type="dxa"/>
-            <w:tcBorders/>
-            <w:vAlign w:val="center"/>
+            <w:tcW w:w="2827" w:type="dxa"/>
+            <w:tcBorders>
+              <w:top w:val="single" w:sz="2" w:space="0" w:color="BDC9DA"/>
+              <w:start w:val="single" w:sz="2" w:space="0" w:color="BDC9DA"/>
+              <w:bottom w:val="single" w:sz="2" w:space="0" w:color="BDC9DA"/>
+              <w:end w:val="single" w:sz="2" w:space="0" w:color="BDC9DA"/>
+            </w:tcBorders>
           </w:tcPr>
           <w:p>
             <w:pPr>
               <w:pStyle w:val="TableContents"/>
               <w:bidi w:val="0"/>
               <w:spacing w:before="0" w:after="283"/>
+              <w:ind w:hanging="0" w:start="0" w:end="0"/>
               <w:jc w:val="start"/>
               <w:rPr/>
             </w:pPr>
             <w:r>
-              <w:rPr/>
+              <w:rPr>
+                <w:sz w:val="18"/>
+              </w:rPr>
               <w:t xml:space="preserve">待审核 </w:t>
             </w:r>
             <w:r>
-              <w:rPr/>
+              <w:rPr>
+                <w:sz w:val="18"/>
+              </w:rPr>
               <w:t>/ PENDING</w:t>
             </w:r>
           </w:p>
         </w:tc>
         <w:tc>
           <w:tcPr>
-            <w:tcW w:w="3031" w:type="dxa"/>
-            <w:tcBorders/>
-            <w:vAlign w:val="center"/>
+            <w:tcW w:w="2749" w:type="dxa"/>
+            <w:tcBorders>
+              <w:top w:val="single" w:sz="2" w:space="0" w:color="BDC9DA"/>
+              <w:start w:val="single" w:sz="2" w:space="0" w:color="BDC9DA"/>
+              <w:bottom w:val="single" w:sz="2" w:space="0" w:color="BDC9DA"/>
+              <w:end w:val="single" w:sz="2" w:space="0" w:color="BDC9DA"/>
+            </w:tcBorders>
           </w:tcPr>
           <w:p>
             <w:pPr>
               <w:pStyle w:val="TableContents"/>
               <w:bidi w:val="0"/>
               <w:spacing w:before="0" w:after="283"/>
+              <w:ind w:hanging="0" w:start="0" w:end="0"/>
               <w:jc w:val="start"/>
-              <w:rPr/>
+              <w:rPr>
+                <w:sz w:val="18"/>
+              </w:rPr>
             </w:pPr>
             <w:r>
-              <w:rPr/>
+              <w:rPr>
+                <w:sz w:val="18"/>
+              </w:rPr>
               <w:t>需要复核或管理确认</w:t>
             </w:r>
           </w:p>
         </w:tc>
         <w:tc>
           <w:tcPr>
-            <w:tcW w:w="4831" w:type="dxa"/>
-            <w:tcBorders/>
-            <w:vAlign w:val="center"/>
+            <w:tcW w:w="4474" w:type="dxa"/>
+            <w:tcBorders>
+              <w:top w:val="single" w:sz="2" w:space="0" w:color="BDC9DA"/>
+              <w:start w:val="single" w:sz="2" w:space="0" w:color="BDC9DA"/>
+              <w:bottom w:val="single" w:sz="2" w:space="0" w:color="BDC9DA"/>
+              <w:end w:val="single" w:sz="2" w:space="0" w:color="BDC9DA"/>
+            </w:tcBorders>
           </w:tcPr>
           <w:p>
             <w:pPr>
               <w:pStyle w:val="TableContents"/>
               <w:bidi w:val="0"/>
               <w:spacing w:before="0" w:after="283"/>
+              <w:ind w:hanging="0" w:start="0" w:end="0"/>
               <w:jc w:val="start"/>
-              <w:rPr/>
+              <w:rPr>
+                <w:sz w:val="18"/>
+              </w:rPr>
             </w:pPr>
             <w:r>
-              <w:rPr/>
+              <w:rPr>
+                <w:sz w:val="18"/>
+              </w:rPr>
               <w:t>核对实物、数量、批次和库位</w:t>
             </w:r>
           </w:p>
@@ -3707,64 +4383,91 @@
         <w:trPr/>
         <w:tc>
           <w:tcPr>
-            <w:tcW w:w="3061" w:type="dxa"/>
-            <w:tcBorders/>
-            <w:vAlign w:val="center"/>
+            <w:tcW w:w="2827" w:type="dxa"/>
+            <w:tcBorders>
+              <w:top w:val="single" w:sz="2" w:space="0" w:color="BDC9DA"/>
+              <w:start w:val="single" w:sz="2" w:space="0" w:color="BDC9DA"/>
+              <w:bottom w:val="single" w:sz="2" w:space="0" w:color="BDC9DA"/>
+              <w:end w:val="single" w:sz="2" w:space="0" w:color="BDC9DA"/>
+            </w:tcBorders>
           </w:tcPr>
           <w:p>
             <w:pPr>
               <w:pStyle w:val="TableContents"/>
               <w:bidi w:val="0"/>
               <w:spacing w:before="0" w:after="283"/>
+              <w:ind w:hanging="0" w:start="0" w:end="0"/>
               <w:jc w:val="start"/>
               <w:rPr/>
             </w:pPr>
             <w:r>
-              <w:rPr/>
+              <w:rPr>
+                <w:sz w:val="18"/>
+              </w:rPr>
               <w:t xml:space="preserve">已过账 </w:t>
             </w:r>
             <w:r>
-              <w:rPr/>
+              <w:rPr>
+                <w:sz w:val="18"/>
+              </w:rPr>
               <w:t>/ POSTED</w:t>
             </w:r>
           </w:p>
         </w:tc>
         <w:tc>
           <w:tcPr>
-            <w:tcW w:w="3031" w:type="dxa"/>
-            <w:tcBorders/>
-            <w:vAlign w:val="center"/>
+            <w:tcW w:w="2749" w:type="dxa"/>
+            <w:tcBorders>
+              <w:top w:val="single" w:sz="2" w:space="0" w:color="BDC9DA"/>
+              <w:start w:val="single" w:sz="2" w:space="0" w:color="BDC9DA"/>
+              <w:bottom w:val="single" w:sz="2" w:space="0" w:color="BDC9DA"/>
+              <w:end w:val="single" w:sz="2" w:space="0" w:color="BDC9DA"/>
+            </w:tcBorders>
           </w:tcPr>
           <w:p>
             <w:pPr>
               <w:pStyle w:val="TableContents"/>
               <w:bidi w:val="0"/>
               <w:spacing w:before="0" w:after="283"/>
+              <w:ind w:hanging="0" w:start="0" w:end="0"/>
               <w:jc w:val="start"/>
-              <w:rPr/>
+              <w:rPr>
+                <w:sz w:val="18"/>
+              </w:rPr>
             </w:pPr>
             <w:r>
-              <w:rPr/>
+              <w:rPr>
+                <w:sz w:val="18"/>
+              </w:rPr>
               <w:t>库存影响已正式生效</w:t>
             </w:r>
           </w:p>
         </w:tc>
         <w:tc>
           <w:tcPr>
-            <w:tcW w:w="4831" w:type="dxa"/>
-            <w:tcBorders/>
-            <w:vAlign w:val="center"/>
+            <w:tcW w:w="4474" w:type="dxa"/>
+            <w:tcBorders>
+              <w:top w:val="single" w:sz="2" w:space="0" w:color="BDC9DA"/>
+              <w:start w:val="single" w:sz="2" w:space="0" w:color="BDC9DA"/>
+              <w:bottom w:val="single" w:sz="2" w:space="0" w:color="BDC9DA"/>
+              <w:end w:val="single" w:sz="2" w:space="0" w:color="BDC9DA"/>
+            </w:tcBorders>
           </w:tcPr>
           <w:p>
             <w:pPr>
               <w:pStyle w:val="TableContents"/>
               <w:bidi w:val="0"/>
               <w:spacing w:before="0" w:after="283"/>
+              <w:ind w:hanging="0" w:start="0" w:end="0"/>
               <w:jc w:val="start"/>
-              <w:rPr/>
+              <w:rPr>
+                <w:sz w:val="18"/>
+              </w:rPr>
             </w:pPr>
             <w:r>
-              <w:rPr/>
+              <w:rPr>
+                <w:sz w:val="18"/>
+              </w:rPr>
               <w:t>错误只能通过规范冲销或批准的调整处理</w:t>
             </w:r>
           </w:p>
@@ -3774,64 +4477,91 @@
         <w:trPr/>
         <w:tc>
           <w:tcPr>
-            <w:tcW w:w="3061" w:type="dxa"/>
-            <w:tcBorders/>
-            <w:vAlign w:val="center"/>
+            <w:tcW w:w="2827" w:type="dxa"/>
+            <w:tcBorders>
+              <w:top w:val="single" w:sz="2" w:space="0" w:color="BDC9DA"/>
+              <w:start w:val="single" w:sz="2" w:space="0" w:color="BDC9DA"/>
+              <w:bottom w:val="single" w:sz="2" w:space="0" w:color="BDC9DA"/>
+              <w:end w:val="single" w:sz="2" w:space="0" w:color="BDC9DA"/>
+            </w:tcBorders>
           </w:tcPr>
           <w:p>
             <w:pPr>
               <w:pStyle w:val="TableContents"/>
               <w:bidi w:val="0"/>
               <w:spacing w:before="0" w:after="283"/>
+              <w:ind w:hanging="0" w:start="0" w:end="0"/>
               <w:jc w:val="start"/>
               <w:rPr/>
             </w:pPr>
             <w:r>
-              <w:rPr/>
+              <w:rPr>
+                <w:sz w:val="18"/>
+              </w:rPr>
               <w:t xml:space="preserve">过账失败 </w:t>
             </w:r>
             <w:r>
-              <w:rPr/>
+              <w:rPr>
+                <w:sz w:val="18"/>
+              </w:rPr>
               <w:t>/ FAILED</w:t>
             </w:r>
           </w:p>
         </w:tc>
         <w:tc>
           <w:tcPr>
-            <w:tcW w:w="3031" w:type="dxa"/>
-            <w:tcBorders/>
-            <w:vAlign w:val="center"/>
+            <w:tcW w:w="2749" w:type="dxa"/>
+            <w:tcBorders>
+              <w:top w:val="single" w:sz="2" w:space="0" w:color="BDC9DA"/>
+              <w:start w:val="single" w:sz="2" w:space="0" w:color="BDC9DA"/>
+              <w:bottom w:val="single" w:sz="2" w:space="0" w:color="BDC9DA"/>
+              <w:end w:val="single" w:sz="2" w:space="0" w:color="BDC9DA"/>
+            </w:tcBorders>
           </w:tcPr>
           <w:p>
             <w:pPr>
               <w:pStyle w:val="TableContents"/>
               <w:bidi w:val="0"/>
               <w:spacing w:before="0" w:after="283"/>
+              <w:ind w:hanging="0" w:start="0" w:end="0"/>
               <w:jc w:val="start"/>
-              <w:rPr/>
+              <w:rPr>
+                <w:sz w:val="18"/>
+              </w:rPr>
             </w:pPr>
             <w:r>
-              <w:rPr/>
+              <w:rPr>
+                <w:sz w:val="18"/>
+              </w:rPr>
               <w:t>库存写入没有成功完成</w:t>
             </w:r>
           </w:p>
         </w:tc>
         <w:tc>
           <w:tcPr>
-            <w:tcW w:w="4831" w:type="dxa"/>
-            <w:tcBorders/>
-            <w:vAlign w:val="center"/>
+            <w:tcW w:w="4474" w:type="dxa"/>
+            <w:tcBorders>
+              <w:top w:val="single" w:sz="2" w:space="0" w:color="BDC9DA"/>
+              <w:start w:val="single" w:sz="2" w:space="0" w:color="BDC9DA"/>
+              <w:bottom w:val="single" w:sz="2" w:space="0" w:color="BDC9DA"/>
+              <w:end w:val="single" w:sz="2" w:space="0" w:color="BDC9DA"/>
+            </w:tcBorders>
           </w:tcPr>
           <w:p>
             <w:pPr>
               <w:pStyle w:val="TableContents"/>
               <w:bidi w:val="0"/>
               <w:spacing w:before="0" w:after="283"/>
+              <w:ind w:hanging="0" w:start="0" w:end="0"/>
               <w:jc w:val="start"/>
-              <w:rPr/>
+              <w:rPr>
+                <w:sz w:val="18"/>
+              </w:rPr>
             </w:pPr>
             <w:r>
-              <w:rPr/>
+              <w:rPr>
+                <w:sz w:val="18"/>
+              </w:rPr>
               <w:t>保留原任务号和错误信息，交管理员处理</w:t>
             </w:r>
           </w:p>
@@ -3841,64 +4571,91 @@
         <w:trPr/>
         <w:tc>
           <w:tcPr>
-            <w:tcW w:w="3061" w:type="dxa"/>
-            <w:tcBorders/>
-            <w:vAlign w:val="center"/>
+            <w:tcW w:w="2827" w:type="dxa"/>
+            <w:tcBorders>
+              <w:top w:val="single" w:sz="2" w:space="0" w:color="BDC9DA"/>
+              <w:start w:val="single" w:sz="2" w:space="0" w:color="BDC9DA"/>
+              <w:bottom w:val="single" w:sz="2" w:space="0" w:color="BDC9DA"/>
+              <w:end w:val="single" w:sz="2" w:space="0" w:color="BDC9DA"/>
+            </w:tcBorders>
           </w:tcPr>
           <w:p>
             <w:pPr>
               <w:pStyle w:val="TableContents"/>
               <w:bidi w:val="0"/>
               <w:spacing w:before="0" w:after="283"/>
+              <w:ind w:hanging="0" w:start="0" w:end="0"/>
               <w:jc w:val="start"/>
               <w:rPr/>
             </w:pPr>
             <w:r>
-              <w:rPr/>
+              <w:rPr>
+                <w:sz w:val="18"/>
+              </w:rPr>
               <w:t xml:space="preserve">已驳回 </w:t>
             </w:r>
             <w:r>
-              <w:rPr/>
+              <w:rPr>
+                <w:sz w:val="18"/>
+              </w:rPr>
               <w:t>/ REJECTED</w:t>
             </w:r>
           </w:p>
         </w:tc>
         <w:tc>
           <w:tcPr>
-            <w:tcW w:w="3031" w:type="dxa"/>
-            <w:tcBorders/>
-            <w:vAlign w:val="center"/>
+            <w:tcW w:w="2749" w:type="dxa"/>
+            <w:tcBorders>
+              <w:top w:val="single" w:sz="2" w:space="0" w:color="BDC9DA"/>
+              <w:start w:val="single" w:sz="2" w:space="0" w:color="BDC9DA"/>
+              <w:bottom w:val="single" w:sz="2" w:space="0" w:color="BDC9DA"/>
+              <w:end w:val="single" w:sz="2" w:space="0" w:color="BDC9DA"/>
+            </w:tcBorders>
           </w:tcPr>
           <w:p>
             <w:pPr>
               <w:pStyle w:val="TableContents"/>
               <w:bidi w:val="0"/>
               <w:spacing w:before="0" w:after="283"/>
+              <w:ind w:hanging="0" w:start="0" w:end="0"/>
               <w:jc w:val="start"/>
-              <w:rPr/>
+              <w:rPr>
+                <w:sz w:val="18"/>
+              </w:rPr>
             </w:pPr>
             <w:r>
-              <w:rPr/>
+              <w:rPr>
+                <w:sz w:val="18"/>
+              </w:rPr>
               <w:t>审核未通过</w:t>
             </w:r>
           </w:p>
         </w:tc>
         <w:tc>
           <w:tcPr>
-            <w:tcW w:w="4831" w:type="dxa"/>
-            <w:tcBorders/>
-            <w:vAlign w:val="center"/>
+            <w:tcW w:w="4474" w:type="dxa"/>
+            <w:tcBorders>
+              <w:top w:val="single" w:sz="2" w:space="0" w:color="BDC9DA"/>
+              <w:start w:val="single" w:sz="2" w:space="0" w:color="BDC9DA"/>
+              <w:bottom w:val="single" w:sz="2" w:space="0" w:color="BDC9DA"/>
+              <w:end w:val="single" w:sz="2" w:space="0" w:color="BDC9DA"/>
+            </w:tcBorders>
           </w:tcPr>
           <w:p>
             <w:pPr>
               <w:pStyle w:val="TableContents"/>
               <w:bidi w:val="0"/>
               <w:spacing w:before="0" w:after="283"/>
+              <w:ind w:hanging="0" w:start="0" w:end="0"/>
               <w:jc w:val="start"/>
-              <w:rPr/>
+              <w:rPr>
+                <w:sz w:val="18"/>
+              </w:rPr>
             </w:pPr>
             <w:r>
-              <w:rPr/>
+              <w:rPr>
+                <w:sz w:val="18"/>
+              </w:rPr>
               <w:t>查看原因并按流程修改、重提或终止</w:t>
             </w:r>
           </w:p>
@@ -3908,9 +4665,169 @@
         <w:trPr/>
         <w:tc>
           <w:tcPr>
-            <w:tcW w:w="3061" w:type="dxa"/>
-            <w:tcBorders/>
-            <w:vAlign w:val="center"/>
+            <w:tcW w:w="2827" w:type="dxa"/>
+            <w:tcBorders>
+              <w:top w:val="single" w:sz="2" w:space="0" w:color="BDC9DA"/>
+              <w:start w:val="single" w:sz="2" w:space="0" w:color="BDC9DA"/>
+              <w:bottom w:val="single" w:sz="2" w:space="0" w:color="BDC9DA"/>
+              <w:end w:val="single" w:sz="2" w:space="0" w:color="BDC9DA"/>
+            </w:tcBorders>
+          </w:tcPr>
+          <w:p>
+            <w:pPr>
+              <w:pStyle w:val="TableContents"/>
+              <w:bidi w:val="0"/>
+              <w:spacing w:before="0" w:after="283"/>
+              <w:ind w:hanging="0" w:start="0" w:end="0"/>
+              <w:jc w:val="start"/>
+              <w:rPr/>
+            </w:pPr>
+            <w:r>
+              <w:rPr>
+                <w:sz w:val="18"/>
+              </w:rPr>
+              <w:t xml:space="preserve">已取消 </w:t>
+            </w:r>
+            <w:r>
+              <w:rPr>
+                <w:sz w:val="18"/>
+              </w:rPr>
+              <w:t>/ CANCELLED</w:t>
+            </w:r>
+          </w:p>
+        </w:tc>
+        <w:tc>
+          <w:tcPr>
+            <w:tcW w:w="2749" w:type="dxa"/>
+            <w:tcBorders>
+              <w:top w:val="single" w:sz="2" w:space="0" w:color="BDC9DA"/>
+              <w:start w:val="single" w:sz="2" w:space="0" w:color="BDC9DA"/>
+              <w:bottom w:val="single" w:sz="2" w:space="0" w:color="BDC9DA"/>
+              <w:end w:val="single" w:sz="2" w:space="0" w:color="BDC9DA"/>
+            </w:tcBorders>
+          </w:tcPr>
+          <w:p>
+            <w:pPr>
+              <w:pStyle w:val="TableContents"/>
+              <w:bidi w:val="0"/>
+              <w:spacing w:before="0" w:after="283"/>
+              <w:ind w:hanging="0" w:start="0" w:end="0"/>
+              <w:jc w:val="start"/>
+              <w:rPr>
+                <w:sz w:val="18"/>
+              </w:rPr>
+            </w:pPr>
+            <w:r>
+              <w:rPr>
+                <w:sz w:val="18"/>
+              </w:rPr>
+              <w:t>单据或任务终止</w:t>
+            </w:r>
+          </w:p>
+        </w:tc>
+        <w:tc>
+          <w:tcPr>
+            <w:tcW w:w="4474" w:type="dxa"/>
+            <w:tcBorders>
+              <w:top w:val="single" w:sz="2" w:space="0" w:color="BDC9DA"/>
+              <w:start w:val="single" w:sz="2" w:space="0" w:color="BDC9DA"/>
+              <w:bottom w:val="single" w:sz="2" w:space="0" w:color="BDC9DA"/>
+              <w:end w:val="single" w:sz="2" w:space="0" w:color="BDC9DA"/>
+            </w:tcBorders>
+          </w:tcPr>
+          <w:p>
+            <w:pPr>
+              <w:pStyle w:val="TableContents"/>
+              <w:bidi w:val="0"/>
+              <w:spacing w:before="0" w:after="283"/>
+              <w:ind w:hanging="0" w:start="0" w:end="0"/>
+              <w:jc w:val="start"/>
+              <w:rPr>
+                <w:sz w:val="18"/>
+              </w:rPr>
+            </w:pPr>
+            <w:r>
+              <w:rPr>
+                <w:sz w:val="18"/>
+              </w:rPr>
+              <w:t>核对冻结库存是否释放、现场实物是否隔离</w:t>
+            </w:r>
+          </w:p>
+        </w:tc>
+      </w:tr>
+      <w:tr>
+        <w:trPr/>
+        <w:tc>
+          <w:tcPr>
+            <w:tcW w:w="2827" w:type="dxa"/>
+            <w:tcBorders>
+              <w:top w:val="single" w:sz="2" w:space="0" w:color="BDC9DA"/>
+              <w:start w:val="single" w:sz="2" w:space="0" w:color="BDC9DA"/>
+              <w:bottom w:val="single" w:sz="2" w:space="0" w:color="BDC9DA"/>
+              <w:end w:val="single" w:sz="2" w:space="0" w:color="BDC9DA"/>
+            </w:tcBorders>
+          </w:tcPr>
+          <w:p>
+            <w:pPr>
+              <w:pStyle w:val="TableContents"/>
+              <w:bidi w:val="0"/>
+              <w:spacing w:before="0" w:after="283"/>
+              <w:ind w:hanging="0" w:start="0" w:end="0"/>
+              <w:jc w:val="start"/>
+              <w:rPr/>
+            </w:pPr>
+            <w:r>
+              <w:rPr>
+                <w:sz w:val="18"/>
+              </w:rPr>
+              <w:t xml:space="preserve">异常 </w:t>
+            </w:r>
+            <w:r>
+              <w:rPr>
+                <w:sz w:val="18"/>
+              </w:rPr>
+              <w:t>/ EXCEPTION</w:t>
+            </w:r>
+          </w:p>
+        </w:tc>
+        <w:tc>
+          <w:tcPr>
+            <w:tcW w:w="2749" w:type="dxa"/>
+            <w:tcBorders>
+              <w:top w:val="single" w:sz="2" w:space="0" w:color="BDC9DA"/>
+              <w:start w:val="single" w:sz="2" w:space="0" w:color="BDC9DA"/>
+              <w:bottom w:val="single" w:sz="2" w:space="0" w:color="BDC9DA"/>
+              <w:end w:val="single" w:sz="2" w:space="0" w:color="BDC9DA"/>
+            </w:tcBorders>
+          </w:tcPr>
+          <w:p>
+            <w:pPr>
+              <w:pStyle w:val="TableContents"/>
+              <w:bidi w:val="0"/>
+              <w:spacing w:before="0" w:after="283"/>
+              <w:ind w:hanging="0" w:start="0" w:end="0"/>
+              <w:jc w:val="start"/>
+              <w:rPr>
+                <w:sz w:val="18"/>
+              </w:rPr>
+            </w:pPr>
+            <w:r>
+              <w:rPr>
+                <w:sz w:val="18"/>
+              </w:rPr>
+              <w:t>移库任务处于异常执行状态</w:t>
+            </w:r>
+          </w:p>
+        </w:tc>
+        <w:tc>
+          <w:tcPr>
+            <w:tcW w:w="4474" w:type="dxa"/>
+            <w:tcBorders>
+              <w:top w:val="single" w:sz="2" w:space="0" w:color="BDC9DA"/>
+              <w:start w:val="single" w:sz="2" w:space="0" w:color="BDC9DA"/>
+              <w:bottom w:val="single" w:sz="2" w:space="0" w:color="BDC9DA"/>
+              <w:end w:val="single" w:sz="2" w:space="0" w:color="BDC9DA"/>
+            </w:tcBorders>
           </w:tcPr>
           <w:p>
             <w:pPr>
@@ -3918,55 +4835,15 @@
               <w:bidi w:val="0"/>
               <w:spacing w:before="0" w:after="283"/>
               <w:jc w:val="start"/>
-              <w:rPr/>
+              <w:rPr>
+                <w:sz w:val="18"/>
+              </w:rPr>
             </w:pPr>
             <w:r>
-              <w:rPr/>
-              <w:t xml:space="preserve">已取消 </w:t>
-            </w:r>
-            <w:r>
-              <w:rPr/>
-              <w:t>/ CANCELLED</w:t>
-            </w:r>
-          </w:p>
-        </w:tc>
-        <w:tc>
-          <w:tcPr>
-            <w:tcW w:w="3031" w:type="dxa"/>
-            <w:tcBorders/>
-            <w:vAlign w:val="center"/>
-          </w:tcPr>
-          <w:p>
-            <w:pPr>
-              <w:pStyle w:val="TableContents"/>
-              <w:bidi w:val="0"/>
-              <w:spacing w:before="0" w:after="283"/>
-              <w:jc w:val="start"/>
-              <w:rPr/>
-            </w:pPr>
-            <w:r>
-              <w:rPr/>
-              <w:t>单据或任务终止</w:t>
-            </w:r>
-          </w:p>
-        </w:tc>
-        <w:tc>
-          <w:tcPr>
-            <w:tcW w:w="4831" w:type="dxa"/>
-            <w:tcBorders/>
-            <w:vAlign w:val="center"/>
-          </w:tcPr>
-          <w:p>
-            <w:pPr>
-              <w:pStyle w:val="TableContents"/>
-              <w:bidi w:val="0"/>
-              <w:spacing w:before="0" w:after="283"/>
-              <w:jc w:val="start"/>
-              <w:rPr/>
-            </w:pPr>
-            <w:r>
-              <w:rPr/>
-              <w:t>核对冻结库存是否释放、现场实物是否隔离</w:t>
+              <w:rPr>
+                <w:sz w:val="18"/>
+              </w:rPr>
+              <w:t>操作员说明现场情况，管理员处理原因后决定恢复或作废</w:t>
             </w:r>
           </w:p>
         </w:tc>
@@ -3989,7 +4866,7 @@
         <w:pStyle w:val="BodyText"/>
         <w:numPr>
           <w:ilvl w:val="0"/>
-          <w:numId w:val="13"/>
+          <w:numId w:val="14"/>
         </w:numPr>
         <w:tabs>
           <w:tab w:val="clear" w:pos="1134"/>
@@ -4011,7 +4888,7 @@
         <w:pStyle w:val="BodyText"/>
         <w:numPr>
           <w:ilvl w:val="0"/>
-          <w:numId w:val="13"/>
+          <w:numId w:val="14"/>
         </w:numPr>
         <w:tabs>
           <w:tab w:val="clear" w:pos="1134"/>
@@ -4033,7 +4910,7 @@
         <w:pStyle w:val="BodyText"/>
         <w:numPr>
           <w:ilvl w:val="0"/>
-          <w:numId w:val="13"/>
+          <w:numId w:val="14"/>
         </w:numPr>
         <w:tabs>
           <w:tab w:val="clear" w:pos="1134"/>
@@ -4069,13 +4946,14 @@
         <w:pStyle w:val="BodyText"/>
         <w:numPr>
           <w:ilvl w:val="0"/>
-          <w:numId w:val="13"/>
-        </w:numPr>
-        <w:tabs>
-          <w:tab w:val="clear" w:pos="1134"/>
-          <w:tab w:val="left" w:pos="709" w:leader="none"/>
-        </w:tabs>
-        <w:bidi w:val="0"/>
+          <w:numId w:val="14"/>
+        </w:numPr>
+        <w:tabs>
+          <w:tab w:val="clear" w:pos="1134"/>
+          <w:tab w:val="left" w:pos="709" w:leader="none"/>
+        </w:tabs>
+        <w:bidi w:val="0"/>
+        <w:spacing w:before="0" w:after="0"/>
         <w:ind w:hanging="283" w:start="709"/>
         <w:jc w:val="start"/>
         <w:rPr/>
@@ -4087,6 +4965,83 @@
     </w:p>
     <w:p>
       <w:pPr>
+        <w:pStyle w:val="BodyText"/>
+        <w:numPr>
+          <w:ilvl w:val="0"/>
+          <w:numId w:val="14"/>
+        </w:numPr>
+        <w:tabs>
+          <w:tab w:val="clear" w:pos="1134"/>
+          <w:tab w:val="left" w:pos="709" w:leader="none"/>
+        </w:tabs>
+        <w:bidi w:val="0"/>
+        <w:spacing w:before="0" w:after="0"/>
+        <w:ind w:hanging="283" w:start="709"/>
+        <w:jc w:val="start"/>
+        <w:rPr/>
+      </w:pPr>
+      <w:r>
+        <w:rPr/>
+        <w:t xml:space="preserve">移库和补货需要同时看任务状态、行完成量和过账状态；分次扫描只累计执行数量，库存移动以整任务过账成功为准。 </w:t>
+      </w:r>
+    </w:p>
+    <w:p>
+      <w:pPr>
+        <w:pStyle w:val="BodyText"/>
+        <w:numPr>
+          <w:ilvl w:val="0"/>
+          <w:numId w:val="14"/>
+        </w:numPr>
+        <w:tabs>
+          <w:tab w:val="clear" w:pos="1134"/>
+          <w:tab w:val="left" w:pos="709" w:leader="none"/>
+        </w:tabs>
+        <w:bidi w:val="0"/>
+        <w:spacing w:before="0" w:after="0"/>
+        <w:ind w:hanging="283" w:start="709"/>
+        <w:jc w:val="start"/>
+        <w:rPr/>
+      </w:pPr>
+      <w:r>
+        <w:rPr/>
+        <w:t xml:space="preserve">移库异常执行状态与过账失败不是同一件事；“恢复”用于异常任务，“重试过账”用于过账失败，均由有权限的仓库管理员处理。 </w:t>
+      </w:r>
+    </w:p>
+    <w:p>
+      <w:pPr>
+        <w:pStyle w:val="BodyText"/>
+        <w:numPr>
+          <w:ilvl w:val="0"/>
+          <w:numId w:val="14"/>
+        </w:numPr>
+        <w:tabs>
+          <w:tab w:val="clear" w:pos="1134"/>
+          <w:tab w:val="left" w:pos="709" w:leader="none"/>
+        </w:tabs>
+        <w:bidi w:val="0"/>
+        <w:ind w:hanging="283" w:start="709"/>
+        <w:jc w:val="start"/>
+        <w:rPr/>
+      </w:pPr>
+      <w:r>
+        <w:rPr/>
+        <w:t xml:space="preserve">POS </w:t>
+      </w:r>
+      <w:r>
+        <w:rPr/>
+        <w:t>销售状态和班次状态按《</w:t>
+      </w:r>
+      <w:r>
+        <w:rPr/>
+        <w:t xml:space="preserve">POS </w:t>
+      </w:r>
+      <w:r>
+        <w:rPr/>
+        <w:t xml:space="preserve">使用手册》核对；现场还款或打印完成情况不能由普通仓库任务状态推断。 </w:t>
+      </w:r>
+    </w:p>
+    <w:p>
+      <w:pPr>
         <w:pStyle w:val="HorizontalLine"/>
         <w:bidi w:val="0"/>
         <w:jc w:val="start"/>
@@ -4104,8 +5059,8 @@
         <w:jc w:val="start"/>
         <w:rPr/>
       </w:pPr>
-      <w:bookmarkStart w:id="15" w:name="section-16-异常处理与问题上报"/>
-      <w:bookmarkEnd w:id="15"/>
+      <w:bookmarkStart w:id="16" w:name="section-17-异常处理与问题上报"/>
+      <w:bookmarkEnd w:id="16"/>
       <w:r>
         <w:rPr/>
         <w:t>异常处理与问题上报</w:t>
@@ -4119,8 +5074,8 @@
         <w:jc w:val="start"/>
         <w:rPr/>
       </w:pPr>
-      <w:bookmarkStart w:id="16" w:name="section-17-无法登录或菜单缺失"/>
-      <w:bookmarkEnd w:id="16"/>
+      <w:bookmarkStart w:id="17" w:name="section-18-无法登录或菜单缺失"/>
+      <w:bookmarkEnd w:id="17"/>
       <w:r>
         <w:rPr/>
         <w:t>无法登录或菜单缺失</w:t>
@@ -4135,7 +5090,15 @@
       </w:pPr>
       <w:r>
         <w:rPr/>
-        <w:t>按“网络 → 入口 → 用户名和密码 → 账号启用状态 → 职员状态 → 角色范围 → 规范角色组 → 额外权限”的顺序检查。连续失败后停止尝试，由系统管理员查看账号和审计日志。</w:t>
+        <w:t xml:space="preserve">按“网络 → 正式入口 → 用户名和密码 → 账号启用状态 → 职员状态（仅 </w:t>
+      </w:r>
+      <w:r>
+        <w:rPr/>
+        <w:t xml:space="preserve">Web </w:t>
+      </w:r>
+      <w:r>
+        <w:rPr/>
+        <w:t>后台）→ 角色范围 → 规范角色组 → 功能开关及额外权限”的顺序检查。移库、补货等功能即使有角色权限，也可能尚未启用。登录过于频繁时按页面提示等待，由系统管理员检查账号和审计日志。</w:t>
       </w:r>
     </w:p>
     <w:p>
@@ -4146,8 +5109,8 @@
         <w:jc w:val="start"/>
         <w:rPr/>
       </w:pPr>
-      <w:bookmarkStart w:id="17" w:name="section-18-数据为空或范围不正确"/>
-      <w:bookmarkEnd w:id="17"/>
+      <w:bookmarkStart w:id="18" w:name="section-19-数据为空或范围不正确"/>
+      <w:bookmarkEnd w:id="18"/>
       <w:r>
         <w:rPr/>
         <w:t>数据为空或范围不正确</w:t>
@@ -4181,8 +5144,8 @@
         <w:jc w:val="start"/>
         <w:rPr/>
       </w:pPr>
-      <w:bookmarkStart w:id="18" w:name="section-19-网络超时或重复提交提示"/>
-      <w:bookmarkEnd w:id="18"/>
+      <w:bookmarkStart w:id="19" w:name="section-20-网络超时或重复提交提示"/>
+      <w:bookmarkEnd w:id="19"/>
       <w:r>
         <w:rPr/>
         <w:t>网络超时或重复提交提示</w:t>
@@ -4202,14 +5165,232 @@
     </w:p>
     <w:p>
       <w:pPr>
+        <w:pStyle w:val="BodyText"/>
+        <w:numPr>
+          <w:ilvl w:val="0"/>
+          <w:numId w:val="15"/>
+        </w:numPr>
+        <w:tabs>
+          <w:tab w:val="clear" w:pos="1134"/>
+          <w:tab w:val="left" w:pos="709" w:leader="none"/>
+        </w:tabs>
+        <w:bidi w:val="0"/>
+        <w:spacing w:before="0" w:after="0"/>
+        <w:ind w:hanging="283" w:start="709"/>
+        <w:jc w:val="start"/>
+        <w:rPr/>
+      </w:pPr>
+      <w:r>
+        <w:rPr/>
+        <w:t xml:space="preserve">移库、补货扫描结果未确认时，保留当前页的原库位、商品、容器、序列号和数量再试；提示“已确认此前扫描记录”表示恢复了原结果，不能再次搬货。离开页面后先查原任务再决定下一步。 </w:t>
+      </w:r>
+    </w:p>
+    <w:p>
+      <w:pPr>
+        <w:pStyle w:val="BodyText"/>
+        <w:numPr>
+          <w:ilvl w:val="0"/>
+          <w:numId w:val="15"/>
+        </w:numPr>
+        <w:tabs>
+          <w:tab w:val="clear" w:pos="1134"/>
+          <w:tab w:val="left" w:pos="709" w:leader="none"/>
+        </w:tabs>
+        <w:bidi w:val="0"/>
+        <w:spacing w:before="0" w:after="0"/>
+        <w:ind w:hanging="283" w:start="709"/>
+        <w:jc w:val="start"/>
+        <w:rPr/>
+      </w:pPr>
+      <w:r>
+        <w:rPr/>
+        <w:t xml:space="preserve">收货与上架使用不同数量口径：普通商品有订单收货登记当前行累计数量，上架登记本次增量。重试前不要把累计数量当作新增数量再次录入。 </w:t>
+      </w:r>
+    </w:p>
+    <w:p>
+      <w:pPr>
+        <w:pStyle w:val="BodyText"/>
+        <w:numPr>
+          <w:ilvl w:val="0"/>
+          <w:numId w:val="15"/>
+        </w:numPr>
+        <w:tabs>
+          <w:tab w:val="clear" w:pos="1134"/>
+          <w:tab w:val="left" w:pos="709" w:leader="none"/>
+        </w:tabs>
+        <w:bidi w:val="0"/>
+        <w:ind w:hanging="283" w:start="709"/>
+        <w:jc w:val="start"/>
+        <w:rPr/>
+      </w:pPr>
+      <w:r>
+        <w:rPr/>
+        <w:t xml:space="preserve">POS </w:t>
+      </w:r>
+      <w:r>
+        <w:rPr/>
+        <w:t>还款结果未确认时，回到原收银员、原仓库和原客户核对并恢复该笔还款；不能更换客户或金额当作新收款。具体步骤见《</w:t>
+      </w:r>
+      <w:r>
+        <w:rPr/>
+        <w:t xml:space="preserve">POS </w:t>
+      </w:r>
+      <w:r>
+        <w:rPr/>
+        <w:t xml:space="preserve">使用手册》。 </w:t>
+      </w:r>
+    </w:p>
+    <w:p>
+      <w:pPr>
         <w:pStyle w:val="Heading3"/>
         <w:bidi w:val="0"/>
         <w:ind w:hanging="0" w:start="0" w:end="0"/>
         <w:jc w:val="start"/>
         <w:rPr/>
       </w:pPr>
-      <w:bookmarkStart w:id="19" w:name="section-20-库存-任务或账单不一致"/>
-      <w:bookmarkEnd w:id="19"/>
+      <w:bookmarkStart w:id="20" w:name="section-21-打印失败或打印页过期"/>
+      <w:bookmarkEnd w:id="20"/>
+      <w:r>
+        <w:rPr/>
+        <w:t>打印失败或打印页过期</w:t>
+      </w:r>
+    </w:p>
+    <w:p>
+      <w:pPr>
+        <w:pStyle w:val="BodyText"/>
+        <w:numPr>
+          <w:ilvl w:val="0"/>
+          <w:numId w:val="16"/>
+        </w:numPr>
+        <w:tabs>
+          <w:tab w:val="clear" w:pos="1134"/>
+          <w:tab w:val="left" w:pos="709" w:leader="none"/>
+        </w:tabs>
+        <w:bidi w:val="0"/>
+        <w:spacing w:before="0" w:after="0"/>
+        <w:ind w:hanging="283" w:start="709"/>
+        <w:jc w:val="start"/>
+        <w:rPr/>
+      </w:pPr>
+      <w:r>
+        <w:rPr/>
+        <w:t xml:space="preserve">先核对原单是否已成功保存或结账，保留单号。 </w:t>
+      </w:r>
+    </w:p>
+    <w:p>
+      <w:pPr>
+        <w:pStyle w:val="BodyText"/>
+        <w:numPr>
+          <w:ilvl w:val="0"/>
+          <w:numId w:val="16"/>
+        </w:numPr>
+        <w:tabs>
+          <w:tab w:val="clear" w:pos="1134"/>
+          <w:tab w:val="left" w:pos="709" w:leader="none"/>
+        </w:tabs>
+        <w:bidi w:val="0"/>
+        <w:spacing w:before="0" w:after="0"/>
+        <w:ind w:hanging="283" w:start="709"/>
+        <w:jc w:val="start"/>
+        <w:rPr/>
+      </w:pPr>
+      <w:r>
+        <w:rPr/>
+        <w:t>从原收货任务、出库记录、</w:t>
+      </w:r>
+      <w:r>
+        <w:rPr/>
+        <w:t xml:space="preserve">POS </w:t>
+      </w:r>
+      <w:r>
+        <w:rPr/>
+        <w:t xml:space="preserve">销售单或班次记录重新点击打印；打印页过期时不要反复使用原链接。 </w:t>
+      </w:r>
+    </w:p>
+    <w:p>
+      <w:pPr>
+        <w:pStyle w:val="BodyText"/>
+        <w:numPr>
+          <w:ilvl w:val="0"/>
+          <w:numId w:val="16"/>
+        </w:numPr>
+        <w:tabs>
+          <w:tab w:val="clear" w:pos="1134"/>
+          <w:tab w:val="left" w:pos="709" w:leader="none"/>
+        </w:tabs>
+        <w:bidi w:val="0"/>
+        <w:spacing w:before="0" w:after="0"/>
+        <w:ind w:hanging="283" w:start="709"/>
+        <w:jc w:val="start"/>
+        <w:rPr/>
+      </w:pPr>
+      <w:r>
+        <w:rPr/>
+        <w:t xml:space="preserve">浏览器阻止新窗口时，按设备提示允许本系统打开打印窗口，再从原记录重试。 </w:t>
+      </w:r>
+    </w:p>
+    <w:p>
+      <w:pPr>
+        <w:pStyle w:val="BodyText"/>
+        <w:numPr>
+          <w:ilvl w:val="0"/>
+          <w:numId w:val="16"/>
+        </w:numPr>
+        <w:tabs>
+          <w:tab w:val="clear" w:pos="1134"/>
+          <w:tab w:val="left" w:pos="709" w:leader="none"/>
+        </w:tabs>
+        <w:bidi w:val="0"/>
+        <w:ind w:hanging="283" w:start="709"/>
+        <w:jc w:val="start"/>
+        <w:rPr/>
+      </w:pPr>
+      <w:r>
+        <w:rPr/>
+        <w:t>“</w:t>
+      </w:r>
+      <w:r>
+        <w:rPr/>
+        <w:t xml:space="preserve">打印已发起”不代表纸张已输出；核对打印机、纸张和实际份数。结账成功但打印失败时仅补打，不能重新结账。 </w:t>
+      </w:r>
+    </w:p>
+    <w:p>
+      <w:pPr>
+        <w:pStyle w:val="Heading3"/>
+        <w:bidi w:val="0"/>
+        <w:ind w:hanging="0" w:start="0" w:end="0"/>
+        <w:jc w:val="start"/>
+        <w:rPr/>
+      </w:pPr>
+      <w:bookmarkStart w:id="21" w:name="section-22-移库-补货过账失败"/>
+      <w:bookmarkEnd w:id="21"/>
+      <w:r>
+        <w:rPr/>
+        <w:t>移库、补货过账失败</w:t>
+      </w:r>
+    </w:p>
+    <w:p>
+      <w:pPr>
+        <w:pStyle w:val="BodyText"/>
+        <w:bidi w:val="0"/>
+        <w:jc w:val="start"/>
+        <w:rPr/>
+      </w:pPr>
+      <w:r>
+        <w:rPr/>
+        <w:t>扫描数量已保存不代表库存已移动。保留原任务号、来源和目标库位、已搬数量及完整错误信息，交仓库管理员处理原任务；管理员修复原因后按权限重试过账，不能新建任务重复搬货或修改库存数。</w:t>
+      </w:r>
+    </w:p>
+    <w:p>
+      <w:pPr>
+        <w:pStyle w:val="Heading3"/>
+        <w:bidi w:val="0"/>
+        <w:ind w:hanging="0" w:start="0" w:end="0"/>
+        <w:jc w:val="start"/>
+        <w:rPr/>
+      </w:pPr>
+      <w:bookmarkStart w:id="22" w:name="section-23-库存-任务或账单不一致"/>
+      <w:bookmarkEnd w:id="22"/>
       <w:r>
         <w:rPr/>
         <w:t>库存、任务或账单不一致</w:t>
@@ -4243,8 +5424,8 @@
         <w:jc w:val="start"/>
         <w:rPr/>
       </w:pPr>
-      <w:bookmarkStart w:id="20" w:name="section-21-问题上报模板"/>
-      <w:bookmarkEnd w:id="20"/>
+      <w:bookmarkStart w:id="23" w:name="section-24-问题上报模板"/>
+      <w:bookmarkEnd w:id="23"/>
       <w:r>
         <w:rPr/>
         <w:t>问题上报模板</w:t>
@@ -4255,7 +5436,7 @@
         <w:pStyle w:val="BodyText"/>
         <w:numPr>
           <w:ilvl w:val="0"/>
-          <w:numId w:val="14"/>
+          <w:numId w:val="17"/>
         </w:numPr>
         <w:tabs>
           <w:tab w:val="clear" w:pos="1134"/>
@@ -4277,7 +5458,7 @@
         <w:pStyle w:val="BodyText"/>
         <w:numPr>
           <w:ilvl w:val="0"/>
-          <w:numId w:val="14"/>
+          <w:numId w:val="17"/>
         </w:numPr>
         <w:tabs>
           <w:tab w:val="clear" w:pos="1134"/>
@@ -4299,7 +5480,7 @@
         <w:pStyle w:val="BodyText"/>
         <w:numPr>
           <w:ilvl w:val="0"/>
-          <w:numId w:val="14"/>
+          <w:numId w:val="17"/>
         </w:numPr>
         <w:tabs>
           <w:tab w:val="clear" w:pos="1134"/>
@@ -4321,7 +5502,7 @@
         <w:pStyle w:val="BodyText"/>
         <w:numPr>
           <w:ilvl w:val="0"/>
-          <w:numId w:val="14"/>
+          <w:numId w:val="17"/>
         </w:numPr>
         <w:tabs>
           <w:tab w:val="clear" w:pos="1134"/>
@@ -4343,7 +5524,7 @@
         <w:pStyle w:val="BodyText"/>
         <w:numPr>
           <w:ilvl w:val="0"/>
-          <w:numId w:val="14"/>
+          <w:numId w:val="17"/>
         </w:numPr>
         <w:tabs>
           <w:tab w:val="clear" w:pos="1134"/>
@@ -4365,7 +5546,7 @@
         <w:pStyle w:val="BodyText"/>
         <w:numPr>
           <w:ilvl w:val="0"/>
-          <w:numId w:val="14"/>
+          <w:numId w:val="17"/>
         </w:numPr>
         <w:tabs>
           <w:tab w:val="clear" w:pos="1134"/>
@@ -4387,7 +5568,7 @@
         <w:pStyle w:val="BodyText"/>
         <w:numPr>
           <w:ilvl w:val="0"/>
-          <w:numId w:val="14"/>
+          <w:numId w:val="17"/>
         </w:numPr>
         <w:tabs>
           <w:tab w:val="clear" w:pos="1134"/>
@@ -4409,7 +5590,7 @@
         <w:pStyle w:val="BodyText"/>
         <w:numPr>
           <w:ilvl w:val="0"/>
-          <w:numId w:val="14"/>
+          <w:numId w:val="17"/>
         </w:numPr>
         <w:tabs>
           <w:tab w:val="clear" w:pos="1134"/>
@@ -4431,7 +5612,7 @@
         <w:pStyle w:val="BodyText"/>
         <w:numPr>
           <w:ilvl w:val="0"/>
-          <w:numId w:val="14"/>
+          <w:numId w:val="17"/>
         </w:numPr>
         <w:tabs>
           <w:tab w:val="clear" w:pos="1134"/>
@@ -4453,7 +5634,7 @@
         <w:pStyle w:val="BodyText"/>
         <w:numPr>
           <w:ilvl w:val="0"/>
-          <w:numId w:val="14"/>
+          <w:numId w:val="17"/>
         </w:numPr>
         <w:tabs>
           <w:tab w:val="clear" w:pos="1134"/>
@@ -4477,8 +5658,8 @@
         <w:jc w:val="start"/>
         <w:rPr/>
       </w:pPr>
-      <w:bookmarkStart w:id="21" w:name="section-22-日常自检与培训验收"/>
-      <w:bookmarkEnd w:id="21"/>
+      <w:bookmarkStart w:id="24" w:name="section-25-日常自检与培训验收"/>
+      <w:bookmarkEnd w:id="24"/>
       <w:r>
         <w:rPr/>
         <w:t>日常自检与培训验收</w:t>
@@ -4489,7 +5670,7 @@
         <w:pStyle w:val="BodyText"/>
         <w:numPr>
           <w:ilvl w:val="0"/>
-          <w:numId w:val="15"/>
+          <w:numId w:val="18"/>
         </w:numPr>
         <w:tabs>
           <w:tab w:val="clear" w:pos="1134"/>
@@ -4511,7 +5692,7 @@
         <w:pStyle w:val="BodyText"/>
         <w:numPr>
           <w:ilvl w:val="0"/>
-          <w:numId w:val="15"/>
+          <w:numId w:val="18"/>
         </w:numPr>
         <w:tabs>
           <w:tab w:val="clear" w:pos="1134"/>
@@ -4533,7 +5714,7 @@
         <w:pStyle w:val="BodyText"/>
         <w:numPr>
           <w:ilvl w:val="0"/>
-          <w:numId w:val="15"/>
+          <w:numId w:val="18"/>
         </w:numPr>
         <w:tabs>
           <w:tab w:val="clear" w:pos="1134"/>
@@ -4555,7 +5736,7 @@
         <w:pStyle w:val="BodyText"/>
         <w:numPr>
           <w:ilvl w:val="0"/>
-          <w:numId w:val="15"/>
+          <w:numId w:val="18"/>
         </w:numPr>
         <w:tabs>
           <w:tab w:val="clear" w:pos="1134"/>
@@ -4577,7 +5758,7 @@
         <w:pStyle w:val="BodyText"/>
         <w:numPr>
           <w:ilvl w:val="0"/>
-          <w:numId w:val="15"/>
+          <w:numId w:val="18"/>
         </w:numPr>
         <w:tabs>
           <w:tab w:val="clear" w:pos="1134"/>
@@ -4599,7 +5780,29 @@
         <w:pStyle w:val="BodyText"/>
         <w:numPr>
           <w:ilvl w:val="0"/>
-          <w:numId w:val="15"/>
+          <w:numId w:val="18"/>
+        </w:numPr>
+        <w:tabs>
+          <w:tab w:val="clear" w:pos="1134"/>
+          <w:tab w:val="left" w:pos="709" w:leader="none"/>
+        </w:tabs>
+        <w:bidi w:val="0"/>
+        <w:spacing w:before="0" w:after="0"/>
+        <w:ind w:hanging="283" w:start="709"/>
+        <w:jc w:val="start"/>
+        <w:rPr/>
+      </w:pPr>
+      <w:r>
+        <w:rPr/>
+        <w:t xml:space="preserve">能区分已保存、已过账和已打印，知道登录切换后必须重新核对业务范围。 </w:t>
+      </w:r>
+    </w:p>
+    <w:p>
+      <w:pPr>
+        <w:pStyle w:val="BodyText"/>
+        <w:numPr>
+          <w:ilvl w:val="0"/>
+          <w:numId w:val="18"/>
         </w:numPr>
         <w:tabs>
           <w:tab w:val="clear" w:pos="1134"/>
@@ -4623,8 +5826,8 @@
         <w:jc w:val="start"/>
         <w:rPr/>
       </w:pPr>
-      <w:bookmarkStart w:id="22" w:name="section-23-专项手册与边界"/>
-      <w:bookmarkEnd w:id="22"/>
+      <w:bookmarkStart w:id="25" w:name="section-26-专项手册与边界"/>
+      <w:bookmarkEnd w:id="25"/>
       <w:r>
         <w:rPr/>
         <w:t>专项手册与边界</w:t>
@@ -4635,7 +5838,7 @@
         <w:pStyle w:val="BodyText"/>
         <w:numPr>
           <w:ilvl w:val="0"/>
-          <w:numId w:val="16"/>
+          <w:numId w:val="19"/>
         </w:numPr>
         <w:tabs>
           <w:tab w:val="clear" w:pos="1134"/>
@@ -4653,7 +5856,7 @@
       </w:r>
       <w:r>
         <w:rPr/>
-        <w:t xml:space="preserve">收银、退款、交班和 </w:t>
+        <w:t>收银、赊账、客户还款、退货、打印、交班和对账参见《</w:t>
       </w:r>
       <w:r>
         <w:rPr/>
@@ -4661,17 +5864,7 @@
       </w:r>
       <w:r>
         <w:rPr/>
-        <w:t xml:space="preserve">对账参见 </w:t>
-      </w:r>
-      <w:r>
-        <w:rPr>
-          <w:rStyle w:val="SourceText"/>
-        </w:rPr>
-        <w:t>docs/pos_user_manual.md</w:t>
-      </w:r>
-      <w:r>
-        <w:rPr/>
-        <w:t xml:space="preserve">；只有取得相应 </w:t>
+        <w:t xml:space="preserve">使用手册》；只有取得相应 </w:t>
       </w:r>
       <w:r>
         <w:rPr/>
@@ -4687,31 +5880,21 @@
         <w:pStyle w:val="BodyText"/>
         <w:numPr>
           <w:ilvl w:val="0"/>
-          <w:numId w:val="16"/>
-        </w:numPr>
-        <w:tabs>
-          <w:tab w:val="clear" w:pos="1134"/>
-          <w:tab w:val="left" w:pos="709" w:leader="none"/>
-        </w:tabs>
-        <w:bidi w:val="0"/>
-        <w:spacing w:before="0" w:after="0"/>
-        <w:ind w:hanging="283" w:start="709"/>
-        <w:jc w:val="start"/>
-        <w:rPr/>
-      </w:pPr>
-      <w:r>
-        <w:rPr/>
-        <w:t xml:space="preserve">面向终端客户的商城参见 </w:t>
-      </w:r>
-      <w:r>
-        <w:rPr>
-          <w:rStyle w:val="SourceText"/>
-        </w:rPr>
-        <w:t>docs/sales-miniapp-user-guide.md</w:t>
-      </w:r>
-      <w:r>
-        <w:rPr/>
-        <w:t xml:space="preserve">；商城买家不是本手册六类 </w:t>
+          <w:numId w:val="19"/>
+        </w:numPr>
+        <w:tabs>
+          <w:tab w:val="clear" w:pos="1134"/>
+          <w:tab w:val="left" w:pos="709" w:leader="none"/>
+        </w:tabs>
+        <w:bidi w:val="0"/>
+        <w:spacing w:before="0" w:after="0"/>
+        <w:ind w:hanging="283" w:start="709"/>
+        <w:jc w:val="start"/>
+        <w:rPr/>
+      </w:pPr>
+      <w:r>
+        <w:rPr/>
+        <w:t xml:space="preserve">面向终端客户的商城参见《商城小程序使用教程》；商城买家不是本手册六类 </w:t>
       </w:r>
       <w:r>
         <w:rPr/>
@@ -4727,7 +5910,7 @@
         <w:pStyle w:val="BodyText"/>
         <w:numPr>
           <w:ilvl w:val="0"/>
-          <w:numId w:val="16"/>
+          <w:numId w:val="19"/>
         </w:numPr>
         <w:tabs>
           <w:tab w:val="clear" w:pos="1134"/>
@@ -4749,7 +5932,7 @@
         <w:pStyle w:val="BodyText"/>
         <w:numPr>
           <w:ilvl w:val="0"/>
-          <w:numId w:val="16"/>
+          <w:numId w:val="19"/>
         </w:numPr>
         <w:tabs>
           <w:tab w:val="clear" w:pos="1134"/>
@@ -4773,8 +5956,8 @@
         <w:jc w:val="start"/>
         <w:rPr/>
       </w:pPr>
-      <w:bookmarkStart w:id="23" w:name="section-24-文档修订记录"/>
-      <w:bookmarkEnd w:id="23"/>
+      <w:bookmarkStart w:id="26" w:name="section-27-文档修订记录"/>
+      <w:bookmarkEnd w:id="26"/>
       <w:r>
         <w:rPr/>
         <w:t>文档修订记录</w:t>
@@ -4782,21 +5965,21 @@
     </w:p>
     <w:tbl>
       <w:tblPr>
-        <w:tblW w:w="6933" w:type="dxa"/>
+        <w:tblW w:w="10050" w:type="dxa"/>
         <w:jc w:val="start"/>
         <w:tblInd w:w="0" w:type="dxa"/>
         <w:tblLayout w:type="fixed"/>
         <w:tblCellMar>
-          <w:top w:w="28" w:type="dxa"/>
-          <w:start w:w="28" w:type="dxa"/>
-          <w:bottom w:w="28" w:type="dxa"/>
-          <w:end w:w="28" w:type="dxa"/>
+          <w:top w:w="80" w:type="dxa"/>
+          <w:start w:w="80" w:type="dxa"/>
+          <w:bottom w:w="80" w:type="dxa"/>
+          <w:end w:w="80" w:type="dxa"/>
         </w:tblCellMar>
       </w:tblPr>
       <w:tblGrid>
-        <w:gridCol w:w="511"/>
-        <w:gridCol w:w="1006"/>
-        <w:gridCol w:w="5416"/>
+        <w:gridCol w:w="545"/>
+        <w:gridCol w:w="885"/>
+        <w:gridCol w:w="8620"/>
       </w:tblGrid>
       <w:tr>
         <w:trPr>
@@ -4804,63 +5987,87 @@
         </w:trPr>
         <w:tc>
           <w:tcPr>
-            <w:tcW w:w="511" w:type="dxa"/>
-            <w:tcBorders/>
-            <w:vAlign w:val="center"/>
+            <w:tcW w:w="545" w:type="dxa"/>
+            <w:tcBorders>
+              <w:top w:val="single" w:sz="2" w:space="0" w:color="BDC9DA"/>
+              <w:start w:val="single" w:sz="2" w:space="0" w:color="BDC9DA"/>
+              <w:bottom w:val="single" w:sz="2" w:space="0" w:color="BDC9DA"/>
+              <w:end w:val="single" w:sz="2" w:space="0" w:color="BDC9DA"/>
+            </w:tcBorders>
+            <w:shd w:fill="EAF1FD" w:val="clear"/>
           </w:tcPr>
           <w:p>
             <w:pPr>
               <w:pStyle w:val="TableHeading"/>
-              <w:suppressLineNumbers/>
               <w:bidi w:val="0"/>
               <w:spacing w:before="0" w:after="283"/>
-              <w:jc w:val="center"/>
-              <w:rPr/>
+              <w:ind w:hanging="0" w:start="0" w:end="0"/>
+              <w:rPr>
+                <w:sz w:val="18"/>
+              </w:rPr>
             </w:pPr>
             <w:r>
-              <w:rPr/>
+              <w:rPr>
+                <w:sz w:val="18"/>
+              </w:rPr>
               <w:t>版本</w:t>
             </w:r>
           </w:p>
         </w:tc>
         <w:tc>
           <w:tcPr>
-            <w:tcW w:w="1006" w:type="dxa"/>
-            <w:tcBorders/>
-            <w:vAlign w:val="center"/>
+            <w:tcW w:w="885" w:type="dxa"/>
+            <w:tcBorders>
+              <w:top w:val="single" w:sz="2" w:space="0" w:color="BDC9DA"/>
+              <w:start w:val="single" w:sz="2" w:space="0" w:color="BDC9DA"/>
+              <w:bottom w:val="single" w:sz="2" w:space="0" w:color="BDC9DA"/>
+              <w:end w:val="single" w:sz="2" w:space="0" w:color="BDC9DA"/>
+            </w:tcBorders>
+            <w:shd w:fill="EAF1FD" w:val="clear"/>
           </w:tcPr>
           <w:p>
             <w:pPr>
               <w:pStyle w:val="TableHeading"/>
-              <w:suppressLineNumbers/>
               <w:bidi w:val="0"/>
               <w:spacing w:before="0" w:after="283"/>
-              <w:jc w:val="center"/>
-              <w:rPr/>
+              <w:ind w:hanging="0" w:start="0" w:end="0"/>
+              <w:rPr>
+                <w:sz w:val="18"/>
+              </w:rPr>
             </w:pPr>
             <w:r>
-              <w:rPr/>
+              <w:rPr>
+                <w:sz w:val="18"/>
+              </w:rPr>
               <w:t>日期</w:t>
             </w:r>
           </w:p>
         </w:tc>
         <w:tc>
           <w:tcPr>
-            <w:tcW w:w="5416" w:type="dxa"/>
-            <w:tcBorders/>
-            <w:vAlign w:val="center"/>
+            <w:tcW w:w="8620" w:type="dxa"/>
+            <w:tcBorders>
+              <w:top w:val="single" w:sz="2" w:space="0" w:color="BDC9DA"/>
+              <w:start w:val="single" w:sz="2" w:space="0" w:color="BDC9DA"/>
+              <w:bottom w:val="single" w:sz="2" w:space="0" w:color="BDC9DA"/>
+              <w:end w:val="single" w:sz="2" w:space="0" w:color="BDC9DA"/>
+            </w:tcBorders>
+            <w:shd w:fill="EAF1FD" w:val="clear"/>
           </w:tcPr>
           <w:p>
             <w:pPr>
               <w:pStyle w:val="TableHeading"/>
-              <w:suppressLineNumbers/>
               <w:bidi w:val="0"/>
               <w:spacing w:before="0" w:after="283"/>
-              <w:jc w:val="center"/>
-              <w:rPr/>
+              <w:ind w:hanging="0" w:start="0" w:end="0"/>
+              <w:rPr>
+                <w:sz w:val="18"/>
+              </w:rPr>
             </w:pPr>
             <w:r>
-              <w:rPr/>
+              <w:rPr>
+                <w:sz w:val="18"/>
+              </w:rPr>
               <w:t>说明</w:t>
             </w:r>
           </w:p>
@@ -4870,9 +6077,161 @@
         <w:trPr/>
         <w:tc>
           <w:tcPr>
-            <w:tcW w:w="511" w:type="dxa"/>
-            <w:tcBorders/>
-            <w:vAlign w:val="center"/>
+            <w:tcW w:w="545" w:type="dxa"/>
+            <w:tcBorders>
+              <w:top w:val="single" w:sz="2" w:space="0" w:color="BDC9DA"/>
+              <w:start w:val="single" w:sz="2" w:space="0" w:color="BDC9DA"/>
+              <w:bottom w:val="single" w:sz="2" w:space="0" w:color="BDC9DA"/>
+              <w:end w:val="single" w:sz="2" w:space="0" w:color="BDC9DA"/>
+            </w:tcBorders>
+          </w:tcPr>
+          <w:p>
+            <w:pPr>
+              <w:pStyle w:val="TableContents"/>
+              <w:bidi w:val="0"/>
+              <w:spacing w:before="0" w:after="283"/>
+              <w:ind w:hanging="0" w:start="0" w:end="0"/>
+              <w:jc w:val="start"/>
+              <w:rPr>
+                <w:sz w:val="18"/>
+              </w:rPr>
+            </w:pPr>
+            <w:r>
+              <w:rPr>
+                <w:sz w:val="18"/>
+              </w:rPr>
+              <w:t>V2.1</w:t>
+            </w:r>
+          </w:p>
+        </w:tc>
+        <w:tc>
+          <w:tcPr>
+            <w:tcW w:w="885" w:type="dxa"/>
+            <w:tcBorders>
+              <w:top w:val="single" w:sz="2" w:space="0" w:color="BDC9DA"/>
+              <w:start w:val="single" w:sz="2" w:space="0" w:color="BDC9DA"/>
+              <w:bottom w:val="single" w:sz="2" w:space="0" w:color="BDC9DA"/>
+              <w:end w:val="single" w:sz="2" w:space="0" w:color="BDC9DA"/>
+            </w:tcBorders>
+          </w:tcPr>
+          <w:p>
+            <w:pPr>
+              <w:pStyle w:val="TableContents"/>
+              <w:bidi w:val="0"/>
+              <w:spacing w:before="0" w:after="283"/>
+              <w:ind w:hanging="0" w:start="0" w:end="0"/>
+              <w:jc w:val="start"/>
+              <w:rPr>
+                <w:sz w:val="18"/>
+              </w:rPr>
+            </w:pPr>
+            <w:r>
+              <w:rPr>
+                <w:sz w:val="18"/>
+              </w:rPr>
+              <w:t>2026-09-07</w:t>
+            </w:r>
+          </w:p>
+        </w:tc>
+        <w:tc>
+          <w:tcPr>
+            <w:tcW w:w="8620" w:type="dxa"/>
+            <w:tcBorders>
+              <w:top w:val="single" w:sz="2" w:space="0" w:color="BDC9DA"/>
+              <w:start w:val="single" w:sz="2" w:space="0" w:color="BDC9DA"/>
+              <w:bottom w:val="single" w:sz="2" w:space="0" w:color="BDC9DA"/>
+              <w:end w:val="single" w:sz="2" w:space="0" w:color="BDC9DA"/>
+            </w:tcBorders>
+          </w:tcPr>
+          <w:p>
+            <w:pPr>
+              <w:pStyle w:val="TableContents"/>
+              <w:bidi w:val="0"/>
+              <w:spacing w:before="0" w:after="283"/>
+              <w:ind w:hanging="0" w:start="0" w:end="0"/>
+              <w:jc w:val="start"/>
+              <w:rPr>
+                <w:sz w:val="18"/>
+              </w:rPr>
+            </w:pPr>
+            <w:r>
+              <w:rPr>
+                <w:sz w:val="18"/>
+              </w:rPr>
+              <w:t>按当前工作区（含未提交改动）更新收货上架、移库补货、商品建档、登录恢复、打印和财务核对；功能启用及设备使用以实际部署为准</w:t>
+            </w:r>
+          </w:p>
+        </w:tc>
+      </w:tr>
+      <w:tr>
+        <w:trPr/>
+        <w:tc>
+          <w:tcPr>
+            <w:tcW w:w="545" w:type="dxa"/>
+            <w:tcBorders>
+              <w:top w:val="single" w:sz="2" w:space="0" w:color="BDC9DA"/>
+              <w:start w:val="single" w:sz="2" w:space="0" w:color="BDC9DA"/>
+              <w:bottom w:val="single" w:sz="2" w:space="0" w:color="BDC9DA"/>
+              <w:end w:val="single" w:sz="2" w:space="0" w:color="BDC9DA"/>
+            </w:tcBorders>
+          </w:tcPr>
+          <w:p>
+            <w:pPr>
+              <w:pStyle w:val="TableContents"/>
+              <w:bidi w:val="0"/>
+              <w:spacing w:before="0" w:after="283"/>
+              <w:ind w:hanging="0" w:start="0" w:end="0"/>
+              <w:jc w:val="start"/>
+              <w:rPr>
+                <w:sz w:val="18"/>
+              </w:rPr>
+            </w:pPr>
+            <w:r>
+              <w:rPr>
+                <w:sz w:val="18"/>
+              </w:rPr>
+              <w:t>V2.0</w:t>
+            </w:r>
+          </w:p>
+        </w:tc>
+        <w:tc>
+          <w:tcPr>
+            <w:tcW w:w="885" w:type="dxa"/>
+            <w:tcBorders>
+              <w:top w:val="single" w:sz="2" w:space="0" w:color="BDC9DA"/>
+              <w:start w:val="single" w:sz="2" w:space="0" w:color="BDC9DA"/>
+              <w:bottom w:val="single" w:sz="2" w:space="0" w:color="BDC9DA"/>
+              <w:end w:val="single" w:sz="2" w:space="0" w:color="BDC9DA"/>
+            </w:tcBorders>
+          </w:tcPr>
+          <w:p>
+            <w:pPr>
+              <w:pStyle w:val="TableContents"/>
+              <w:bidi w:val="0"/>
+              <w:spacing w:before="0" w:after="283"/>
+              <w:ind w:hanging="0" w:start="0" w:end="0"/>
+              <w:jc w:val="start"/>
+              <w:rPr>
+                <w:sz w:val="18"/>
+              </w:rPr>
+            </w:pPr>
+            <w:r>
+              <w:rPr>
+                <w:sz w:val="18"/>
+              </w:rPr>
+              <w:t>2026-08-04</w:t>
+            </w:r>
+          </w:p>
+        </w:tc>
+        <w:tc>
+          <w:tcPr>
+            <w:tcW w:w="8620" w:type="dxa"/>
+            <w:tcBorders>
+              <w:top w:val="single" w:sz="2" w:space="0" w:color="BDC9DA"/>
+              <w:start w:val="single" w:sz="2" w:space="0" w:color="BDC9DA"/>
+              <w:bottom w:val="single" w:sz="2" w:space="0" w:color="BDC9DA"/>
+              <w:end w:val="single" w:sz="2" w:space="0" w:color="BDC9DA"/>
+            </w:tcBorders>
           </w:tcPr>
           <w:p>
             <w:pPr>
@@ -4880,50 +6239,14 @@
               <w:bidi w:val="0"/>
               <w:spacing w:before="0" w:after="283"/>
               <w:jc w:val="start"/>
-              <w:rPr/>
+              <w:rPr>
+                <w:sz w:val="18"/>
+              </w:rPr>
             </w:pPr>
             <w:r>
-              <w:rPr/>
-              <w:t>V2.0</w:t>
-            </w:r>
-          </w:p>
-        </w:tc>
-        <w:tc>
-          <w:tcPr>
-            <w:tcW w:w="1006" w:type="dxa"/>
-            <w:tcBorders/>
-            <w:vAlign w:val="center"/>
-          </w:tcPr>
-          <w:p>
-            <w:pPr>
-              <w:pStyle w:val="TableContents"/>
-              <w:bidi w:val="0"/>
-              <w:spacing w:before="0" w:after="283"/>
-              <w:jc w:val="start"/>
-              <w:rPr/>
-            </w:pPr>
-            <w:r>
-              <w:rPr/>
-              <w:t>2026-08-04</w:t>
-            </w:r>
-          </w:p>
-        </w:tc>
-        <w:tc>
-          <w:tcPr>
-            <w:tcW w:w="5416" w:type="dxa"/>
-            <w:tcBorders/>
-            <w:vAlign w:val="center"/>
-          </w:tcPr>
-          <w:p>
-            <w:pPr>
-              <w:pStyle w:val="TableContents"/>
-              <w:bidi w:val="0"/>
-              <w:spacing w:before="0" w:after="283"/>
-              <w:jc w:val="start"/>
-              <w:rPr/>
-            </w:pPr>
-            <w:r>
-              <w:rPr/>
+              <w:rPr>
+                <w:sz w:val="18"/>
+              </w:rPr>
               <w:t>按当前代码、权限和客户端契约拆分角色手册并修订业务流程</w:t>
             </w:r>
           </w:p>
@@ -5216,6 +6539,125 @@
   <w:abstractNum w:abstractNumId="3">
     <w:lvl w:ilvl="0">
       <w:start w:val="1"/>
+      <w:numFmt w:val="decimal"/>
+      <w:lvlText w:val="%1."/>
+      <w:lvlJc w:val="start"/>
+      <w:pPr>
+        <w:tabs>
+          <w:tab w:val="num" w:pos="709"/>
+        </w:tabs>
+        <w:ind w:start="709" w:hanging="283"/>
+      </w:pPr>
+      <w:rPr/>
+    </w:lvl>
+    <w:lvl w:ilvl="1">
+      <w:start w:val="1"/>
+      <w:numFmt w:val="decimal"/>
+      <w:lvlText w:val="%2."/>
+      <w:lvlJc w:val="start"/>
+      <w:pPr>
+        <w:tabs>
+          <w:tab w:val="num" w:pos="1418"/>
+        </w:tabs>
+        <w:ind w:start="1418" w:hanging="283"/>
+      </w:pPr>
+      <w:rPr/>
+    </w:lvl>
+    <w:lvl w:ilvl="2">
+      <w:start w:val="1"/>
+      <w:numFmt w:val="decimal"/>
+      <w:lvlText w:val="%3."/>
+      <w:lvlJc w:val="start"/>
+      <w:pPr>
+        <w:tabs>
+          <w:tab w:val="num" w:pos="2127"/>
+        </w:tabs>
+        <w:ind w:start="2127" w:hanging="283"/>
+      </w:pPr>
+      <w:rPr/>
+    </w:lvl>
+    <w:lvl w:ilvl="3">
+      <w:start w:val="1"/>
+      <w:numFmt w:val="decimal"/>
+      <w:lvlText w:val="%4."/>
+      <w:lvlJc w:val="start"/>
+      <w:pPr>
+        <w:tabs>
+          <w:tab w:val="num" w:pos="2836"/>
+        </w:tabs>
+        <w:ind w:start="2836" w:hanging="283"/>
+      </w:pPr>
+      <w:rPr/>
+    </w:lvl>
+    <w:lvl w:ilvl="4">
+      <w:start w:val="1"/>
+      <w:numFmt w:val="decimal"/>
+      <w:lvlText w:val="%5."/>
+      <w:lvlJc w:val="start"/>
+      <w:pPr>
+        <w:tabs>
+          <w:tab w:val="num" w:pos="3545"/>
+        </w:tabs>
+        <w:ind w:start="3545" w:hanging="283"/>
+      </w:pPr>
+      <w:rPr/>
+    </w:lvl>
+    <w:lvl w:ilvl="5">
+      <w:start w:val="1"/>
+      <w:numFmt w:val="decimal"/>
+      <w:lvlText w:val="%6."/>
+      <w:lvlJc w:val="start"/>
+      <w:pPr>
+        <w:tabs>
+          <w:tab w:val="num" w:pos="4254"/>
+        </w:tabs>
+        <w:ind w:start="4254" w:hanging="283"/>
+      </w:pPr>
+      <w:rPr/>
+    </w:lvl>
+    <w:lvl w:ilvl="6">
+      <w:start w:val="1"/>
+      <w:numFmt w:val="decimal"/>
+      <w:lvlText w:val="%7."/>
+      <w:lvlJc w:val="start"/>
+      <w:pPr>
+        <w:tabs>
+          <w:tab w:val="num" w:pos="4963"/>
+        </w:tabs>
+        <w:ind w:start="4963" w:hanging="283"/>
+      </w:pPr>
+      <w:rPr/>
+    </w:lvl>
+    <w:lvl w:ilvl="7">
+      <w:start w:val="1"/>
+      <w:numFmt w:val="decimal"/>
+      <w:lvlText w:val="%8."/>
+      <w:lvlJc w:val="start"/>
+      <w:pPr>
+        <w:tabs>
+          <w:tab w:val="num" w:pos="5672"/>
+        </w:tabs>
+        <w:ind w:start="5672" w:hanging="283"/>
+      </w:pPr>
+      <w:rPr/>
+    </w:lvl>
+    <w:lvl w:ilvl="8">
+      <w:start w:val="1"/>
+      <w:numFmt w:val="decimal"/>
+      <w:lvlText w:val="%9."/>
+      <w:lvlJc w:val="start"/>
+      <w:pPr>
+        <w:tabs>
+          <w:tab w:val="num" w:pos="6381"/>
+        </w:tabs>
+        <w:ind w:start="6381" w:hanging="283"/>
+      </w:pPr>
+      <w:rPr/>
+    </w:lvl>
+  </w:abstractNum>
+  <w:abstractNum w:abstractNumId="4">
+    <w:lvl w:ilvl="0">
+      <w:start w:val="1"/>
       <w:numFmt w:val="bullet"/>
       <w:lvlText w:val=""/>
       <w:lvlJc w:val="start"/>
@@ -5350,125 +6792,6 @@
       </w:rPr>
     </w:lvl>
   </w:abstractNum>
-  <w:abstractNum w:abstractNumId="4">
-    <w:lvl w:ilvl="0">
-      <w:start w:val="1"/>
-      <w:numFmt w:val="decimal"/>
-      <w:lvlText w:val="%1."/>
-      <w:lvlJc w:val="start"/>
-      <w:pPr>
-        <w:tabs>
-          <w:tab w:val="num" w:pos="709"/>
-        </w:tabs>
-        <w:ind w:start="709" w:hanging="283"/>
-      </w:pPr>
-      <w:rPr/>
-    </w:lvl>
-    <w:lvl w:ilvl="1">
-      <w:start w:val="1"/>
-      <w:numFmt w:val="decimal"/>
-      <w:lvlText w:val="%2."/>
-      <w:lvlJc w:val="start"/>
-      <w:pPr>
-        <w:tabs>
-          <w:tab w:val="num" w:pos="1418"/>
-        </w:tabs>
-        <w:ind w:start="1418" w:hanging="283"/>
-      </w:pPr>
-      <w:rPr/>
-    </w:lvl>
-    <w:lvl w:ilvl="2">
-      <w:start w:val="1"/>
-      <w:numFmt w:val="decimal"/>
-      <w:lvlText w:val="%3."/>
-      <w:lvlJc w:val="start"/>
-      <w:pPr>
-        <w:tabs>
-          <w:tab w:val="num" w:pos="2127"/>
-        </w:tabs>
-        <w:ind w:start="2127" w:hanging="283"/>
-      </w:pPr>
-      <w:rPr/>
-    </w:lvl>
-    <w:lvl w:ilvl="3">
-      <w:start w:val="1"/>
-      <w:numFmt w:val="decimal"/>
-      <w:lvlText w:val="%4."/>
-      <w:lvlJc w:val="start"/>
-      <w:pPr>
-        <w:tabs>
-          <w:tab w:val="num" w:pos="2836"/>
-        </w:tabs>
-        <w:ind w:start="2836" w:hanging="283"/>
-      </w:pPr>
-      <w:rPr/>
-    </w:lvl>
-    <w:lvl w:ilvl="4">
-      <w:start w:val="1"/>
-      <w:numFmt w:val="decimal"/>
-      <w:lvlText w:val="%5."/>
-      <w:lvlJc w:val="start"/>
-      <w:pPr>
-        <w:tabs>
-          <w:tab w:val="num" w:pos="3545"/>
-        </w:tabs>
-        <w:ind w:start="3545" w:hanging="283"/>
-      </w:pPr>
-      <w:rPr/>
-    </w:lvl>
-    <w:lvl w:ilvl="5">
-      <w:start w:val="1"/>
-      <w:numFmt w:val="decimal"/>
-      <w:lvlText w:val="%6."/>
-      <w:lvlJc w:val="start"/>
-      <w:pPr>
-        <w:tabs>
-          <w:tab w:val="num" w:pos="4254"/>
-        </w:tabs>
-        <w:ind w:start="4254" w:hanging="283"/>
-      </w:pPr>
-      <w:rPr/>
-    </w:lvl>
-    <w:lvl w:ilvl="6">
-      <w:start w:val="1"/>
-      <w:numFmt w:val="decimal"/>
-      <w:lvlText w:val="%7."/>
-      <w:lvlJc w:val="start"/>
-      <w:pPr>
-        <w:tabs>
-          <w:tab w:val="num" w:pos="4963"/>
-        </w:tabs>
-        <w:ind w:start="4963" w:hanging="283"/>
-      </w:pPr>
-      <w:rPr/>
-    </w:lvl>
-    <w:lvl w:ilvl="7">
-      <w:start w:val="1"/>
-      <w:numFmt w:val="decimal"/>
-      <w:lvlText w:val="%8."/>
-      <w:lvlJc w:val="start"/>
-      <w:pPr>
-        <w:tabs>
-          <w:tab w:val="num" w:pos="5672"/>
-        </w:tabs>
-        <w:ind w:start="5672" w:hanging="283"/>
-      </w:pPr>
-      <w:rPr/>
-    </w:lvl>
-    <w:lvl w:ilvl="8">
-      <w:start w:val="1"/>
-      <w:numFmt w:val="decimal"/>
-      <w:lvlText w:val="%9."/>
-      <w:lvlJc w:val="start"/>
-      <w:pPr>
-        <w:tabs>
-          <w:tab w:val="num" w:pos="6381"/>
-        </w:tabs>
-        <w:ind w:start="6381" w:hanging="283"/>
-      </w:pPr>
-      <w:rPr/>
-    </w:lvl>
-  </w:abstractNum>
   <w:abstractNum w:abstractNumId="5">
     <w:lvl w:ilvl="0">
       <w:start w:val="1"/>
@@ -6067,6 +7390,125 @@
   <w:abstractNum w:abstractNumId="10">
     <w:lvl w:ilvl="0">
       <w:start w:val="1"/>
+      <w:numFmt w:val="decimal"/>
+      <w:lvlText w:val="%1."/>
+      <w:lvlJc w:val="start"/>
+      <w:pPr>
+        <w:tabs>
+          <w:tab w:val="num" w:pos="709"/>
+        </w:tabs>
+        <w:ind w:start="709" w:hanging="283"/>
+      </w:pPr>
+      <w:rPr/>
+    </w:lvl>
+    <w:lvl w:ilvl="1">
+      <w:start w:val="1"/>
+      <w:numFmt w:val="decimal"/>
+      <w:lvlText w:val="%2."/>
+      <w:lvlJc w:val="start"/>
+      <w:pPr>
+        <w:tabs>
+          <w:tab w:val="num" w:pos="1418"/>
+        </w:tabs>
+        <w:ind w:start="1418" w:hanging="283"/>
+      </w:pPr>
+      <w:rPr/>
+    </w:lvl>
+    <w:lvl w:ilvl="2">
+      <w:start w:val="1"/>
+      <w:numFmt w:val="decimal"/>
+      <w:lvlText w:val="%3."/>
+      <w:lvlJc w:val="start"/>
+      <w:pPr>
+        <w:tabs>
+          <w:tab w:val="num" w:pos="2127"/>
+        </w:tabs>
+        <w:ind w:start="2127" w:hanging="283"/>
+      </w:pPr>
+      <w:rPr/>
+    </w:lvl>
+    <w:lvl w:ilvl="3">
+      <w:start w:val="1"/>
+      <w:numFmt w:val="decimal"/>
+      <w:lvlText w:val="%4."/>
+      <w:lvlJc w:val="start"/>
+      <w:pPr>
+        <w:tabs>
+          <w:tab w:val="num" w:pos="2836"/>
+        </w:tabs>
+        <w:ind w:start="2836" w:hanging="283"/>
+      </w:pPr>
+      <w:rPr/>
+    </w:lvl>
+    <w:lvl w:ilvl="4">
+      <w:start w:val="1"/>
+      <w:numFmt w:val="decimal"/>
+      <w:lvlText w:val="%5."/>
+      <w:lvlJc w:val="start"/>
+      <w:pPr>
+        <w:tabs>
+          <w:tab w:val="num" w:pos="3545"/>
+        </w:tabs>
+        <w:ind w:start="3545" w:hanging="283"/>
+      </w:pPr>
+      <w:rPr/>
+    </w:lvl>
+    <w:lvl w:ilvl="5">
+      <w:start w:val="1"/>
+      <w:numFmt w:val="decimal"/>
+      <w:lvlText w:val="%6."/>
+      <w:lvlJc w:val="start"/>
+      <w:pPr>
+        <w:tabs>
+          <w:tab w:val="num" w:pos="4254"/>
+        </w:tabs>
+        <w:ind w:start="4254" w:hanging="283"/>
+      </w:pPr>
+      <w:rPr/>
+    </w:lvl>
+    <w:lvl w:ilvl="6">
+      <w:start w:val="1"/>
+      <w:numFmt w:val="decimal"/>
+      <w:lvlText w:val="%7."/>
+      <w:lvlJc w:val="start"/>
+      <w:pPr>
+        <w:tabs>
+          <w:tab w:val="num" w:pos="4963"/>
+        </w:tabs>
+        <w:ind w:start="4963" w:hanging="283"/>
+      </w:pPr>
+      <w:rPr/>
+    </w:lvl>
+    <w:lvl w:ilvl="7">
+      <w:start w:val="1"/>
+      <w:numFmt w:val="decimal"/>
+      <w:lvlText w:val="%8."/>
+      <w:lvlJc w:val="start"/>
+      <w:pPr>
+        <w:tabs>
+          <w:tab w:val="num" w:pos="5672"/>
+        </w:tabs>
+        <w:ind w:start="5672" w:hanging="283"/>
+      </w:pPr>
+      <w:rPr/>
+    </w:lvl>
+    <w:lvl w:ilvl="8">
+      <w:start w:val="1"/>
+      <w:numFmt w:val="decimal"/>
+      <w:lvlText w:val="%9."/>
+      <w:lvlJc w:val="start"/>
+      <w:pPr>
+        <w:tabs>
+          <w:tab w:val="num" w:pos="6381"/>
+        </w:tabs>
+        <w:ind w:start="6381" w:hanging="283"/>
+      </w:pPr>
+      <w:rPr/>
+    </w:lvl>
+  </w:abstractNum>
+  <w:abstractNum w:abstractNumId="11">
+    <w:lvl w:ilvl="0">
+      <w:start w:val="1"/>
       <w:numFmt w:val="bullet"/>
       <w:lvlText w:val=""/>
       <w:lvlJc w:val="start"/>
@@ -6201,7 +7643,7 @@
       </w:rPr>
     </w:lvl>
   </w:abstractNum>
-  <w:abstractNum w:abstractNumId="11">
+  <w:abstractNum w:abstractNumId="12">
     <w:lvl w:ilvl="0">
       <w:start w:val="1"/>
       <w:numFmt w:val="decimal"/>
@@ -6320,7 +7762,7 @@
       <w:rPr/>
     </w:lvl>
   </w:abstractNum>
-  <w:abstractNum w:abstractNumId="12">
+  <w:abstractNum w:abstractNumId="13">
     <w:lvl w:ilvl="0">
       <w:start w:val="1"/>
       <w:numFmt w:val="bullet"/>
@@ -6457,7 +7899,7 @@
       </w:rPr>
     </w:lvl>
   </w:abstractNum>
-  <w:abstractNum w:abstractNumId="13">
+  <w:abstractNum w:abstractNumId="14">
     <w:lvl w:ilvl="0">
       <w:start w:val="1"/>
       <w:numFmt w:val="bullet"/>
@@ -6594,7 +8036,7 @@
       </w:rPr>
     </w:lvl>
   </w:abstractNum>
-  <w:abstractNum w:abstractNumId="14">
+  <w:abstractNum w:abstractNumId="15">
     <w:lvl w:ilvl="0">
       <w:start w:val="1"/>
       <w:numFmt w:val="bullet"/>
@@ -6731,7 +8173,126 @@
       </w:rPr>
     </w:lvl>
   </w:abstractNum>
-  <w:abstractNum w:abstractNumId="15">
+  <w:abstractNum w:abstractNumId="16">
+    <w:lvl w:ilvl="0">
+      <w:start w:val="1"/>
+      <w:numFmt w:val="decimal"/>
+      <w:lvlText w:val="%1."/>
+      <w:lvlJc w:val="start"/>
+      <w:pPr>
+        <w:tabs>
+          <w:tab w:val="num" w:pos="709"/>
+        </w:tabs>
+        <w:ind w:start="709" w:hanging="283"/>
+      </w:pPr>
+      <w:rPr/>
+    </w:lvl>
+    <w:lvl w:ilvl="1">
+      <w:start w:val="1"/>
+      <w:numFmt w:val="decimal"/>
+      <w:lvlText w:val="%2."/>
+      <w:lvlJc w:val="start"/>
+      <w:pPr>
+        <w:tabs>
+          <w:tab w:val="num" w:pos="1418"/>
+        </w:tabs>
+        <w:ind w:start="1418" w:hanging="283"/>
+      </w:pPr>
+      <w:rPr/>
+    </w:lvl>
+    <w:lvl w:ilvl="2">
+      <w:start w:val="1"/>
+      <w:numFmt w:val="decimal"/>
+      <w:lvlText w:val="%3."/>
+      <w:lvlJc w:val="start"/>
+      <w:pPr>
+        <w:tabs>
+          <w:tab w:val="num" w:pos="2127"/>
+        </w:tabs>
+        <w:ind w:start="2127" w:hanging="283"/>
+      </w:pPr>
+      <w:rPr/>
+    </w:lvl>
+    <w:lvl w:ilvl="3">
+      <w:start w:val="1"/>
+      <w:numFmt w:val="decimal"/>
+      <w:lvlText w:val="%4."/>
+      <w:lvlJc w:val="start"/>
+      <w:pPr>
+        <w:tabs>
+          <w:tab w:val="num" w:pos="2836"/>
+        </w:tabs>
+        <w:ind w:start="2836" w:hanging="283"/>
+      </w:pPr>
+      <w:rPr/>
+    </w:lvl>
+    <w:lvl w:ilvl="4">
+      <w:start w:val="1"/>
+      <w:numFmt w:val="decimal"/>
+      <w:lvlText w:val="%5."/>
+      <w:lvlJc w:val="start"/>
+      <w:pPr>
+        <w:tabs>
+          <w:tab w:val="num" w:pos="3545"/>
+        </w:tabs>
+        <w:ind w:start="3545" w:hanging="283"/>
+      </w:pPr>
+      <w:rPr/>
+    </w:lvl>
+    <w:lvl w:ilvl="5">
+      <w:start w:val="1"/>
+      <w:numFmt w:val="decimal"/>
+      <w:lvlText w:val="%6."/>
+      <w:lvlJc w:val="start"/>
+      <w:pPr>
+        <w:tabs>
+          <w:tab w:val="num" w:pos="4254"/>
+        </w:tabs>
+        <w:ind w:start="4254" w:hanging="283"/>
+      </w:pPr>
+      <w:rPr/>
+    </w:lvl>
+    <w:lvl w:ilvl="6">
+      <w:start w:val="1"/>
+      <w:numFmt w:val="decimal"/>
+      <w:lvlText w:val="%7."/>
+      <w:lvlJc w:val="start"/>
+      <w:pPr>
+        <w:tabs>
+          <w:tab w:val="num" w:pos="4963"/>
+        </w:tabs>
+        <w:ind w:start="4963" w:hanging="283"/>
+      </w:pPr>
+      <w:rPr/>
+    </w:lvl>
+    <w:lvl w:ilvl="7">
+      <w:start w:val="1"/>
+      <w:numFmt w:val="decimal"/>
+      <w:lvlText w:val="%8."/>
+      <w:lvlJc w:val="start"/>
+      <w:pPr>
+        <w:tabs>
+          <w:tab w:val="num" w:pos="5672"/>
+        </w:tabs>
+        <w:ind w:start="5672" w:hanging="283"/>
+      </w:pPr>
+      <w:rPr/>
+    </w:lvl>
+    <w:lvl w:ilvl="8">
+      <w:start w:val="1"/>
+      <w:numFmt w:val="decimal"/>
+      <w:lvlText w:val="%9."/>
+      <w:lvlJc w:val="start"/>
+      <w:pPr>
+        <w:tabs>
+          <w:tab w:val="num" w:pos="6381"/>
+        </w:tabs>
+        <w:ind w:start="6381" w:hanging="283"/>
+      </w:pPr>
+      <w:rPr/>
+    </w:lvl>
+  </w:abstractNum>
+  <w:abstractNum w:abstractNumId="17">
     <w:lvl w:ilvl="0">
       <w:start w:val="1"/>
       <w:numFmt w:val="bullet"/>
@@ -6868,7 +8429,7 @@
       </w:rPr>
     </w:lvl>
   </w:abstractNum>
-  <w:abstractNum w:abstractNumId="16">
+  <w:abstractNum w:abstractNumId="18">
     <w:lvl w:ilvl="0">
       <w:start w:val="1"/>
       <w:numFmt w:val="bullet"/>
@@ -7005,7 +8566,144 @@
       </w:rPr>
     </w:lvl>
   </w:abstractNum>
-  <w:abstractNum w:abstractNumId="17">
+  <w:abstractNum w:abstractNumId="19">
+    <w:lvl w:ilvl="0">
+      <w:start w:val="1"/>
+      <w:numFmt w:val="bullet"/>
+      <w:lvlText w:val=""/>
+      <w:lvlJc w:val="start"/>
+      <w:pPr>
+        <w:tabs>
+          <w:tab w:val="num" w:pos="709"/>
+        </w:tabs>
+        <w:ind w:start="709" w:hanging="283"/>
+      </w:pPr>
+      <w:rPr>
+        <w:rFonts w:ascii="Symbol" w:hAnsi="Symbol" w:cs="Symbol" w:hint="default"/>
+      </w:rPr>
+    </w:lvl>
+    <w:lvl w:ilvl="1">
+      <w:start w:val="1"/>
+      <w:numFmt w:val="bullet"/>
+      <w:lvlText w:val=""/>
+      <w:lvlJc w:val="start"/>
+      <w:pPr>
+        <w:tabs>
+          <w:tab w:val="num" w:pos="1418"/>
+        </w:tabs>
+        <w:ind w:start="1418" w:hanging="283"/>
+      </w:pPr>
+      <w:rPr>
+        <w:rFonts w:ascii="Symbol" w:hAnsi="Symbol" w:cs="Symbol" w:hint="default"/>
+      </w:rPr>
+    </w:lvl>
+    <w:lvl w:ilvl="2">
+      <w:start w:val="1"/>
+      <w:numFmt w:val="bullet"/>
+      <w:lvlText w:val=""/>
+      <w:lvlJc w:val="start"/>
+      <w:pPr>
+        <w:tabs>
+          <w:tab w:val="num" w:pos="2127"/>
+        </w:tabs>
+        <w:ind w:start="2127" w:hanging="283"/>
+      </w:pPr>
+      <w:rPr>
+        <w:rFonts w:ascii="Symbol" w:hAnsi="Symbol" w:cs="Symbol" w:hint="default"/>
+      </w:rPr>
+    </w:lvl>
+    <w:lvl w:ilvl="3">
+      <w:start w:val="1"/>
+      <w:numFmt w:val="bullet"/>
+      <w:lvlText w:val=""/>
+      <w:lvlJc w:val="start"/>
+      <w:pPr>
+        <w:tabs>
+          <w:tab w:val="num" w:pos="2836"/>
+        </w:tabs>
+        <w:ind w:start="2836" w:hanging="283"/>
+      </w:pPr>
+      <w:rPr>
+        <w:rFonts w:ascii="Symbol" w:hAnsi="Symbol" w:cs="Symbol" w:hint="default"/>
+      </w:rPr>
+    </w:lvl>
+    <w:lvl w:ilvl="4">
+      <w:start w:val="1"/>
+      <w:numFmt w:val="bullet"/>
+      <w:lvlText w:val=""/>
+      <w:lvlJc w:val="start"/>
+      <w:pPr>
+        <w:tabs>
+          <w:tab w:val="num" w:pos="3545"/>
+        </w:tabs>
+        <w:ind w:start="3545" w:hanging="283"/>
+      </w:pPr>
+      <w:rPr>
+        <w:rFonts w:ascii="Symbol" w:hAnsi="Symbol" w:cs="Symbol" w:hint="default"/>
+      </w:rPr>
+    </w:lvl>
+    <w:lvl w:ilvl="5">
+      <w:start w:val="1"/>
+      <w:numFmt w:val="bullet"/>
+      <w:lvlText w:val=""/>
+      <w:lvlJc w:val="start"/>
+      <w:pPr>
+        <w:tabs>
+          <w:tab w:val="num" w:pos="4254"/>
+        </w:tabs>
+        <w:ind w:start="4254" w:hanging="283"/>
+      </w:pPr>
+      <w:rPr>
+        <w:rFonts w:ascii="Symbol" w:hAnsi="Symbol" w:cs="Symbol" w:hint="default"/>
+      </w:rPr>
+    </w:lvl>
+    <w:lvl w:ilvl="6">
+      <w:start w:val="1"/>
+      <w:numFmt w:val="bullet"/>
+      <w:lvlText w:val=""/>
+      <w:lvlJc w:val="start"/>
+      <w:pPr>
+        <w:tabs>
+          <w:tab w:val="num" w:pos="4963"/>
+        </w:tabs>
+        <w:ind w:start="4963" w:hanging="283"/>
+      </w:pPr>
+      <w:rPr>
+        <w:rFonts w:ascii="Symbol" w:hAnsi="Symbol" w:cs="Symbol" w:hint="default"/>
+      </w:rPr>
+    </w:lvl>
+    <w:lvl w:ilvl="7">
+      <w:start w:val="1"/>
+      <w:numFmt w:val="bullet"/>
+      <w:lvlText w:val=""/>
+      <w:lvlJc w:val="start"/>
+      <w:pPr>
+        <w:tabs>
+          <w:tab w:val="num" w:pos="5672"/>
+        </w:tabs>
+        <w:ind w:start="5672" w:hanging="283"/>
+      </w:pPr>
+      <w:rPr>
+        <w:rFonts w:ascii="Symbol" w:hAnsi="Symbol" w:cs="Symbol" w:hint="default"/>
+      </w:rPr>
+    </w:lvl>
+    <w:lvl w:ilvl="8">
+      <w:start w:val="1"/>
+      <w:numFmt w:val="bullet"/>
+      <w:lvlText w:val=""/>
+      <w:lvlJc w:val="start"/>
+      <w:pPr>
+        <w:tabs>
+          <w:tab w:val="num" w:pos="6381"/>
+        </w:tabs>
+        <w:ind w:start="6381" w:hanging="283"/>
+      </w:pPr>
+      <w:rPr>
+        <w:rFonts w:ascii="Symbol" w:hAnsi="Symbol" w:cs="Symbol" w:hint="default"/>
+      </w:rPr>
+    </w:lvl>
+  </w:abstractNum>
+  <w:abstractNum w:abstractNumId="20">
     <w:lvl w:ilvl="0">
       <w:start w:val="1"/>
       <w:numFmt w:val="none"/>
@@ -7176,6 +8874,15 @@
   </w:num>
   <w:num w:numId="17">
     <w:abstractNumId w:val="17"/>
+  </w:num>
+  <w:num w:numId="18">
+    <w:abstractNumId w:val="18"/>
+  </w:num>
+  <w:num w:numId="19">
+    <w:abstractNumId w:val="19"/>
+  </w:num>
+  <w:num w:numId="20">
+    <w:abstractNumId w:val="20"/>
   </w:num>
 </w:numbering>
 </file>

--- a/docs/manuals/金桥融通WMS货主管理员操作手册.docx
+++ b/docs/manuals/金桥融通WMS货主管理员操作手册.docx
@@ -117,7 +117,7 @@
       </w:r>
       <w:r>
         <w:rPr/>
-        <w:t>V2.1</w:t>
+        <w:t>V2.2</w:t>
       </w:r>
     </w:p>
     <w:p>
@@ -134,7 +134,7 @@
       </w:r>
       <w:r>
         <w:rPr/>
-        <w:t xml:space="preserve">2026-09-07 </w:t>
+        <w:t xml:space="preserve">2026-10-17 </w:t>
       </w:r>
       <w:r>
         <w:rPr/>
@@ -555,7 +555,33 @@
         <w:jc w:val="start"/>
         <w:rPr/>
       </w:pPr>
-      <w:hyperlink w:anchor="section-14-计费与账单核对">
+      <w:hyperlink w:anchor="section-14-共享客户与代办转货核对">
+        <w:r>
+          <w:rPr>
+            <w:rStyle w:val="Hyperlink"/>
+          </w:rPr>
+          <w:t>共享客户与代办转货核对</w:t>
+        </w:r>
+      </w:hyperlink>
+    </w:p>
+    <w:p>
+      <w:pPr>
+        <w:pStyle w:val="BodyText"/>
+        <w:numPr>
+          <w:ilvl w:val="0"/>
+          <w:numId w:val="1"/>
+        </w:numPr>
+        <w:tabs>
+          <w:tab w:val="clear" w:pos="1134"/>
+          <w:tab w:val="left" w:pos="709" w:leader="none"/>
+        </w:tabs>
+        <w:bidi w:val="0"/>
+        <w:spacing w:before="0" w:after="0"/>
+        <w:ind w:hanging="283" w:start="709"/>
+        <w:jc w:val="start"/>
+        <w:rPr/>
+      </w:pPr>
+      <w:hyperlink w:anchor="section-15-计费与账单核对">
         <w:r>
           <w:rPr>
             <w:rStyle w:val="Hyperlink"/>
@@ -581,7 +607,7 @@
         <w:jc w:val="start"/>
         <w:rPr/>
       </w:pPr>
-      <w:hyperlink w:anchor="section-15-月结确认清单">
+      <w:hyperlink w:anchor="section-16-月结确认清单">
         <w:r>
           <w:rPr>
             <w:rStyle w:val="Hyperlink"/>
@@ -607,7 +633,7 @@
         <w:jc w:val="start"/>
         <w:rPr/>
       </w:pPr>
-      <w:hyperlink w:anchor="section-16-常见状态与控制点">
+      <w:hyperlink w:anchor="section-17-常见状态与控制点">
         <w:r>
           <w:rPr>
             <w:rStyle w:val="Hyperlink"/>
@@ -633,7 +659,7 @@
         <w:jc w:val="start"/>
         <w:rPr/>
       </w:pPr>
-      <w:hyperlink w:anchor="section-17-异常处理与问题上报">
+      <w:hyperlink w:anchor="section-18-异常处理与问题上报">
         <w:r>
           <w:rPr>
             <w:rStyle w:val="Hyperlink"/>
@@ -659,7 +685,7 @@
         <w:jc w:val="start"/>
         <w:rPr/>
       </w:pPr>
-      <w:hyperlink w:anchor="section-18-无法登录或菜单缺失">
+      <w:hyperlink w:anchor="section-19-无法登录或菜单缺失">
         <w:r>
           <w:rPr>
             <w:rStyle w:val="Hyperlink"/>
@@ -685,7 +711,7 @@
         <w:jc w:val="start"/>
         <w:rPr/>
       </w:pPr>
-      <w:hyperlink w:anchor="section-19-数据为空或范围不正确">
+      <w:hyperlink w:anchor="section-20-数据为空或范围不正确">
         <w:r>
           <w:rPr>
             <w:rStyle w:val="Hyperlink"/>
@@ -711,7 +737,7 @@
         <w:jc w:val="start"/>
         <w:rPr/>
       </w:pPr>
-      <w:hyperlink w:anchor="section-20-网络超时或重复提交提示">
+      <w:hyperlink w:anchor="section-21-网络超时或重复提交提示">
         <w:r>
           <w:rPr>
             <w:rStyle w:val="Hyperlink"/>
@@ -737,7 +763,7 @@
         <w:jc w:val="start"/>
         <w:rPr/>
       </w:pPr>
-      <w:hyperlink w:anchor="section-21-打印失败或打印页过期">
+      <w:hyperlink w:anchor="section-22-打印失败或打印页过期">
         <w:r>
           <w:rPr>
             <w:rStyle w:val="Hyperlink"/>
@@ -763,7 +789,7 @@
         <w:jc w:val="start"/>
         <w:rPr/>
       </w:pPr>
-      <w:hyperlink w:anchor="section-22-移库-补货过账失败">
+      <w:hyperlink w:anchor="section-23-移库-补货过账失败">
         <w:r>
           <w:rPr>
             <w:rStyle w:val="Hyperlink"/>
@@ -789,7 +815,7 @@
         <w:jc w:val="start"/>
         <w:rPr/>
       </w:pPr>
-      <w:hyperlink w:anchor="section-23-库存-任务或账单不一致">
+      <w:hyperlink w:anchor="section-24-库存-任务或账单不一致">
         <w:r>
           <w:rPr>
             <w:rStyle w:val="Hyperlink"/>
@@ -815,7 +841,7 @@
         <w:jc w:val="start"/>
         <w:rPr/>
       </w:pPr>
-      <w:hyperlink w:anchor="section-24-问题上报模板">
+      <w:hyperlink w:anchor="section-25-问题上报模板">
         <w:r>
           <w:rPr>
             <w:rStyle w:val="Hyperlink"/>
@@ -841,7 +867,7 @@
         <w:jc w:val="start"/>
         <w:rPr/>
       </w:pPr>
-      <w:hyperlink w:anchor="section-25-日常自检与培训验收">
+      <w:hyperlink w:anchor="section-26-日常自检与培训验收">
         <w:r>
           <w:rPr>
             <w:rStyle w:val="Hyperlink"/>
@@ -867,7 +893,7 @@
         <w:jc w:val="start"/>
         <w:rPr/>
       </w:pPr>
-      <w:hyperlink w:anchor="section-26-专项手册与边界">
+      <w:hyperlink w:anchor="section-27-专项手册与边界">
         <w:r>
           <w:rPr>
             <w:rStyle w:val="Hyperlink"/>
@@ -892,7 +918,7 @@
         <w:jc w:val="start"/>
         <w:rPr/>
       </w:pPr>
-      <w:hyperlink w:anchor="section-27-文档修订记录">
+      <w:hyperlink w:anchor="section-28-文档修订记录">
         <w:r>
           <w:rPr>
             <w:rStyle w:val="Hyperlink"/>
@@ -933,7 +959,7 @@
       </w:r>
       <w:r>
         <w:rPr/>
-        <w:t>V2.1</w:t>
+        <w:t>V2.2</w:t>
       </w:r>
     </w:p>
     <w:p>
@@ -955,7 +981,7 @@
       </w:r>
       <w:r>
         <w:rPr/>
-        <w:t xml:space="preserve">2026-09-07 </w:t>
+        <w:t xml:space="preserve">2026-10-17 </w:t>
       </w:r>
       <w:r>
         <w:rPr/>
@@ -2894,10 +2920,116 @@
         <w:jc w:val="start"/>
         <w:rPr/>
       </w:pPr>
-      <w:bookmarkStart w:id="13" w:name="section-14-计费与账单核对"/>
+      <w:bookmarkStart w:id="13" w:name="section-14-共享客户与代办转货核对"/>
       <w:bookmarkEnd w:id="13"/>
       <w:r>
         <w:rPr/>
+        <w:t>共享客户与代办转货核对</w:t>
+      </w:r>
+    </w:p>
+    <w:p>
+      <w:pPr>
+        <w:pStyle w:val="BodyText"/>
+        <w:numPr>
+          <w:ilvl w:val="0"/>
+          <w:numId w:val="12"/>
+        </w:numPr>
+        <w:tabs>
+          <w:tab w:val="clear" w:pos="1134"/>
+          <w:tab w:val="left" w:pos="709" w:leader="none"/>
+        </w:tabs>
+        <w:bidi w:val="0"/>
+        <w:spacing w:before="0" w:after="0"/>
+        <w:ind w:hanging="283" w:start="709"/>
+        <w:jc w:val="start"/>
+        <w:rPr/>
+      </w:pPr>
+      <w:r>
+        <w:rPr/>
+        <w:t xml:space="preserve">客户通用档案可供多个货主关联使用；本货主的客户编号、负责业务员及配送资料以本货主关联为准。关联被停用后不能继续新开单，遇到客户缺失交管理员维护，不通过复制客户或改旧归属字段绕过限制。 </w:t>
+      </w:r>
+    </w:p>
+    <w:p>
+      <w:pPr>
+        <w:pStyle w:val="BodyText"/>
+        <w:numPr>
+          <w:ilvl w:val="0"/>
+          <w:numId w:val="12"/>
+        </w:numPr>
+        <w:tabs>
+          <w:tab w:val="clear" w:pos="1134"/>
+          <w:tab w:val="left" w:pos="709" w:leader="none"/>
+        </w:tabs>
+        <w:bidi w:val="0"/>
+        <w:spacing w:before="0" w:after="0"/>
+        <w:ind w:hanging="283" w:start="709"/>
+        <w:jc w:val="start"/>
+        <w:rPr/>
+      </w:pPr>
+      <w:r>
+        <w:rPr/>
+        <w:t xml:space="preserve">仓库代办选择新货主时，销售单归新货主，另有独立转货单记录原货主转出。转货价与客户销售价分别核对；不能把转货金额当作终端销售额或已收款。 </w:t>
+      </w:r>
+    </w:p>
+    <w:p>
+      <w:pPr>
+        <w:pStyle w:val="BodyText"/>
+        <w:numPr>
+          <w:ilvl w:val="0"/>
+          <w:numId w:val="12"/>
+        </w:numPr>
+        <w:tabs>
+          <w:tab w:val="clear" w:pos="1134"/>
+          <w:tab w:val="left" w:pos="709" w:leader="none"/>
+        </w:tabs>
+        <w:bidi w:val="0"/>
+        <w:spacing w:before="0" w:after="0"/>
+        <w:ind w:hanging="283" w:start="709"/>
+        <w:jc w:val="start"/>
+        <w:rPr/>
+      </w:pPr>
+      <w:r>
+        <w:rPr/>
+        <w:t xml:space="preserve">取得转货查看权限并具备后台登录条件后，可在“代办货权转移单”查看涉及本货主的证据。原货主只能看转货证据，不能据此访问新货主的客户销售订单；新货主按本货主范围核对销售履约。 </w:t>
+      </w:r>
+    </w:p>
+    <w:p>
+      <w:pPr>
+        <w:pStyle w:val="BodyText"/>
+        <w:numPr>
+          <w:ilvl w:val="0"/>
+          <w:numId w:val="12"/>
+        </w:numPr>
+        <w:tabs>
+          <w:tab w:val="clear" w:pos="1134"/>
+          <w:tab w:val="left" w:pos="709" w:leader="none"/>
+        </w:tabs>
+        <w:bidi w:val="0"/>
+        <w:ind w:hanging="283" w:start="709"/>
+        <w:jc w:val="start"/>
+        <w:rPr/>
+      </w:pPr>
+      <w:r>
+        <w:rPr/>
+        <w:t>“</w:t>
+      </w:r>
+      <w:r>
+        <w:rPr/>
+        <w:t xml:space="preserve">待转货”表示已预留，只有“已转货并出库”及对应过账流水才能确认完成。不另建入库或出库单重复记账；异常交仓库管理员核对原任务。 </w:t>
+      </w:r>
+    </w:p>
+    <w:p>
+      <w:pPr>
+        <w:pStyle w:val="Heading2"/>
+        <w:bidi w:val="0"/>
+        <w:ind w:hanging="0" w:start="0" w:end="0"/>
+        <w:jc w:val="start"/>
+        <w:rPr/>
+      </w:pPr>
+      <w:bookmarkStart w:id="14" w:name="section-15-计费与账单核对"/>
+      <w:bookmarkEnd w:id="14"/>
+      <w:r>
+        <w:rPr/>
         <w:t>计费与账单核对</w:t>
       </w:r>
     </w:p>
@@ -2906,7 +3038,7 @@
         <w:pStyle w:val="BodyText"/>
         <w:numPr>
           <w:ilvl w:val="0"/>
-          <w:numId w:val="12"/>
+          <w:numId w:val="13"/>
         </w:numPr>
         <w:tabs>
           <w:tab w:val="clear" w:pos="1134"/>
@@ -2928,7 +3060,7 @@
         <w:pStyle w:val="BodyText"/>
         <w:numPr>
           <w:ilvl w:val="0"/>
-          <w:numId w:val="12"/>
+          <w:numId w:val="13"/>
         </w:numPr>
         <w:tabs>
           <w:tab w:val="clear" w:pos="1134"/>
@@ -2950,7 +3082,7 @@
         <w:pStyle w:val="BodyText"/>
         <w:numPr>
           <w:ilvl w:val="0"/>
-          <w:numId w:val="12"/>
+          <w:numId w:val="13"/>
         </w:numPr>
         <w:tabs>
           <w:tab w:val="clear" w:pos="1134"/>
@@ -2972,7 +3104,7 @@
         <w:pStyle w:val="BodyText"/>
         <w:numPr>
           <w:ilvl w:val="0"/>
-          <w:numId w:val="12"/>
+          <w:numId w:val="13"/>
         </w:numPr>
         <w:tabs>
           <w:tab w:val="clear" w:pos="1134"/>
@@ -2994,7 +3126,7 @@
         <w:pStyle w:val="BodyText"/>
         <w:numPr>
           <w:ilvl w:val="0"/>
-          <w:numId w:val="12"/>
+          <w:numId w:val="13"/>
         </w:numPr>
         <w:tabs>
           <w:tab w:val="clear" w:pos="1134"/>
@@ -3016,7 +3148,7 @@
         <w:pStyle w:val="BodyText"/>
         <w:numPr>
           <w:ilvl w:val="0"/>
-          <w:numId w:val="12"/>
+          <w:numId w:val="13"/>
         </w:numPr>
         <w:tabs>
           <w:tab w:val="clear" w:pos="1134"/>
@@ -3060,8 +3192,8 @@
         <w:jc w:val="start"/>
         <w:rPr/>
       </w:pPr>
-      <w:bookmarkStart w:id="14" w:name="section-15-月结确认清单"/>
-      <w:bookmarkEnd w:id="14"/>
+      <w:bookmarkStart w:id="15" w:name="section-16-月结确认清单"/>
+      <w:bookmarkEnd w:id="15"/>
       <w:r>
         <w:rPr/>
         <w:t>月结确认清单</w:t>
@@ -3072,7 +3204,7 @@
         <w:pStyle w:val="BodyText"/>
         <w:numPr>
           <w:ilvl w:val="0"/>
-          <w:numId w:val="13"/>
+          <w:numId w:val="14"/>
         </w:numPr>
         <w:tabs>
           <w:tab w:val="clear" w:pos="1134"/>
@@ -3094,7 +3226,7 @@
         <w:pStyle w:val="BodyText"/>
         <w:numPr>
           <w:ilvl w:val="0"/>
-          <w:numId w:val="13"/>
+          <w:numId w:val="14"/>
         </w:numPr>
         <w:tabs>
           <w:tab w:val="clear" w:pos="1134"/>
@@ -3116,7 +3248,7 @@
         <w:pStyle w:val="BodyText"/>
         <w:numPr>
           <w:ilvl w:val="0"/>
-          <w:numId w:val="13"/>
+          <w:numId w:val="14"/>
         </w:numPr>
         <w:tabs>
           <w:tab w:val="clear" w:pos="1134"/>
@@ -3138,7 +3270,7 @@
         <w:pStyle w:val="BodyText"/>
         <w:numPr>
           <w:ilvl w:val="0"/>
-          <w:numId w:val="13"/>
+          <w:numId w:val="14"/>
         </w:numPr>
         <w:tabs>
           <w:tab w:val="clear" w:pos="1134"/>
@@ -3160,7 +3292,7 @@
         <w:pStyle w:val="BodyText"/>
         <w:numPr>
           <w:ilvl w:val="0"/>
-          <w:numId w:val="13"/>
+          <w:numId w:val="14"/>
         </w:numPr>
         <w:tabs>
           <w:tab w:val="clear" w:pos="1134"/>
@@ -3182,7 +3314,7 @@
         <w:pStyle w:val="BodyText"/>
         <w:numPr>
           <w:ilvl w:val="0"/>
-          <w:numId w:val="13"/>
+          <w:numId w:val="14"/>
         </w:numPr>
         <w:tabs>
           <w:tab w:val="clear" w:pos="1134"/>
@@ -3204,7 +3336,7 @@
         <w:pStyle w:val="BodyText"/>
         <w:numPr>
           <w:ilvl w:val="0"/>
-          <w:numId w:val="13"/>
+          <w:numId w:val="14"/>
         </w:numPr>
         <w:tabs>
           <w:tab w:val="clear" w:pos="1134"/>
@@ -3228,8 +3360,8 @@
         <w:jc w:val="start"/>
         <w:rPr/>
       </w:pPr>
-      <w:bookmarkStart w:id="15" w:name="section-16-常见状态与控制点"/>
-      <w:bookmarkEnd w:id="15"/>
+      <w:bookmarkStart w:id="16" w:name="section-17-常见状态与控制点"/>
+      <w:bookmarkEnd w:id="16"/>
       <w:r>
         <w:rPr/>
         <w:t>常见状态与控制点</w:t>
@@ -3249,9 +3381,9 @@
         </w:tblCellMar>
       </w:tblPr>
       <w:tblGrid>
-        <w:gridCol w:w="2827"/>
-        <w:gridCol w:w="2749"/>
-        <w:gridCol w:w="4474"/>
+        <w:gridCol w:w="2728"/>
+        <w:gridCol w:w="2612"/>
+        <w:gridCol w:w="4710"/>
       </w:tblGrid>
       <w:tr>
         <w:trPr>
@@ -3259,7 +3391,7 @@
         </w:trPr>
         <w:tc>
           <w:tcPr>
-            <w:tcW w:w="2827" w:type="dxa"/>
+            <w:tcW w:w="2728" w:type="dxa"/>
             <w:tcBorders>
               <w:top w:val="single" w:sz="2" w:space="0" w:color="BDC9DA"/>
               <w:start w:val="single" w:sz="2" w:space="0" w:color="BDC9DA"/>
@@ -3288,7 +3420,7 @@
         </w:tc>
         <w:tc>
           <w:tcPr>
-            <w:tcW w:w="2749" w:type="dxa"/>
+            <w:tcW w:w="2612" w:type="dxa"/>
             <w:tcBorders>
               <w:top w:val="single" w:sz="2" w:space="0" w:color="BDC9DA"/>
               <w:start w:val="single" w:sz="2" w:space="0" w:color="BDC9DA"/>
@@ -3317,7 +3449,7 @@
         </w:tc>
         <w:tc>
           <w:tcPr>
-            <w:tcW w:w="4474" w:type="dxa"/>
+            <w:tcW w:w="4710" w:type="dxa"/>
             <w:tcBorders>
               <w:top w:val="single" w:sz="2" w:space="0" w:color="BDC9DA"/>
               <w:start w:val="single" w:sz="2" w:space="0" w:color="BDC9DA"/>
@@ -3349,7 +3481,7 @@
         <w:trPr/>
         <w:tc>
           <w:tcPr>
-            <w:tcW w:w="2827" w:type="dxa"/>
+            <w:tcW w:w="2728" w:type="dxa"/>
             <w:tcBorders>
               <w:top w:val="single" w:sz="2" w:space="0" w:color="BDC9DA"/>
               <w:start w:val="single" w:sz="2" w:space="0" w:color="BDC9DA"/>
@@ -3382,7 +3514,7 @@
         </w:tc>
         <w:tc>
           <w:tcPr>
-            <w:tcW w:w="2749" w:type="dxa"/>
+            <w:tcW w:w="2612" w:type="dxa"/>
             <w:tcBorders>
               <w:top w:val="single" w:sz="2" w:space="0" w:color="BDC9DA"/>
               <w:start w:val="single" w:sz="2" w:space="0" w:color="BDC9DA"/>
@@ -3411,7 +3543,7 @@
         </w:tc>
         <w:tc>
           <w:tcPr>
-            <w:tcW w:w="4474" w:type="dxa"/>
+            <w:tcW w:w="4710" w:type="dxa"/>
             <w:tcBorders>
               <w:top w:val="single" w:sz="2" w:space="0" w:color="BDC9DA"/>
               <w:start w:val="single" w:sz="2" w:space="0" w:color="BDC9DA"/>
@@ -3443,7 +3575,7 @@
         <w:trPr/>
         <w:tc>
           <w:tcPr>
-            <w:tcW w:w="2827" w:type="dxa"/>
+            <w:tcW w:w="2728" w:type="dxa"/>
             <w:tcBorders>
               <w:top w:val="single" w:sz="2" w:space="0" w:color="BDC9DA"/>
               <w:start w:val="single" w:sz="2" w:space="0" w:color="BDC9DA"/>
@@ -3476,7 +3608,7 @@
         </w:tc>
         <w:tc>
           <w:tcPr>
-            <w:tcW w:w="2749" w:type="dxa"/>
+            <w:tcW w:w="2612" w:type="dxa"/>
             <w:tcBorders>
               <w:top w:val="single" w:sz="2" w:space="0" w:color="BDC9DA"/>
               <w:start w:val="single" w:sz="2" w:space="0" w:color="BDC9DA"/>
@@ -3505,7 +3637,7 @@
         </w:tc>
         <w:tc>
           <w:tcPr>
-            <w:tcW w:w="4474" w:type="dxa"/>
+            <w:tcW w:w="4710" w:type="dxa"/>
             <w:tcBorders>
               <w:top w:val="single" w:sz="2" w:space="0" w:color="BDC9DA"/>
               <w:start w:val="single" w:sz="2" w:space="0" w:color="BDC9DA"/>
@@ -3537,7 +3669,7 @@
         <w:trPr/>
         <w:tc>
           <w:tcPr>
-            <w:tcW w:w="2827" w:type="dxa"/>
+            <w:tcW w:w="2728" w:type="dxa"/>
             <w:tcBorders>
               <w:top w:val="single" w:sz="2" w:space="0" w:color="BDC9DA"/>
               <w:start w:val="single" w:sz="2" w:space="0" w:color="BDC9DA"/>
@@ -3570,7 +3702,7 @@
         </w:tc>
         <w:tc>
           <w:tcPr>
-            <w:tcW w:w="2749" w:type="dxa"/>
+            <w:tcW w:w="2612" w:type="dxa"/>
             <w:tcBorders>
               <w:top w:val="single" w:sz="2" w:space="0" w:color="BDC9DA"/>
               <w:start w:val="single" w:sz="2" w:space="0" w:color="BDC9DA"/>
@@ -3599,7 +3731,7 @@
         </w:tc>
         <w:tc>
           <w:tcPr>
-            <w:tcW w:w="4474" w:type="dxa"/>
+            <w:tcW w:w="4710" w:type="dxa"/>
             <w:tcBorders>
               <w:top w:val="single" w:sz="2" w:space="0" w:color="BDC9DA"/>
               <w:start w:val="single" w:sz="2" w:space="0" w:color="BDC9DA"/>
@@ -3631,7 +3763,7 @@
         <w:trPr/>
         <w:tc>
           <w:tcPr>
-            <w:tcW w:w="2827" w:type="dxa"/>
+            <w:tcW w:w="2728" w:type="dxa"/>
             <w:tcBorders>
               <w:top w:val="single" w:sz="2" w:space="0" w:color="BDC9DA"/>
               <w:start w:val="single" w:sz="2" w:space="0" w:color="BDC9DA"/>
@@ -3664,7 +3796,7 @@
         </w:tc>
         <w:tc>
           <w:tcPr>
-            <w:tcW w:w="2749" w:type="dxa"/>
+            <w:tcW w:w="2612" w:type="dxa"/>
             <w:tcBorders>
               <w:top w:val="single" w:sz="2" w:space="0" w:color="BDC9DA"/>
               <w:start w:val="single" w:sz="2" w:space="0" w:color="BDC9DA"/>
@@ -3693,7 +3825,7 @@
         </w:tc>
         <w:tc>
           <w:tcPr>
-            <w:tcW w:w="4474" w:type="dxa"/>
+            <w:tcW w:w="4710" w:type="dxa"/>
             <w:tcBorders>
               <w:top w:val="single" w:sz="2" w:space="0" w:color="BDC9DA"/>
               <w:start w:val="single" w:sz="2" w:space="0" w:color="BDC9DA"/>
@@ -3725,7 +3857,7 @@
         <w:trPr/>
         <w:tc>
           <w:tcPr>
-            <w:tcW w:w="2827" w:type="dxa"/>
+            <w:tcW w:w="2728" w:type="dxa"/>
             <w:tcBorders>
               <w:top w:val="single" w:sz="2" w:space="0" w:color="BDC9DA"/>
               <w:start w:val="single" w:sz="2" w:space="0" w:color="BDC9DA"/>
@@ -3758,7 +3890,7 @@
         </w:tc>
         <w:tc>
           <w:tcPr>
-            <w:tcW w:w="2749" w:type="dxa"/>
+            <w:tcW w:w="2612" w:type="dxa"/>
             <w:tcBorders>
               <w:top w:val="single" w:sz="2" w:space="0" w:color="BDC9DA"/>
               <w:start w:val="single" w:sz="2" w:space="0" w:color="BDC9DA"/>
@@ -3787,7 +3919,7 @@
         </w:tc>
         <w:tc>
           <w:tcPr>
-            <w:tcW w:w="4474" w:type="dxa"/>
+            <w:tcW w:w="4710" w:type="dxa"/>
             <w:tcBorders>
               <w:top w:val="single" w:sz="2" w:space="0" w:color="BDC9DA"/>
               <w:start w:val="single" w:sz="2" w:space="0" w:color="BDC9DA"/>
@@ -3819,7 +3951,7 @@
         <w:trPr/>
         <w:tc>
           <w:tcPr>
-            <w:tcW w:w="2827" w:type="dxa"/>
+            <w:tcW w:w="2728" w:type="dxa"/>
             <w:tcBorders>
               <w:top w:val="single" w:sz="2" w:space="0" w:color="BDC9DA"/>
               <w:start w:val="single" w:sz="2" w:space="0" w:color="BDC9DA"/>
@@ -3852,7 +3984,7 @@
         </w:tc>
         <w:tc>
           <w:tcPr>
-            <w:tcW w:w="2749" w:type="dxa"/>
+            <w:tcW w:w="2612" w:type="dxa"/>
             <w:tcBorders>
               <w:top w:val="single" w:sz="2" w:space="0" w:color="BDC9DA"/>
               <w:start w:val="single" w:sz="2" w:space="0" w:color="BDC9DA"/>
@@ -3881,7 +4013,7 @@
         </w:tc>
         <w:tc>
           <w:tcPr>
-            <w:tcW w:w="4474" w:type="dxa"/>
+            <w:tcW w:w="4710" w:type="dxa"/>
             <w:tcBorders>
               <w:top w:val="single" w:sz="2" w:space="0" w:color="BDC9DA"/>
               <w:start w:val="single" w:sz="2" w:space="0" w:color="BDC9DA"/>
@@ -3913,7 +4045,7 @@
         <w:trPr/>
         <w:tc>
           <w:tcPr>
-            <w:tcW w:w="2827" w:type="dxa"/>
+            <w:tcW w:w="2728" w:type="dxa"/>
             <w:tcBorders>
               <w:top w:val="single" w:sz="2" w:space="0" w:color="BDC9DA"/>
               <w:start w:val="single" w:sz="2" w:space="0" w:color="BDC9DA"/>
@@ -3946,7 +4078,7 @@
         </w:tc>
         <w:tc>
           <w:tcPr>
-            <w:tcW w:w="2749" w:type="dxa"/>
+            <w:tcW w:w="2612" w:type="dxa"/>
             <w:tcBorders>
               <w:top w:val="single" w:sz="2" w:space="0" w:color="BDC9DA"/>
               <w:start w:val="single" w:sz="2" w:space="0" w:color="BDC9DA"/>
@@ -3975,7 +4107,7 @@
         </w:tc>
         <w:tc>
           <w:tcPr>
-            <w:tcW w:w="4474" w:type="dxa"/>
+            <w:tcW w:w="4710" w:type="dxa"/>
             <w:tcBorders>
               <w:top w:val="single" w:sz="2" w:space="0" w:color="BDC9DA"/>
               <w:start w:val="single" w:sz="2" w:space="0" w:color="BDC9DA"/>
@@ -4007,7 +4139,7 @@
         <w:trPr/>
         <w:tc>
           <w:tcPr>
-            <w:tcW w:w="2827" w:type="dxa"/>
+            <w:tcW w:w="2728" w:type="dxa"/>
             <w:tcBorders>
               <w:top w:val="single" w:sz="2" w:space="0" w:color="BDC9DA"/>
               <w:start w:val="single" w:sz="2" w:space="0" w:color="BDC9DA"/>
@@ -4040,7 +4172,7 @@
         </w:tc>
         <w:tc>
           <w:tcPr>
-            <w:tcW w:w="2749" w:type="dxa"/>
+            <w:tcW w:w="2612" w:type="dxa"/>
             <w:tcBorders>
               <w:top w:val="single" w:sz="2" w:space="0" w:color="BDC9DA"/>
               <w:start w:val="single" w:sz="2" w:space="0" w:color="BDC9DA"/>
@@ -4069,7 +4201,7 @@
         </w:tc>
         <w:tc>
           <w:tcPr>
-            <w:tcW w:w="4474" w:type="dxa"/>
+            <w:tcW w:w="4710" w:type="dxa"/>
             <w:tcBorders>
               <w:top w:val="single" w:sz="2" w:space="0" w:color="BDC9DA"/>
               <w:start w:val="single" w:sz="2" w:space="0" w:color="BDC9DA"/>
@@ -4101,7 +4233,7 @@
         <w:trPr/>
         <w:tc>
           <w:tcPr>
-            <w:tcW w:w="2827" w:type="dxa"/>
+            <w:tcW w:w="2728" w:type="dxa"/>
             <w:tcBorders>
               <w:top w:val="single" w:sz="2" w:space="0" w:color="BDC9DA"/>
               <w:start w:val="single" w:sz="2" w:space="0" w:color="BDC9DA"/>
@@ -4134,7 +4266,7 @@
         </w:tc>
         <w:tc>
           <w:tcPr>
-            <w:tcW w:w="2749" w:type="dxa"/>
+            <w:tcW w:w="2612" w:type="dxa"/>
             <w:tcBorders>
               <w:top w:val="single" w:sz="2" w:space="0" w:color="BDC9DA"/>
               <w:start w:val="single" w:sz="2" w:space="0" w:color="BDC9DA"/>
@@ -4163,7 +4295,7 @@
         </w:tc>
         <w:tc>
           <w:tcPr>
-            <w:tcW w:w="4474" w:type="dxa"/>
+            <w:tcW w:w="4710" w:type="dxa"/>
             <w:tcBorders>
               <w:top w:val="single" w:sz="2" w:space="0" w:color="BDC9DA"/>
               <w:start w:val="single" w:sz="2" w:space="0" w:color="BDC9DA"/>
@@ -4195,7 +4327,7 @@
         <w:trPr/>
         <w:tc>
           <w:tcPr>
-            <w:tcW w:w="2827" w:type="dxa"/>
+            <w:tcW w:w="2728" w:type="dxa"/>
             <w:tcBorders>
               <w:top w:val="single" w:sz="2" w:space="0" w:color="BDC9DA"/>
               <w:start w:val="single" w:sz="2" w:space="0" w:color="BDC9DA"/>
@@ -4228,7 +4360,7 @@
         </w:tc>
         <w:tc>
           <w:tcPr>
-            <w:tcW w:w="2749" w:type="dxa"/>
+            <w:tcW w:w="2612" w:type="dxa"/>
             <w:tcBorders>
               <w:top w:val="single" w:sz="2" w:space="0" w:color="BDC9DA"/>
               <w:start w:val="single" w:sz="2" w:space="0" w:color="BDC9DA"/>
@@ -4257,7 +4389,7 @@
         </w:tc>
         <w:tc>
           <w:tcPr>
-            <w:tcW w:w="4474" w:type="dxa"/>
+            <w:tcW w:w="4710" w:type="dxa"/>
             <w:tcBorders>
               <w:top w:val="single" w:sz="2" w:space="0" w:color="BDC9DA"/>
               <w:start w:val="single" w:sz="2" w:space="0" w:color="BDC9DA"/>
@@ -4289,7 +4421,7 @@
         <w:trPr/>
         <w:tc>
           <w:tcPr>
-            <w:tcW w:w="2827" w:type="dxa"/>
+            <w:tcW w:w="2728" w:type="dxa"/>
             <w:tcBorders>
               <w:top w:val="single" w:sz="2" w:space="0" w:color="BDC9DA"/>
               <w:start w:val="single" w:sz="2" w:space="0" w:color="BDC9DA"/>
@@ -4322,7 +4454,7 @@
         </w:tc>
         <w:tc>
           <w:tcPr>
-            <w:tcW w:w="2749" w:type="dxa"/>
+            <w:tcW w:w="2612" w:type="dxa"/>
             <w:tcBorders>
               <w:top w:val="single" w:sz="2" w:space="0" w:color="BDC9DA"/>
               <w:start w:val="single" w:sz="2" w:space="0" w:color="BDC9DA"/>
@@ -4351,7 +4483,7 @@
         </w:tc>
         <w:tc>
           <w:tcPr>
-            <w:tcW w:w="4474" w:type="dxa"/>
+            <w:tcW w:w="4710" w:type="dxa"/>
             <w:tcBorders>
               <w:top w:val="single" w:sz="2" w:space="0" w:color="BDC9DA"/>
               <w:start w:val="single" w:sz="2" w:space="0" w:color="BDC9DA"/>
@@ -4383,7 +4515,7 @@
         <w:trPr/>
         <w:tc>
           <w:tcPr>
-            <w:tcW w:w="2827" w:type="dxa"/>
+            <w:tcW w:w="2728" w:type="dxa"/>
             <w:tcBorders>
               <w:top w:val="single" w:sz="2" w:space="0" w:color="BDC9DA"/>
               <w:start w:val="single" w:sz="2" w:space="0" w:color="BDC9DA"/>
@@ -4416,7 +4548,7 @@
         </w:tc>
         <w:tc>
           <w:tcPr>
-            <w:tcW w:w="2749" w:type="dxa"/>
+            <w:tcW w:w="2612" w:type="dxa"/>
             <w:tcBorders>
               <w:top w:val="single" w:sz="2" w:space="0" w:color="BDC9DA"/>
               <w:start w:val="single" w:sz="2" w:space="0" w:color="BDC9DA"/>
@@ -4445,7 +4577,7 @@
         </w:tc>
         <w:tc>
           <w:tcPr>
-            <w:tcW w:w="4474" w:type="dxa"/>
+            <w:tcW w:w="4710" w:type="dxa"/>
             <w:tcBorders>
               <w:top w:val="single" w:sz="2" w:space="0" w:color="BDC9DA"/>
               <w:start w:val="single" w:sz="2" w:space="0" w:color="BDC9DA"/>
@@ -4477,7 +4609,7 @@
         <w:trPr/>
         <w:tc>
           <w:tcPr>
-            <w:tcW w:w="2827" w:type="dxa"/>
+            <w:tcW w:w="2728" w:type="dxa"/>
             <w:tcBorders>
               <w:top w:val="single" w:sz="2" w:space="0" w:color="BDC9DA"/>
               <w:start w:val="single" w:sz="2" w:space="0" w:color="BDC9DA"/>
@@ -4510,7 +4642,7 @@
         </w:tc>
         <w:tc>
           <w:tcPr>
-            <w:tcW w:w="2749" w:type="dxa"/>
+            <w:tcW w:w="2612" w:type="dxa"/>
             <w:tcBorders>
               <w:top w:val="single" w:sz="2" w:space="0" w:color="BDC9DA"/>
               <w:start w:val="single" w:sz="2" w:space="0" w:color="BDC9DA"/>
@@ -4539,7 +4671,7 @@
         </w:tc>
         <w:tc>
           <w:tcPr>
-            <w:tcW w:w="4474" w:type="dxa"/>
+            <w:tcW w:w="4710" w:type="dxa"/>
             <w:tcBorders>
               <w:top w:val="single" w:sz="2" w:space="0" w:color="BDC9DA"/>
               <w:start w:val="single" w:sz="2" w:space="0" w:color="BDC9DA"/>
@@ -4571,7 +4703,7 @@
         <w:trPr/>
         <w:tc>
           <w:tcPr>
-            <w:tcW w:w="2827" w:type="dxa"/>
+            <w:tcW w:w="2728" w:type="dxa"/>
             <w:tcBorders>
               <w:top w:val="single" w:sz="2" w:space="0" w:color="BDC9DA"/>
               <w:start w:val="single" w:sz="2" w:space="0" w:color="BDC9DA"/>
@@ -4604,7 +4736,7 @@
         </w:tc>
         <w:tc>
           <w:tcPr>
-            <w:tcW w:w="2749" w:type="dxa"/>
+            <w:tcW w:w="2612" w:type="dxa"/>
             <w:tcBorders>
               <w:top w:val="single" w:sz="2" w:space="0" w:color="BDC9DA"/>
               <w:start w:val="single" w:sz="2" w:space="0" w:color="BDC9DA"/>
@@ -4633,7 +4765,7 @@
         </w:tc>
         <w:tc>
           <w:tcPr>
-            <w:tcW w:w="4474" w:type="dxa"/>
+            <w:tcW w:w="4710" w:type="dxa"/>
             <w:tcBorders>
               <w:top w:val="single" w:sz="2" w:space="0" w:color="BDC9DA"/>
               <w:start w:val="single" w:sz="2" w:space="0" w:color="BDC9DA"/>
@@ -4665,7 +4797,7 @@
         <w:trPr/>
         <w:tc>
           <w:tcPr>
-            <w:tcW w:w="2827" w:type="dxa"/>
+            <w:tcW w:w="2728" w:type="dxa"/>
             <w:tcBorders>
               <w:top w:val="single" w:sz="2" w:space="0" w:color="BDC9DA"/>
               <w:start w:val="single" w:sz="2" w:space="0" w:color="BDC9DA"/>
@@ -4698,7 +4830,7 @@
         </w:tc>
         <w:tc>
           <w:tcPr>
-            <w:tcW w:w="2749" w:type="dxa"/>
+            <w:tcW w:w="2612" w:type="dxa"/>
             <w:tcBorders>
               <w:top w:val="single" w:sz="2" w:space="0" w:color="BDC9DA"/>
               <w:start w:val="single" w:sz="2" w:space="0" w:color="BDC9DA"/>
@@ -4727,7 +4859,7 @@
         </w:tc>
         <w:tc>
           <w:tcPr>
-            <w:tcW w:w="4474" w:type="dxa"/>
+            <w:tcW w:w="4710" w:type="dxa"/>
             <w:tcBorders>
               <w:top w:val="single" w:sz="2" w:space="0" w:color="BDC9DA"/>
               <w:start w:val="single" w:sz="2" w:space="0" w:color="BDC9DA"/>
@@ -4759,7 +4891,7 @@
         <w:trPr/>
         <w:tc>
           <w:tcPr>
-            <w:tcW w:w="2827" w:type="dxa"/>
+            <w:tcW w:w="2728" w:type="dxa"/>
             <w:tcBorders>
               <w:top w:val="single" w:sz="2" w:space="0" w:color="BDC9DA"/>
               <w:start w:val="single" w:sz="2" w:space="0" w:color="BDC9DA"/>
@@ -4792,7 +4924,7 @@
         </w:tc>
         <w:tc>
           <w:tcPr>
-            <w:tcW w:w="2749" w:type="dxa"/>
+            <w:tcW w:w="2612" w:type="dxa"/>
             <w:tcBorders>
               <w:top w:val="single" w:sz="2" w:space="0" w:color="BDC9DA"/>
               <w:start w:val="single" w:sz="2" w:space="0" w:color="BDC9DA"/>
@@ -4821,7 +4953,105 @@
         </w:tc>
         <w:tc>
           <w:tcPr>
-            <w:tcW w:w="4474" w:type="dxa"/>
+            <w:tcW w:w="4710" w:type="dxa"/>
+            <w:tcBorders>
+              <w:top w:val="single" w:sz="2" w:space="0" w:color="BDC9DA"/>
+              <w:start w:val="single" w:sz="2" w:space="0" w:color="BDC9DA"/>
+              <w:bottom w:val="single" w:sz="2" w:space="0" w:color="BDC9DA"/>
+              <w:end w:val="single" w:sz="2" w:space="0" w:color="BDC9DA"/>
+            </w:tcBorders>
+          </w:tcPr>
+          <w:p>
+            <w:pPr>
+              <w:pStyle w:val="TableContents"/>
+              <w:bidi w:val="0"/>
+              <w:spacing w:before="0" w:after="283"/>
+              <w:ind w:hanging="0" w:start="0" w:end="0"/>
+              <w:jc w:val="start"/>
+              <w:rPr>
+                <w:sz w:val="18"/>
+              </w:rPr>
+            </w:pPr>
+            <w:r>
+              <w:rPr>
+                <w:sz w:val="18"/>
+              </w:rPr>
+              <w:t>操作员说明现场情况，管理员处理原因后决定恢复或作废</w:t>
+            </w:r>
+          </w:p>
+        </w:tc>
+      </w:tr>
+      <w:tr>
+        <w:trPr/>
+        <w:tc>
+          <w:tcPr>
+            <w:tcW w:w="2728" w:type="dxa"/>
+            <w:tcBorders>
+              <w:top w:val="single" w:sz="2" w:space="0" w:color="BDC9DA"/>
+              <w:start w:val="single" w:sz="2" w:space="0" w:color="BDC9DA"/>
+              <w:bottom w:val="single" w:sz="2" w:space="0" w:color="BDC9DA"/>
+              <w:end w:val="single" w:sz="2" w:space="0" w:color="BDC9DA"/>
+            </w:tcBorders>
+          </w:tcPr>
+          <w:p>
+            <w:pPr>
+              <w:pStyle w:val="TableContents"/>
+              <w:bidi w:val="0"/>
+              <w:spacing w:before="0" w:after="283"/>
+              <w:ind w:hanging="0" w:start="0" w:end="0"/>
+              <w:jc w:val="start"/>
+              <w:rPr/>
+            </w:pPr>
+            <w:r>
+              <w:rPr>
+                <w:sz w:val="18"/>
+              </w:rPr>
+              <w:t xml:space="preserve">退货已冲销 </w:t>
+            </w:r>
+            <w:r>
+              <w:rPr>
+                <w:sz w:val="18"/>
+              </w:rPr>
+              <w:t>/ REVERSED</w:t>
+            </w:r>
+          </w:p>
+        </w:tc>
+        <w:tc>
+          <w:tcPr>
+            <w:tcW w:w="2612" w:type="dxa"/>
+            <w:tcBorders>
+              <w:top w:val="single" w:sz="2" w:space="0" w:color="BDC9DA"/>
+              <w:start w:val="single" w:sz="2" w:space="0" w:color="BDC9DA"/>
+              <w:bottom w:val="single" w:sz="2" w:space="0" w:color="BDC9DA"/>
+              <w:end w:val="single" w:sz="2" w:space="0" w:color="BDC9DA"/>
+            </w:tcBorders>
+          </w:tcPr>
+          <w:p>
+            <w:pPr>
+              <w:pStyle w:val="TableContents"/>
+              <w:bidi w:val="0"/>
+              <w:spacing w:before="0" w:after="283"/>
+              <w:ind w:hanging="0" w:start="0" w:end="0"/>
+              <w:jc w:val="start"/>
+              <w:rPr/>
+            </w:pPr>
+            <w:r>
+              <w:rPr>
+                <w:sz w:val="18"/>
+              </w:rPr>
+              <w:t xml:space="preserve">PDA </w:t>
+            </w:r>
+            <w:r>
+              <w:rPr>
+                <w:sz w:val="18"/>
+              </w:rPr>
+              <w:t>退货整单已恢复原库存维度</w:t>
+            </w:r>
+          </w:p>
+        </w:tc>
+        <w:tc>
+          <w:tcPr>
+            <w:tcW w:w="4710" w:type="dxa"/>
             <w:tcBorders>
               <w:top w:val="single" w:sz="2" w:space="0" w:color="BDC9DA"/>
               <w:start w:val="single" w:sz="2" w:space="0" w:color="BDC9DA"/>
@@ -4843,7 +5073,7 @@
               <w:rPr>
                 <w:sz w:val="18"/>
               </w:rPr>
-              <w:t>操作员说明现场情况，管理员处理原因后决定恢复或作废</w:t>
+              <w:t>原退货记录保留；现场发现破损仍恢复为破损，不再重复补库存</w:t>
             </w:r>
           </w:p>
         </w:tc>
@@ -4866,7 +5096,7 @@
         <w:pStyle w:val="BodyText"/>
         <w:numPr>
           <w:ilvl w:val="0"/>
-          <w:numId w:val="14"/>
+          <w:numId w:val="15"/>
         </w:numPr>
         <w:tabs>
           <w:tab w:val="clear" w:pos="1134"/>
@@ -4888,7 +5118,7 @@
         <w:pStyle w:val="BodyText"/>
         <w:numPr>
           <w:ilvl w:val="0"/>
-          <w:numId w:val="14"/>
+          <w:numId w:val="15"/>
         </w:numPr>
         <w:tabs>
           <w:tab w:val="clear" w:pos="1134"/>
@@ -4910,7 +5140,7 @@
         <w:pStyle w:val="BodyText"/>
         <w:numPr>
           <w:ilvl w:val="0"/>
-          <w:numId w:val="14"/>
+          <w:numId w:val="15"/>
         </w:numPr>
         <w:tabs>
           <w:tab w:val="clear" w:pos="1134"/>
@@ -4946,7 +5176,7 @@
         <w:pStyle w:val="BodyText"/>
         <w:numPr>
           <w:ilvl w:val="0"/>
-          <w:numId w:val="14"/>
+          <w:numId w:val="15"/>
         </w:numPr>
         <w:tabs>
           <w:tab w:val="clear" w:pos="1134"/>
@@ -4968,7 +5198,7 @@
         <w:pStyle w:val="BodyText"/>
         <w:numPr>
           <w:ilvl w:val="0"/>
-          <w:numId w:val="14"/>
+          <w:numId w:val="15"/>
         </w:numPr>
         <w:tabs>
           <w:tab w:val="clear" w:pos="1134"/>
@@ -4990,7 +5220,7 @@
         <w:pStyle w:val="BodyText"/>
         <w:numPr>
           <w:ilvl w:val="0"/>
-          <w:numId w:val="14"/>
+          <w:numId w:val="15"/>
         </w:numPr>
         <w:tabs>
           <w:tab w:val="clear" w:pos="1134"/>
@@ -5012,13 +5242,14 @@
         <w:pStyle w:val="BodyText"/>
         <w:numPr>
           <w:ilvl w:val="0"/>
-          <w:numId w:val="14"/>
-        </w:numPr>
-        <w:tabs>
-          <w:tab w:val="clear" w:pos="1134"/>
-          <w:tab w:val="left" w:pos="709" w:leader="none"/>
-        </w:tabs>
-        <w:bidi w:val="0"/>
+          <w:numId w:val="15"/>
+        </w:numPr>
+        <w:tabs>
+          <w:tab w:val="clear" w:pos="1134"/>
+          <w:tab w:val="left" w:pos="709" w:leader="none"/>
+        </w:tabs>
+        <w:bidi w:val="0"/>
+        <w:spacing w:before="0" w:after="0"/>
         <w:ind w:hanging="283" w:start="709"/>
         <w:jc w:val="start"/>
         <w:rPr/>
@@ -5042,6 +5273,77 @@
     </w:p>
     <w:p>
       <w:pPr>
+        <w:pStyle w:val="BodyText"/>
+        <w:numPr>
+          <w:ilvl w:val="0"/>
+          <w:numId w:val="15"/>
+        </w:numPr>
+        <w:tabs>
+          <w:tab w:val="clear" w:pos="1134"/>
+          <w:tab w:val="left" w:pos="709" w:leader="none"/>
+        </w:tabs>
+        <w:bidi w:val="0"/>
+        <w:ind w:hanging="283" w:start="709"/>
+        <w:jc w:val="start"/>
+        <w:rPr/>
+      </w:pPr>
+      <w:r>
+        <w:rPr/>
+        <w:t>同名状态必须结合单据类型解释：</w:t>
+      </w:r>
+      <w:r>
+        <w:rPr/>
+        <w:t xml:space="preserve">PDA </w:t>
+      </w:r>
+      <w:r>
+        <w:rPr/>
+        <w:t xml:space="preserve">退货 </w:t>
+      </w:r>
+      <w:r>
+        <w:rPr>
+          <w:rStyle w:val="SourceText"/>
+        </w:rPr>
+        <w:t>COMPLETED</w:t>
+      </w:r>
+      <w:r>
+        <w:rPr/>
+        <w:t xml:space="preserve"> </w:t>
+      </w:r>
+      <w:r>
+        <w:rPr/>
+        <w:t xml:space="preserve">已直接扣库；代办货权转移 </w:t>
+      </w:r>
+      <w:r>
+        <w:rPr>
+          <w:rStyle w:val="SourceText"/>
+        </w:rPr>
+        <w:t>RESERVED</w:t>
+      </w:r>
+      <w:r>
+        <w:rPr/>
+        <w:t xml:space="preserve"> </w:t>
+      </w:r>
+      <w:r>
+        <w:rPr/>
+        <w:t>是待转货，</w:t>
+      </w:r>
+      <w:r>
+        <w:rPr>
+          <w:rStyle w:val="SourceText"/>
+        </w:rPr>
+        <w:t>POSTED</w:t>
+      </w:r>
+      <w:r>
+        <w:rPr/>
+        <w:t xml:space="preserve"> </w:t>
+      </w:r>
+      <w:r>
+        <w:rPr/>
+        <w:t xml:space="preserve">是已转货并销售出库。不能套用普通任务的“已完成、待过账”结论。 </w:t>
+      </w:r>
+    </w:p>
+    <w:p>
+      <w:pPr>
         <w:pStyle w:val="HorizontalLine"/>
         <w:bidi w:val="0"/>
         <w:jc w:val="start"/>
@@ -5059,8 +5361,8 @@
         <w:jc w:val="start"/>
         <w:rPr/>
       </w:pPr>
-      <w:bookmarkStart w:id="16" w:name="section-17-异常处理与问题上报"/>
-      <w:bookmarkEnd w:id="16"/>
+      <w:bookmarkStart w:id="17" w:name="section-18-异常处理与问题上报"/>
+      <w:bookmarkEnd w:id="17"/>
       <w:r>
         <w:rPr/>
         <w:t>异常处理与问题上报</w:t>
@@ -5074,8 +5376,8 @@
         <w:jc w:val="start"/>
         <w:rPr/>
       </w:pPr>
-      <w:bookmarkStart w:id="17" w:name="section-18-无法登录或菜单缺失"/>
-      <w:bookmarkEnd w:id="17"/>
+      <w:bookmarkStart w:id="18" w:name="section-19-无法登录或菜单缺失"/>
+      <w:bookmarkEnd w:id="18"/>
       <w:r>
         <w:rPr/>
         <w:t>无法登录或菜单缺失</w:t>
@@ -5109,8 +5411,8 @@
         <w:jc w:val="start"/>
         <w:rPr/>
       </w:pPr>
-      <w:bookmarkStart w:id="18" w:name="section-19-数据为空或范围不正确"/>
-      <w:bookmarkEnd w:id="18"/>
+      <w:bookmarkStart w:id="19" w:name="section-20-数据为空或范围不正确"/>
+      <w:bookmarkEnd w:id="19"/>
       <w:r>
         <w:rPr/>
         <w:t>数据为空或范围不正确</w:t>
@@ -5144,8 +5446,8 @@
         <w:jc w:val="start"/>
         <w:rPr/>
       </w:pPr>
-      <w:bookmarkStart w:id="19" w:name="section-20-网络超时或重复提交提示"/>
-      <w:bookmarkEnd w:id="19"/>
+      <w:bookmarkStart w:id="20" w:name="section-21-网络超时或重复提交提示"/>
+      <w:bookmarkEnd w:id="20"/>
       <w:r>
         <w:rPr/>
         <w:t>网络超时或重复提交提示</w:t>
@@ -5168,7 +5470,7 @@
         <w:pStyle w:val="BodyText"/>
         <w:numPr>
           <w:ilvl w:val="0"/>
-          <w:numId w:val="15"/>
+          <w:numId w:val="16"/>
         </w:numPr>
         <w:tabs>
           <w:tab w:val="clear" w:pos="1134"/>
@@ -5190,7 +5492,7 @@
         <w:pStyle w:val="BodyText"/>
         <w:numPr>
           <w:ilvl w:val="0"/>
-          <w:numId w:val="15"/>
+          <w:numId w:val="16"/>
         </w:numPr>
         <w:tabs>
           <w:tab w:val="clear" w:pos="1134"/>
@@ -5212,13 +5514,14 @@
         <w:pStyle w:val="BodyText"/>
         <w:numPr>
           <w:ilvl w:val="0"/>
-          <w:numId w:val="15"/>
-        </w:numPr>
-        <w:tabs>
-          <w:tab w:val="clear" w:pos="1134"/>
-          <w:tab w:val="left" w:pos="709" w:leader="none"/>
-        </w:tabs>
-        <w:bidi w:val="0"/>
+          <w:numId w:val="16"/>
+        </w:numPr>
+        <w:tabs>
+          <w:tab w:val="clear" w:pos="1134"/>
+          <w:tab w:val="left" w:pos="709" w:leader="none"/>
+        </w:tabs>
+        <w:bidi w:val="0"/>
+        <w:spacing w:before="0" w:after="0"/>
         <w:ind w:hanging="283" w:start="709"/>
         <w:jc w:val="start"/>
         <w:rPr/>
@@ -5242,14 +5545,89 @@
     </w:p>
     <w:p>
       <w:pPr>
+        <w:pStyle w:val="BodyText"/>
+        <w:numPr>
+          <w:ilvl w:val="0"/>
+          <w:numId w:val="16"/>
+        </w:numPr>
+        <w:tabs>
+          <w:tab w:val="clear" w:pos="1134"/>
+          <w:tab w:val="left" w:pos="709" w:leader="none"/>
+        </w:tabs>
+        <w:bidi w:val="0"/>
+        <w:spacing w:before="0" w:after="0"/>
+        <w:ind w:hanging="283" w:start="709"/>
+        <w:jc w:val="start"/>
+        <w:rPr/>
+      </w:pPr>
+      <w:r>
+        <w:rPr/>
+        <w:t xml:space="preserve">PDA </w:t>
+      </w:r>
+      <w:r>
+        <w:rPr/>
+        <w:t xml:space="preserve">退货出库出现“继续确认结果”时，使用原账号、原仓库恢复原请求；冲销待确认也不能另建退货单抵消。跨货主代办同时按销售单号、转货单号和任务号查原结果。 </w:t>
+      </w:r>
+    </w:p>
+    <w:p>
+      <w:pPr>
+        <w:pStyle w:val="BodyText"/>
+        <w:numPr>
+          <w:ilvl w:val="0"/>
+          <w:numId w:val="16"/>
+        </w:numPr>
+        <w:tabs>
+          <w:tab w:val="clear" w:pos="1134"/>
+          <w:tab w:val="left" w:pos="709" w:leader="none"/>
+        </w:tabs>
+        <w:bidi w:val="0"/>
+        <w:ind w:hanging="283" w:start="709"/>
+        <w:jc w:val="start"/>
+        <w:rPr/>
+      </w:pPr>
+      <w:r>
+        <w:rPr/>
+        <w:t xml:space="preserve">Android </w:t>
+      </w:r>
+      <w:r>
+        <w:rPr/>
+        <w:t xml:space="preserve">拣货、收银或 </w:t>
+      </w:r>
+      <w:r>
+        <w:rPr/>
+        <w:t xml:space="preserve">POS </w:t>
+      </w:r>
+      <w:r>
+        <w:rPr/>
+        <w:t>退货出现待确认提示时，保留原设备本地数据，使用页面提供的原请求恢复按钮。不要清应用数据、修改原请求或换账号继续办理，具体区别见《</w:t>
+      </w:r>
+      <w:r>
+        <w:rPr/>
+        <w:t xml:space="preserve">Android </w:t>
+      </w:r>
+      <w:r>
+        <w:rPr/>
+        <w:t>移动端使用手册》和《</w:t>
+      </w:r>
+      <w:r>
+        <w:rPr/>
+        <w:t xml:space="preserve">POS </w:t>
+      </w:r>
+      <w:r>
+        <w:rPr/>
+        <w:t xml:space="preserve">使用手册》。 </w:t>
+      </w:r>
+    </w:p>
+    <w:p>
+      <w:pPr>
         <w:pStyle w:val="Heading3"/>
         <w:bidi w:val="0"/>
         <w:ind w:hanging="0" w:start="0" w:end="0"/>
         <w:jc w:val="start"/>
         <w:rPr/>
       </w:pPr>
-      <w:bookmarkStart w:id="20" w:name="section-21-打印失败或打印页过期"/>
-      <w:bookmarkEnd w:id="20"/>
+      <w:bookmarkStart w:id="21" w:name="section-22-打印失败或打印页过期"/>
+      <w:bookmarkEnd w:id="21"/>
       <w:r>
         <w:rPr/>
         <w:t>打印失败或打印页过期</w:t>
@@ -5260,7 +5638,7 @@
         <w:pStyle w:val="BodyText"/>
         <w:numPr>
           <w:ilvl w:val="0"/>
-          <w:numId w:val="16"/>
+          <w:numId w:val="17"/>
         </w:numPr>
         <w:tabs>
           <w:tab w:val="clear" w:pos="1134"/>
@@ -5282,7 +5660,7 @@
         <w:pStyle w:val="BodyText"/>
         <w:numPr>
           <w:ilvl w:val="0"/>
-          <w:numId w:val="16"/>
+          <w:numId w:val="17"/>
         </w:numPr>
         <w:tabs>
           <w:tab w:val="clear" w:pos="1134"/>
@@ -5312,7 +5690,7 @@
         <w:pStyle w:val="BodyText"/>
         <w:numPr>
           <w:ilvl w:val="0"/>
-          <w:numId w:val="16"/>
+          <w:numId w:val="17"/>
         </w:numPr>
         <w:tabs>
           <w:tab w:val="clear" w:pos="1134"/>
@@ -5334,7 +5712,7 @@
         <w:pStyle w:val="BodyText"/>
         <w:numPr>
           <w:ilvl w:val="0"/>
-          <w:numId w:val="16"/>
+          <w:numId w:val="17"/>
         </w:numPr>
         <w:tabs>
           <w:tab w:val="clear" w:pos="1134"/>
@@ -5362,8 +5740,8 @@
         <w:jc w:val="start"/>
         <w:rPr/>
       </w:pPr>
-      <w:bookmarkStart w:id="21" w:name="section-22-移库-补货过账失败"/>
-      <w:bookmarkEnd w:id="21"/>
+      <w:bookmarkStart w:id="22" w:name="section-23-移库-补货过账失败"/>
+      <w:bookmarkEnd w:id="22"/>
       <w:r>
         <w:rPr/>
         <w:t>移库、补货过账失败</w:t>
@@ -5389,8 +5767,8 @@
         <w:jc w:val="start"/>
         <w:rPr/>
       </w:pPr>
-      <w:bookmarkStart w:id="22" w:name="section-23-库存-任务或账单不一致"/>
-      <w:bookmarkEnd w:id="22"/>
+      <w:bookmarkStart w:id="23" w:name="section-24-库存-任务或账单不一致"/>
+      <w:bookmarkEnd w:id="23"/>
       <w:r>
         <w:rPr/>
         <w:t>库存、任务或账单不一致</w:t>
@@ -5424,8 +5802,8 @@
         <w:jc w:val="start"/>
         <w:rPr/>
       </w:pPr>
-      <w:bookmarkStart w:id="23" w:name="section-24-问题上报模板"/>
-      <w:bookmarkEnd w:id="23"/>
+      <w:bookmarkStart w:id="24" w:name="section-25-问题上报模板"/>
+      <w:bookmarkEnd w:id="24"/>
       <w:r>
         <w:rPr/>
         <w:t>问题上报模板</w:t>
@@ -5436,7 +5814,7 @@
         <w:pStyle w:val="BodyText"/>
         <w:numPr>
           <w:ilvl w:val="0"/>
-          <w:numId w:val="17"/>
+          <w:numId w:val="18"/>
         </w:numPr>
         <w:tabs>
           <w:tab w:val="clear" w:pos="1134"/>
@@ -5458,7 +5836,7 @@
         <w:pStyle w:val="BodyText"/>
         <w:numPr>
           <w:ilvl w:val="0"/>
-          <w:numId w:val="17"/>
+          <w:numId w:val="18"/>
         </w:numPr>
         <w:tabs>
           <w:tab w:val="clear" w:pos="1134"/>
@@ -5480,7 +5858,7 @@
         <w:pStyle w:val="BodyText"/>
         <w:numPr>
           <w:ilvl w:val="0"/>
-          <w:numId w:val="17"/>
+          <w:numId w:val="18"/>
         </w:numPr>
         <w:tabs>
           <w:tab w:val="clear" w:pos="1134"/>
@@ -5502,7 +5880,7 @@
         <w:pStyle w:val="BodyText"/>
         <w:numPr>
           <w:ilvl w:val="0"/>
-          <w:numId w:val="17"/>
+          <w:numId w:val="18"/>
         </w:numPr>
         <w:tabs>
           <w:tab w:val="clear" w:pos="1134"/>
@@ -5524,7 +5902,7 @@
         <w:pStyle w:val="BodyText"/>
         <w:numPr>
           <w:ilvl w:val="0"/>
-          <w:numId w:val="17"/>
+          <w:numId w:val="18"/>
         </w:numPr>
         <w:tabs>
           <w:tab w:val="clear" w:pos="1134"/>
@@ -5546,7 +5924,7 @@
         <w:pStyle w:val="BodyText"/>
         <w:numPr>
           <w:ilvl w:val="0"/>
-          <w:numId w:val="17"/>
+          <w:numId w:val="18"/>
         </w:numPr>
         <w:tabs>
           <w:tab w:val="clear" w:pos="1134"/>
@@ -5568,7 +5946,7 @@
         <w:pStyle w:val="BodyText"/>
         <w:numPr>
           <w:ilvl w:val="0"/>
-          <w:numId w:val="17"/>
+          <w:numId w:val="18"/>
         </w:numPr>
         <w:tabs>
           <w:tab w:val="clear" w:pos="1134"/>
@@ -5590,7 +5968,7 @@
         <w:pStyle w:val="BodyText"/>
         <w:numPr>
           <w:ilvl w:val="0"/>
-          <w:numId w:val="17"/>
+          <w:numId w:val="18"/>
         </w:numPr>
         <w:tabs>
           <w:tab w:val="clear" w:pos="1134"/>
@@ -5612,7 +5990,7 @@
         <w:pStyle w:val="BodyText"/>
         <w:numPr>
           <w:ilvl w:val="0"/>
-          <w:numId w:val="17"/>
+          <w:numId w:val="18"/>
         </w:numPr>
         <w:tabs>
           <w:tab w:val="clear" w:pos="1134"/>
@@ -5634,7 +6012,7 @@
         <w:pStyle w:val="BodyText"/>
         <w:numPr>
           <w:ilvl w:val="0"/>
-          <w:numId w:val="17"/>
+          <w:numId w:val="18"/>
         </w:numPr>
         <w:tabs>
           <w:tab w:val="clear" w:pos="1134"/>
@@ -5658,8 +6036,8 @@
         <w:jc w:val="start"/>
         <w:rPr/>
       </w:pPr>
-      <w:bookmarkStart w:id="24" w:name="section-25-日常自检与培训验收"/>
-      <w:bookmarkEnd w:id="24"/>
+      <w:bookmarkStart w:id="25" w:name="section-26-日常自检与培训验收"/>
+      <w:bookmarkEnd w:id="25"/>
       <w:r>
         <w:rPr/>
         <w:t>日常自检与培训验收</w:t>
@@ -5670,7 +6048,7 @@
         <w:pStyle w:val="BodyText"/>
         <w:numPr>
           <w:ilvl w:val="0"/>
-          <w:numId w:val="18"/>
+          <w:numId w:val="19"/>
         </w:numPr>
         <w:tabs>
           <w:tab w:val="clear" w:pos="1134"/>
@@ -5692,7 +6070,7 @@
         <w:pStyle w:val="BodyText"/>
         <w:numPr>
           <w:ilvl w:val="0"/>
-          <w:numId w:val="18"/>
+          <w:numId w:val="19"/>
         </w:numPr>
         <w:tabs>
           <w:tab w:val="clear" w:pos="1134"/>
@@ -5714,7 +6092,7 @@
         <w:pStyle w:val="BodyText"/>
         <w:numPr>
           <w:ilvl w:val="0"/>
-          <w:numId w:val="18"/>
+          <w:numId w:val="19"/>
         </w:numPr>
         <w:tabs>
           <w:tab w:val="clear" w:pos="1134"/>
@@ -5736,7 +6114,7 @@
         <w:pStyle w:val="BodyText"/>
         <w:numPr>
           <w:ilvl w:val="0"/>
-          <w:numId w:val="18"/>
+          <w:numId w:val="19"/>
         </w:numPr>
         <w:tabs>
           <w:tab w:val="clear" w:pos="1134"/>
@@ -5758,7 +6136,7 @@
         <w:pStyle w:val="BodyText"/>
         <w:numPr>
           <w:ilvl w:val="0"/>
-          <w:numId w:val="18"/>
+          <w:numId w:val="19"/>
         </w:numPr>
         <w:tabs>
           <w:tab w:val="clear" w:pos="1134"/>
@@ -5780,7 +6158,7 @@
         <w:pStyle w:val="BodyText"/>
         <w:numPr>
           <w:ilvl w:val="0"/>
-          <w:numId w:val="18"/>
+          <w:numId w:val="19"/>
         </w:numPr>
         <w:tabs>
           <w:tab w:val="clear" w:pos="1134"/>
@@ -5802,7 +6180,7 @@
         <w:pStyle w:val="BodyText"/>
         <w:numPr>
           <w:ilvl w:val="0"/>
-          <w:numId w:val="18"/>
+          <w:numId w:val="19"/>
         </w:numPr>
         <w:tabs>
           <w:tab w:val="clear" w:pos="1134"/>
@@ -5826,8 +6204,8 @@
         <w:jc w:val="start"/>
         <w:rPr/>
       </w:pPr>
-      <w:bookmarkStart w:id="25" w:name="section-26-专项手册与边界"/>
-      <w:bookmarkEnd w:id="25"/>
+      <w:bookmarkStart w:id="26" w:name="section-27-专项手册与边界"/>
+      <w:bookmarkEnd w:id="26"/>
       <w:r>
         <w:rPr/>
         <w:t>专项手册与边界</w:t>
@@ -5838,7 +6216,7 @@
         <w:pStyle w:val="BodyText"/>
         <w:numPr>
           <w:ilvl w:val="0"/>
-          <w:numId w:val="19"/>
+          <w:numId w:val="20"/>
         </w:numPr>
         <w:tabs>
           <w:tab w:val="clear" w:pos="1134"/>
@@ -5880,7 +6258,61 @@
         <w:pStyle w:val="BodyText"/>
         <w:numPr>
           <w:ilvl w:val="0"/>
-          <w:numId w:val="19"/>
+          <w:numId w:val="20"/>
+        </w:numPr>
+        <w:tabs>
+          <w:tab w:val="clear" w:pos="1134"/>
+          <w:tab w:val="left" w:pos="709" w:leader="none"/>
+        </w:tabs>
+        <w:bidi w:val="0"/>
+        <w:spacing w:before="0" w:after="0"/>
+        <w:ind w:hanging="283" w:start="709"/>
+        <w:jc w:val="start"/>
+        <w:rPr/>
+      </w:pPr>
+      <w:r>
+        <w:rPr/>
+        <w:t>仓库向货主</w:t>
+      </w:r>
+      <w:r>
+        <w:rPr/>
+        <w:t>/</w:t>
+      </w:r>
+      <w:r>
+        <w:rPr/>
+        <w:t>原供应商退货参见《</w:t>
+      </w:r>
+      <w:r>
+        <w:rPr/>
+        <w:t xml:space="preserve">PDA </w:t>
+      </w:r>
+      <w:r>
+        <w:rPr/>
+        <w:t>退货出库使用手册》；</w:t>
+      </w:r>
+      <w:r>
+        <w:rPr/>
+        <w:t xml:space="preserve">Android </w:t>
+      </w:r>
+      <w:r>
+        <w:rPr/>
+        <w:t>现场操作与原请求恢复参见《</w:t>
+      </w:r>
+      <w:r>
+        <w:rPr/>
+        <w:t xml:space="preserve">Android </w:t>
+      </w:r>
+      <w:r>
+        <w:rPr/>
+        <w:t xml:space="preserve">移动端使用手册》。功能以各客户端已注册页面和实际权限为准。 </w:t>
+      </w:r>
+    </w:p>
+    <w:p>
+      <w:pPr>
+        <w:pStyle w:val="BodyText"/>
+        <w:numPr>
+          <w:ilvl w:val="0"/>
+          <w:numId w:val="20"/>
         </w:numPr>
         <w:tabs>
           <w:tab w:val="clear" w:pos="1134"/>
@@ -5910,7 +6342,7 @@
         <w:pStyle w:val="BodyText"/>
         <w:numPr>
           <w:ilvl w:val="0"/>
-          <w:numId w:val="19"/>
+          <w:numId w:val="20"/>
         </w:numPr>
         <w:tabs>
           <w:tab w:val="clear" w:pos="1134"/>
@@ -5932,7 +6364,7 @@
         <w:pStyle w:val="BodyText"/>
         <w:numPr>
           <w:ilvl w:val="0"/>
-          <w:numId w:val="19"/>
+          <w:numId w:val="20"/>
         </w:numPr>
         <w:tabs>
           <w:tab w:val="clear" w:pos="1134"/>
@@ -5956,8 +6388,8 @@
         <w:jc w:val="start"/>
         <w:rPr/>
       </w:pPr>
-      <w:bookmarkStart w:id="26" w:name="section-27-文档修订记录"/>
-      <w:bookmarkEnd w:id="26"/>
+      <w:bookmarkStart w:id="27" w:name="section-28-文档修订记录"/>
+      <w:bookmarkEnd w:id="27"/>
       <w:r>
         <w:rPr/>
         <w:t>文档修订记录</w:t>
@@ -5978,8 +6410,8 @@
       </w:tblPr>
       <w:tblGrid>
         <w:gridCol w:w="545"/>
-        <w:gridCol w:w="885"/>
-        <w:gridCol w:w="8620"/>
+        <w:gridCol w:w="884"/>
+        <w:gridCol w:w="8621"/>
       </w:tblGrid>
       <w:tr>
         <w:trPr>
@@ -6016,7 +6448,7 @@
         </w:tc>
         <w:tc>
           <w:tcPr>
-            <w:tcW w:w="885" w:type="dxa"/>
+            <w:tcW w:w="884" w:type="dxa"/>
             <w:tcBorders>
               <w:top w:val="single" w:sz="2" w:space="0" w:color="BDC9DA"/>
               <w:start w:val="single" w:sz="2" w:space="0" w:color="BDC9DA"/>
@@ -6045,7 +6477,7 @@
         </w:tc>
         <w:tc>
           <w:tcPr>
-            <w:tcW w:w="8620" w:type="dxa"/>
+            <w:tcW w:w="8621" w:type="dxa"/>
             <w:tcBorders>
               <w:top w:val="single" w:sz="2" w:space="0" w:color="BDC9DA"/>
               <w:start w:val="single" w:sz="2" w:space="0" w:color="BDC9DA"/>
@@ -6100,13 +6532,13 @@
               <w:rPr>
                 <w:sz w:val="18"/>
               </w:rPr>
-              <w:t>V2.1</w:t>
+              <w:t>V2.2</w:t>
             </w:r>
           </w:p>
         </w:tc>
         <w:tc>
           <w:tcPr>
-            <w:tcW w:w="885" w:type="dxa"/>
+            <w:tcW w:w="884" w:type="dxa"/>
             <w:tcBorders>
               <w:top w:val="single" w:sz="2" w:space="0" w:color="BDC9DA"/>
               <w:start w:val="single" w:sz="2" w:space="0" w:color="BDC9DA"/>
@@ -6129,13 +6561,13 @@
               <w:rPr>
                 <w:sz w:val="18"/>
               </w:rPr>
-              <w:t>2026-09-07</w:t>
+              <w:t>2026-10-17</w:t>
             </w:r>
           </w:p>
         </w:tc>
         <w:tc>
           <w:tcPr>
-            <w:tcW w:w="8620" w:type="dxa"/>
+            <w:tcW w:w="8621" w:type="dxa"/>
             <w:tcBorders>
               <w:top w:val="single" w:sz="2" w:space="0" w:color="BDC9DA"/>
               <w:start w:val="single" w:sz="2" w:space="0" w:color="BDC9DA"/>
@@ -6150,15 +6582,37 @@
               <w:spacing w:before="0" w:after="283"/>
               <w:ind w:hanging="0" w:start="0" w:end="0"/>
               <w:jc w:val="start"/>
-              <w:rPr>
-                <w:sz w:val="18"/>
-              </w:rPr>
+              <w:rPr/>
             </w:pPr>
             <w:r>
               <w:rPr>
                 <w:sz w:val="18"/>
               </w:rPr>
-              <w:t>按当前工作区（含未提交改动）更新收货上架、移库补货、商品建档、登录恢复、打印和财务核对；功能启用及设备使用以实际部署为准</w:t>
+              <w:t>补齐共享客户、代办转货、</w:t>
+            </w:r>
+            <w:r>
+              <w:rPr>
+                <w:sz w:val="18"/>
+              </w:rPr>
+              <w:t xml:space="preserve">PDA </w:t>
+            </w:r>
+            <w:r>
+              <w:rPr>
+                <w:sz w:val="18"/>
+              </w:rPr>
+              <w:t xml:space="preserve">退货出库、商品导入自动收货与导出；区分 </w:t>
+            </w:r>
+            <w:r>
+              <w:rPr>
+                <w:sz w:val="18"/>
+              </w:rPr>
+              <w:t xml:space="preserve">Android/PDA </w:t>
+            </w:r>
+            <w:r>
+              <w:rPr>
+                <w:sz w:val="18"/>
+              </w:rPr>
+              <w:t>收银库存和恢复能力，更新老板筛选及计费口径</w:t>
             </w:r>
           </w:p>
         </w:tc>
@@ -6190,13 +6644,13 @@
               <w:rPr>
                 <w:sz w:val="18"/>
               </w:rPr>
-              <w:t>V2.0</w:t>
+              <w:t>V2.1</w:t>
             </w:r>
           </w:p>
         </w:tc>
         <w:tc>
           <w:tcPr>
-            <w:tcW w:w="885" w:type="dxa"/>
+            <w:tcW w:w="884" w:type="dxa"/>
             <w:tcBorders>
               <w:top w:val="single" w:sz="2" w:space="0" w:color="BDC9DA"/>
               <w:start w:val="single" w:sz="2" w:space="0" w:color="BDC9DA"/>
@@ -6219,13 +6673,103 @@
               <w:rPr>
                 <w:sz w:val="18"/>
               </w:rPr>
-              <w:t>2026-08-04</w:t>
+              <w:t>2026-09-07</w:t>
             </w:r>
           </w:p>
         </w:tc>
         <w:tc>
           <w:tcPr>
-            <w:tcW w:w="8620" w:type="dxa"/>
+            <w:tcW w:w="8621" w:type="dxa"/>
+            <w:tcBorders>
+              <w:top w:val="single" w:sz="2" w:space="0" w:color="BDC9DA"/>
+              <w:start w:val="single" w:sz="2" w:space="0" w:color="BDC9DA"/>
+              <w:bottom w:val="single" w:sz="2" w:space="0" w:color="BDC9DA"/>
+              <w:end w:val="single" w:sz="2" w:space="0" w:color="BDC9DA"/>
+            </w:tcBorders>
+          </w:tcPr>
+          <w:p>
+            <w:pPr>
+              <w:pStyle w:val="TableContents"/>
+              <w:bidi w:val="0"/>
+              <w:spacing w:before="0" w:after="283"/>
+              <w:ind w:hanging="0" w:start="0" w:end="0"/>
+              <w:jc w:val="start"/>
+              <w:rPr>
+                <w:sz w:val="18"/>
+              </w:rPr>
+            </w:pPr>
+            <w:r>
+              <w:rPr>
+                <w:sz w:val="18"/>
+              </w:rPr>
+              <w:t>按当前工作区（含未提交改动）更新收货上架、移库补货、商品建档、登录恢复、打印和财务核对；功能启用及设备使用以实际部署为准</w:t>
+            </w:r>
+          </w:p>
+        </w:tc>
+      </w:tr>
+      <w:tr>
+        <w:trPr/>
+        <w:tc>
+          <w:tcPr>
+            <w:tcW w:w="545" w:type="dxa"/>
+            <w:tcBorders>
+              <w:top w:val="single" w:sz="2" w:space="0" w:color="BDC9DA"/>
+              <w:start w:val="single" w:sz="2" w:space="0" w:color="BDC9DA"/>
+              <w:bottom w:val="single" w:sz="2" w:space="0" w:color="BDC9DA"/>
+              <w:end w:val="single" w:sz="2" w:space="0" w:color="BDC9DA"/>
+            </w:tcBorders>
+          </w:tcPr>
+          <w:p>
+            <w:pPr>
+              <w:pStyle w:val="TableContents"/>
+              <w:bidi w:val="0"/>
+              <w:spacing w:before="0" w:after="283"/>
+              <w:ind w:hanging="0" w:start="0" w:end="0"/>
+              <w:jc w:val="start"/>
+              <w:rPr>
+                <w:sz w:val="18"/>
+              </w:rPr>
+            </w:pPr>
+            <w:r>
+              <w:rPr>
+                <w:sz w:val="18"/>
+              </w:rPr>
+              <w:t>V2.0</w:t>
+            </w:r>
+          </w:p>
+        </w:tc>
+        <w:tc>
+          <w:tcPr>
+            <w:tcW w:w="884" w:type="dxa"/>
+            <w:tcBorders>
+              <w:top w:val="single" w:sz="2" w:space="0" w:color="BDC9DA"/>
+              <w:start w:val="single" w:sz="2" w:space="0" w:color="BDC9DA"/>
+              <w:bottom w:val="single" w:sz="2" w:space="0" w:color="BDC9DA"/>
+              <w:end w:val="single" w:sz="2" w:space="0" w:color="BDC9DA"/>
+            </w:tcBorders>
+          </w:tcPr>
+          <w:p>
+            <w:pPr>
+              <w:pStyle w:val="TableContents"/>
+              <w:bidi w:val="0"/>
+              <w:spacing w:before="0" w:after="283"/>
+              <w:ind w:hanging="0" w:start="0" w:end="0"/>
+              <w:jc w:val="start"/>
+              <w:rPr>
+                <w:sz w:val="18"/>
+              </w:rPr>
+            </w:pPr>
+            <w:r>
+              <w:rPr>
+                <w:sz w:val="18"/>
+              </w:rPr>
+              <w:t>2026-08-04</w:t>
+            </w:r>
+          </w:p>
+        </w:tc>
+        <w:tc>
+          <w:tcPr>
+            <w:tcW w:w="8621" w:type="dxa"/>
             <w:tcBorders>
               <w:top w:val="single" w:sz="2" w:space="0" w:color="BDC9DA"/>
               <w:start w:val="single" w:sz="2" w:space="0" w:color="BDC9DA"/>
@@ -6267,7 +6811,7 @@
     </w:p>
     <w:sectPr>
       <w:type w:val="nextPage"/>
-      <w:pgSz w:w="11906" w:h="16838"/>
+      <w:pgSz w:w="12240" w:h="15840"/>
       <w:pgMar w:left="907" w:right="907" w:gutter="0" w:header="0" w:top="1020" w:footer="0" w:bottom="1077"/>
       <w:pgNumType w:fmt="decimal"/>
       <w:formProt w:val="false"/>
@@ -7646,8 +8190,8 @@
   <w:abstractNum w:abstractNumId="12">
     <w:lvl w:ilvl="0">
       <w:start w:val="1"/>
-      <w:numFmt w:val="decimal"/>
-      <w:lvlText w:val="%1."/>
+      <w:numFmt w:val="bullet"/>
+      <w:lvlText w:val=""/>
       <w:lvlJc w:val="start"/>
       <w:pPr>
         <w:tabs>
@@ -7655,12 +8199,14 @@
         </w:tabs>
         <w:ind w:start="709" w:hanging="283"/>
       </w:pPr>
-      <w:rPr/>
+      <w:rPr>
+        <w:rFonts w:ascii="Symbol" w:hAnsi="Symbol" w:cs="Symbol" w:hint="default"/>
+      </w:rPr>
     </w:lvl>
     <w:lvl w:ilvl="1">
       <w:start w:val="1"/>
-      <w:numFmt w:val="decimal"/>
-      <w:lvlText w:val="%2."/>
+      <w:numFmt w:val="bullet"/>
+      <w:lvlText w:val=""/>
       <w:lvlJc w:val="start"/>
       <w:pPr>
         <w:tabs>
@@ -7668,12 +8214,14 @@
         </w:tabs>
         <w:ind w:start="1418" w:hanging="283"/>
       </w:pPr>
-      <w:rPr/>
+      <w:rPr>
+        <w:rFonts w:ascii="Symbol" w:hAnsi="Symbol" w:cs="Symbol" w:hint="default"/>
+      </w:rPr>
     </w:lvl>
     <w:lvl w:ilvl="2">
       <w:start w:val="1"/>
-      <w:numFmt w:val="decimal"/>
-      <w:lvlText w:val="%3."/>
+      <w:numFmt w:val="bullet"/>
+      <w:lvlText w:val=""/>
       <w:lvlJc w:val="start"/>
       <w:pPr>
         <w:tabs>
@@ -7681,12 +8229,14 @@
         </w:tabs>
         <w:ind w:start="2127" w:hanging="283"/>
       </w:pPr>
-      <w:rPr/>
+      <w:rPr>
+        <w:rFonts w:ascii="Symbol" w:hAnsi="Symbol" w:cs="Symbol" w:hint="default"/>
+      </w:rPr>
     </w:lvl>
     <w:lvl w:ilvl="3">
       <w:start w:val="1"/>
-      <w:numFmt w:val="decimal"/>
-      <w:lvlText w:val="%4."/>
+      <w:numFmt w:val="bullet"/>
+      <w:lvlText w:val=""/>
       <w:lvlJc w:val="start"/>
       <w:pPr>
         <w:tabs>
@@ -7694,12 +8244,14 @@
         </w:tabs>
         <w:ind w:start="2836" w:hanging="283"/>
       </w:pPr>
-      <w:rPr/>
+      <w:rPr>
+        <w:rFonts w:ascii="Symbol" w:hAnsi="Symbol" w:cs="Symbol" w:hint="default"/>
+      </w:rPr>
     </w:lvl>
     <w:lvl w:ilvl="4">
       <w:start w:val="1"/>
-      <w:numFmt w:val="decimal"/>
-      <w:lvlText w:val="%5."/>
+      <w:numFmt w:val="bullet"/>
+      <w:lvlText w:val=""/>
       <w:lvlJc w:val="start"/>
       <w:pPr>
         <w:tabs>
@@ -7707,12 +8259,14 @@
         </w:tabs>
         <w:ind w:start="3545" w:hanging="283"/>
       </w:pPr>
-      <w:rPr/>
+      <w:rPr>
+        <w:rFonts w:ascii="Symbol" w:hAnsi="Symbol" w:cs="Symbol" w:hint="default"/>
+      </w:rPr>
     </w:lvl>
     <w:lvl w:ilvl="5">
       <w:start w:val="1"/>
-      <w:numFmt w:val="decimal"/>
-      <w:lvlText w:val="%6."/>
+      <w:numFmt w:val="bullet"/>
+      <w:lvlText w:val=""/>
       <w:lvlJc w:val="start"/>
       <w:pPr>
         <w:tabs>
@@ -7720,12 +8274,14 @@
         </w:tabs>
         <w:ind w:start="4254" w:hanging="283"/>
       </w:pPr>
-      <w:rPr/>
+      <w:rPr>
+        <w:rFonts w:ascii="Symbol" w:hAnsi="Symbol" w:cs="Symbol" w:hint="default"/>
+      </w:rPr>
     </w:lvl>
     <w:lvl w:ilvl="6">
       <w:start w:val="1"/>
-      <w:numFmt w:val="decimal"/>
-      <w:lvlText w:val="%7."/>
+      <w:numFmt w:val="bullet"/>
+      <w:lvlText w:val=""/>
       <w:lvlJc w:val="start"/>
       <w:pPr>
         <w:tabs>
@@ -7733,12 +8289,14 @@
         </w:tabs>
         <w:ind w:start="4963" w:hanging="283"/>
       </w:pPr>
-      <w:rPr/>
+      <w:rPr>
+        <w:rFonts w:ascii="Symbol" w:hAnsi="Symbol" w:cs="Symbol" w:hint="default"/>
+      </w:rPr>
     </w:lvl>
     <w:lvl w:ilvl="7">
       <w:start w:val="1"/>
-      <w:numFmt w:val="decimal"/>
-      <w:lvlText w:val="%8."/>
+      <w:numFmt w:val="bullet"/>
+      <w:lvlText w:val=""/>
       <w:lvlJc w:val="start"/>
       <w:pPr>
         <w:tabs>
@@ -7746,12 +8304,14 @@
         </w:tabs>
         <w:ind w:start="5672" w:hanging="283"/>
       </w:pPr>
-      <w:rPr/>
+      <w:rPr>
+        <w:rFonts w:ascii="Symbol" w:hAnsi="Symbol" w:cs="Symbol" w:hint="default"/>
+      </w:rPr>
     </w:lvl>
     <w:lvl w:ilvl="8">
       <w:start w:val="1"/>
-      <w:numFmt w:val="decimal"/>
-      <w:lvlText w:val="%9."/>
+      <w:numFmt w:val="bullet"/>
+      <w:lvlText w:val=""/>
       <w:lvlJc w:val="start"/>
       <w:pPr>
         <w:tabs>
@@ -7759,12 +8319,133 @@
         </w:tabs>
         <w:ind w:start="6381" w:hanging="283"/>
       </w:pPr>
-      <w:rPr/>
+      <w:rPr>
+        <w:rFonts w:ascii="Symbol" w:hAnsi="Symbol" w:cs="Symbol" w:hint="default"/>
+      </w:rPr>
     </w:lvl>
   </w:abstractNum>
   <w:abstractNum w:abstractNumId="13">
     <w:lvl w:ilvl="0">
       <w:start w:val="1"/>
+      <w:numFmt w:val="decimal"/>
+      <w:lvlText w:val="%1."/>
+      <w:lvlJc w:val="start"/>
+      <w:pPr>
+        <w:tabs>
+          <w:tab w:val="num" w:pos="709"/>
+        </w:tabs>
+        <w:ind w:start="709" w:hanging="283"/>
+      </w:pPr>
+      <w:rPr/>
+    </w:lvl>
+    <w:lvl w:ilvl="1">
+      <w:start w:val="1"/>
+      <w:numFmt w:val="decimal"/>
+      <w:lvlText w:val="%2."/>
+      <w:lvlJc w:val="start"/>
+      <w:pPr>
+        <w:tabs>
+          <w:tab w:val="num" w:pos="1418"/>
+        </w:tabs>
+        <w:ind w:start="1418" w:hanging="283"/>
+      </w:pPr>
+      <w:rPr/>
+    </w:lvl>
+    <w:lvl w:ilvl="2">
+      <w:start w:val="1"/>
+      <w:numFmt w:val="decimal"/>
+      <w:lvlText w:val="%3."/>
+      <w:lvlJc w:val="start"/>
+      <w:pPr>
+        <w:tabs>
+          <w:tab w:val="num" w:pos="2127"/>
+        </w:tabs>
+        <w:ind w:start="2127" w:hanging="283"/>
+      </w:pPr>
+      <w:rPr/>
+    </w:lvl>
+    <w:lvl w:ilvl="3">
+      <w:start w:val="1"/>
+      <w:numFmt w:val="decimal"/>
+      <w:lvlText w:val="%4."/>
+      <w:lvlJc w:val="start"/>
+      <w:pPr>
+        <w:tabs>
+          <w:tab w:val="num" w:pos="2836"/>
+        </w:tabs>
+        <w:ind w:start="2836" w:hanging="283"/>
+      </w:pPr>
+      <w:rPr/>
+    </w:lvl>
+    <w:lvl w:ilvl="4">
+      <w:start w:val="1"/>
+      <w:numFmt w:val="decimal"/>
+      <w:lvlText w:val="%5."/>
+      <w:lvlJc w:val="start"/>
+      <w:pPr>
+        <w:tabs>
+          <w:tab w:val="num" w:pos="3545"/>
+        </w:tabs>
+        <w:ind w:start="3545" w:hanging="283"/>
+      </w:pPr>
+      <w:rPr/>
+    </w:lvl>
+    <w:lvl w:ilvl="5">
+      <w:start w:val="1"/>
+      <w:numFmt w:val="decimal"/>
+      <w:lvlText w:val="%6."/>
+      <w:lvlJc w:val="start"/>
+      <w:pPr>
+        <w:tabs>
+          <w:tab w:val="num" w:pos="4254"/>
+        </w:tabs>
+        <w:ind w:start="4254" w:hanging="283"/>
+      </w:pPr>
+      <w:rPr/>
+    </w:lvl>
+    <w:lvl w:ilvl="6">
+      <w:start w:val="1"/>
+      <w:numFmt w:val="decimal"/>
+      <w:lvlText w:val="%7."/>
+      <w:lvlJc w:val="start"/>
+      <w:pPr>
+        <w:tabs>
+          <w:tab w:val="num" w:pos="4963"/>
+        </w:tabs>
+        <w:ind w:start="4963" w:hanging="283"/>
+      </w:pPr>
+      <w:rPr/>
+    </w:lvl>
+    <w:lvl w:ilvl="7">
+      <w:start w:val="1"/>
+      <w:numFmt w:val="decimal"/>
+      <w:lvlText w:val="%8."/>
+      <w:lvlJc w:val="start"/>
+      <w:pPr>
+        <w:tabs>
+          <w:tab w:val="num" w:pos="5672"/>
+        </w:tabs>
+        <w:ind w:start="5672" w:hanging="283"/>
+      </w:pPr>
+      <w:rPr/>
+    </w:lvl>
+    <w:lvl w:ilvl="8">
+      <w:start w:val="1"/>
+      <w:numFmt w:val="decimal"/>
+      <w:lvlText w:val="%9."/>
+      <w:lvlJc w:val="start"/>
+      <w:pPr>
+        <w:tabs>
+          <w:tab w:val="num" w:pos="6381"/>
+        </w:tabs>
+        <w:ind w:start="6381" w:hanging="283"/>
+      </w:pPr>
+      <w:rPr/>
+    </w:lvl>
+  </w:abstractNum>
+  <w:abstractNum w:abstractNumId="14">
+    <w:lvl w:ilvl="0">
+      <w:start w:val="1"/>
       <w:numFmt w:val="bullet"/>
       <w:lvlText w:val=""/>
       <w:lvlJc w:val="start"/>
@@ -7899,7 +8580,7 @@
       </w:rPr>
     </w:lvl>
   </w:abstractNum>
-  <w:abstractNum w:abstractNumId="14">
+  <w:abstractNum w:abstractNumId="15">
     <w:lvl w:ilvl="0">
       <w:start w:val="1"/>
       <w:numFmt w:val="bullet"/>
@@ -8036,7 +8717,7 @@
       </w:rPr>
     </w:lvl>
   </w:abstractNum>
-  <w:abstractNum w:abstractNumId="15">
+  <w:abstractNum w:abstractNumId="16">
     <w:lvl w:ilvl="0">
       <w:start w:val="1"/>
       <w:numFmt w:val="bullet"/>
@@ -8173,7 +8854,7 @@
       </w:rPr>
     </w:lvl>
   </w:abstractNum>
-  <w:abstractNum w:abstractNumId="16">
+  <w:abstractNum w:abstractNumId="17">
     <w:lvl w:ilvl="0">
       <w:start w:val="1"/>
       <w:numFmt w:val="decimal"/>
@@ -8292,7 +8973,7 @@
       <w:rPr/>
     </w:lvl>
   </w:abstractNum>
-  <w:abstractNum w:abstractNumId="17">
+  <w:abstractNum w:abstractNumId="18">
     <w:lvl w:ilvl="0">
       <w:start w:val="1"/>
       <w:numFmt w:val="bullet"/>
@@ -8429,7 +9110,7 @@
       </w:rPr>
     </w:lvl>
   </w:abstractNum>
-  <w:abstractNum w:abstractNumId="18">
+  <w:abstractNum w:abstractNumId="19">
     <w:lvl w:ilvl="0">
       <w:start w:val="1"/>
       <w:numFmt w:val="bullet"/>
@@ -8566,7 +9247,7 @@
       </w:rPr>
     </w:lvl>
   </w:abstractNum>
-  <w:abstractNum w:abstractNumId="19">
+  <w:abstractNum w:abstractNumId="20">
     <w:lvl w:ilvl="0">
       <w:start w:val="1"/>
       <w:numFmt w:val="bullet"/>
@@ -8703,7 +9384,7 @@
       </w:rPr>
     </w:lvl>
   </w:abstractNum>
-  <w:abstractNum w:abstractNumId="20">
+  <w:abstractNum w:abstractNumId="21">
     <w:lvl w:ilvl="0">
       <w:start w:val="1"/>
       <w:numFmt w:val="none"/>
@@ -8883,6 +9564,9 @@
   </w:num>
   <w:num w:numId="20">
     <w:abstractNumId w:val="20"/>
+  </w:num>
+  <w:num w:numId="21">
+    <w:abstractNumId w:val="21"/>
   </w:num>
 </w:numbering>
 </file>
@@ -9076,8 +9760,8 @@
       <w:suppressLineNumbers/>
       <w:tabs>
         <w:tab w:val="clear" w:pos="1134"/>
-        <w:tab w:val="center" w:pos="4819" w:leader="none"/>
-        <w:tab w:val="right" w:pos="9638" w:leader="none"/>
+        <w:tab w:val="center" w:pos="4986" w:leader="none"/>
+        <w:tab w:val="right" w:pos="9972" w:leader="none"/>
       </w:tabs>
     </w:pPr>
     <w:rPr/>
